--- a/laboratorios_fgd/LAB-C1-FGD-2026II-ESTUDIANTE.docx
+++ b/laboratorios_fgd/LAB-C1-FGD-2026II-ESTUDIANTE.docx
@@ -8600,7 +8600,7 @@
           <w:sz w:val="22"/>
           <w:szCs w:val="22"/>
         </w:rPr>
-        <w:t xml:space="preserve">  Usted es analista de datos de El Buen Sabor, un restaurante con sedes en Lima, Arequipa, Trujillo y Cusco. La administradora le entrega 72 ventas simuladas del 1 al 6 de marzo de 2026 y le pide evaluar si conviene lanzar una promoción. Antes de consultar nada, debe entender cómo está organizada la base de datos. Las cifras son didácticas y no describen una tendencia real.</w:t>
+        <w:t xml:space="preserve">  Usted es analista de datos de El Buen Sabor, un restaurante con sedes en Lima, Cusco y Juliaca. La administradora le entrega una base pequeña con 5 ventas simuladas y le pide evaluar si conviene lanzar una promoción. Antes de consultar nada, debe entender cómo está organizada la base de datos. Las cifras son didácticas y no describen una tendencia real.</w:t>
       </w:r>
     </w:p>
     <w:p>
@@ -8626,7 +8626,7 @@
         <w:t xml:space="preserve">crean y llenan la base de datos SQLite</w:t>
       </w:r>
       <w:r>
-        <w:t xml:space="preserve"> con tres tablas: sedes, productos y ventas. Luego ejecute la celda 5, que muestra las primeras filas de cada tabla, y complete las tablas 5.1 a 5.3 leyendo la estructura en el código de la celda 3. En SQLite un valor booleano se guarda como entero: 1 (sí) o 0 (no).</w:t>
+        <w:t xml:space="preserve"> con tres tablas: sedes, productos y ventas. Luego ejecute la celda 5, que muestra el contenido de cada tabla, y complete las tablas 5.1 a 5.3 leyendo la estructura en el código de la celda 3. En SQLite un valor booleano se guarda como entero: 1 (sí) o 0 (no).</w:t>
       </w:r>
     </w:p>
     <w:p>
@@ -8747,7 +8747,7 @@
           <w:sz w:val="18"/>
           <w:szCs w:val="18"/>
         </w:rPr>
-        <w:t xml:space="preserve">    sede_id        INTEGER PRIMARY KEY,</w:t>
+        <w:t xml:space="preserve">    sede_id   INTEGER PRIMARY KEY,</w:t>
       </w:r>
     </w:p>
     <w:p>
@@ -8762,7 +8762,7 @@
           <w:sz w:val="18"/>
           <w:szCs w:val="18"/>
         </w:rPr>
-        <w:t xml:space="preserve">    ciudad         TEXT    NOT NULL,</w:t>
+        <w:t xml:space="preserve">    ciudad    TEXT    NOT NULL,</w:t>
       </w:r>
     </w:p>
     <w:p>
@@ -8777,7 +8777,7 @@
           <w:sz w:val="18"/>
           <w:szCs w:val="18"/>
         </w:rPr>
-        <w:t xml:space="preserve">    es_propia      INTEGER NOT NULL,   -- 1 = sí, 0 = no</w:t>
+        <w:t xml:space="preserve">    es_propia INTEGER NOT NULL      -- 1 = sí, 0 = no</w:t>
       </w:r>
     </w:p>
     <w:p>
@@ -8792,7 +8792,7 @@
           <w:sz w:val="18"/>
           <w:szCs w:val="18"/>
         </w:rPr>
-        <w:t xml:space="preserve">    fecha_apertura TEXT    NOT NULL</w:t>
+        <w:t xml:space="preserve">);</w:t>
       </w:r>
     </w:p>
     <w:p>
@@ -8807,7 +8807,7 @@
           <w:sz w:val="18"/>
           <w:szCs w:val="18"/>
         </w:rPr>
-        <w:t xml:space="preserve">);</w:t>
+        <w:t xml:space="preserve"> </w:t>
       </w:r>
     </w:p>
     <w:p>
@@ -8822,7 +8822,7 @@
           <w:sz w:val="18"/>
           <w:szCs w:val="18"/>
         </w:rPr>
-        <w:t xml:space="preserve"> </w:t>
+        <w:t xml:space="preserve">CREATE TABLE productos (</w:t>
       </w:r>
     </w:p>
     <w:p>
@@ -8837,7 +8837,7 @@
           <w:sz w:val="18"/>
           <w:szCs w:val="18"/>
         </w:rPr>
-        <w:t xml:space="preserve">CREATE TABLE productos (</w:t>
+        <w:t xml:space="preserve">    producto_id  INTEGER PRIMARY KEY,</w:t>
       </w:r>
     </w:p>
     <w:p>
@@ -8852,7 +8852,7 @@
           <w:sz w:val="18"/>
           <w:szCs w:val="18"/>
         </w:rPr>
-        <w:t xml:space="preserve">    producto_id  INTEGER PRIMARY KEY,</w:t>
+        <w:t xml:space="preserve">    nombre       TEXT    NOT NULL,</w:t>
       </w:r>
     </w:p>
     <w:p>
@@ -8867,7 +8867,7 @@
           <w:sz w:val="18"/>
           <w:szCs w:val="18"/>
         </w:rPr>
-        <w:t xml:space="preserve">    nombre       TEXT    NOT NULL,</w:t>
+        <w:t xml:space="preserve">    categoria    TEXT    NOT NULL,</w:t>
       </w:r>
     </w:p>
     <w:p>
@@ -8882,7 +8882,7 @@
           <w:sz w:val="18"/>
           <w:szCs w:val="18"/>
         </w:rPr>
-        <w:t xml:space="preserve">    categoria    TEXT    NOT NULL,</w:t>
+        <w:t xml:space="preserve">    precio_lista REAL    NOT NULL,</w:t>
       </w:r>
     </w:p>
     <w:p>
@@ -8897,7 +8897,7 @@
           <w:sz w:val="18"/>
           <w:szCs w:val="18"/>
         </w:rPr>
-        <w:t xml:space="preserve">    precio_lista REAL    NOT NULL,</w:t>
+        <w:t xml:space="preserve">    activo       INTEGER NOT NULL   -- 1 = sí, 0 = no</w:t>
       </w:r>
     </w:p>
     <w:p>
@@ -8912,7 +8912,7 @@
           <w:sz w:val="18"/>
           <w:szCs w:val="18"/>
         </w:rPr>
-        <w:t xml:space="preserve">    activo       INTEGER NOT NULL      -- 1 = sí, 0 = no</w:t>
+        <w:t xml:space="preserve">);</w:t>
       </w:r>
     </w:p>
     <w:p>
@@ -8927,7 +8927,7 @@
           <w:sz w:val="18"/>
           <w:szCs w:val="18"/>
         </w:rPr>
-        <w:t xml:space="preserve">);</w:t>
+        <w:t xml:space="preserve"> </w:t>
       </w:r>
     </w:p>
     <w:p>
@@ -8942,7 +8942,7 @@
           <w:sz w:val="18"/>
           <w:szCs w:val="18"/>
         </w:rPr>
-        <w:t xml:space="preserve"> </w:t>
+        <w:t xml:space="preserve">CREATE TABLE ventas (</w:t>
       </w:r>
     </w:p>
     <w:p>
@@ -8957,7 +8957,7 @@
           <w:sz w:val="18"/>
           <w:szCs w:val="18"/>
         </w:rPr>
-        <w:t xml:space="preserve">CREATE TABLE ventas (</w:t>
+        <w:t xml:space="preserve">    venta_id         INTEGER PRIMARY KEY,</w:t>
       </w:r>
     </w:p>
     <w:p>
@@ -8972,7 +8972,7 @@
           <w:sz w:val="18"/>
           <w:szCs w:val="18"/>
         </w:rPr>
-        <w:t xml:space="preserve">    venta_id         INTEGER PRIMARY KEY,</w:t>
+        <w:t xml:space="preserve">    ciudad           TEXT    NOT NULL,</w:t>
       </w:r>
     </w:p>
     <w:p>
@@ -8987,7 +8987,7 @@
           <w:sz w:val="18"/>
           <w:szCs w:val="18"/>
         </w:rPr>
-        <w:t xml:space="preserve">    fecha_venta      TEXT    NOT NULL,</w:t>
+        <w:t xml:space="preserve">    producto         TEXT    NOT NULL,</w:t>
       </w:r>
     </w:p>
     <w:p>
@@ -9002,7 +9002,7 @@
           <w:sz w:val="18"/>
           <w:szCs w:val="18"/>
         </w:rPr>
-        <w:t xml:space="preserve">    ciudad           TEXT    NOT NULL,</w:t>
+        <w:t xml:space="preserve">    categoria        TEXT    NOT NULL,</w:t>
       </w:r>
     </w:p>
     <w:p>
@@ -9017,7 +9017,7 @@
           <w:sz w:val="18"/>
           <w:szCs w:val="18"/>
         </w:rPr>
-        <w:t xml:space="preserve">    producto         TEXT    NOT NULL,</w:t>
+        <w:t xml:space="preserve">    unidades         INTEGER NOT NULL,</w:t>
       </w:r>
     </w:p>
     <w:p>
@@ -9032,7 +9032,7 @@
           <w:sz w:val="18"/>
           <w:szCs w:val="18"/>
         </w:rPr>
-        <w:t xml:space="preserve">    categoria        TEXT    NOT NULL,</w:t>
+        <w:t xml:space="preserve">    monto            REAL    NOT NULL,</w:t>
       </w:r>
     </w:p>
     <w:p>
@@ -9047,7 +9047,7 @@
           <w:sz w:val="18"/>
           <w:szCs w:val="18"/>
         </w:rPr>
-        <w:t xml:space="preserve">    unidades         INTEGER NOT NULL,</w:t>
+        <w:t xml:space="preserve">    pago_con_tarjeta INTEGER NOT NULL,  -- 1 = sí, 0 = no</w:t>
       </w:r>
     </w:p>
     <w:p>
@@ -9062,37 +9062,7 @@
           <w:sz w:val="18"/>
           <w:szCs w:val="18"/>
         </w:rPr>
-        <w:t xml:space="preserve">    monto            REAL    NOT NULL,</w:t>
-      </w:r>
-    </w:p>
-    <w:p>
-      <w:pPr>
-        <w:keepNext/>
-        <w:shd w:fill="F5F5F5" w:val="clear"/>
-        <w:spacing w:after="0" w:before="0" w:line="240"/>
-      </w:pPr>
-      <w:r>
-        <w:rPr>
-          <w:rFonts w:ascii="Consolas" w:cs="Consolas" w:eastAsia="Consolas" w:hAnsi="Consolas"/>
-          <w:sz w:val="18"/>
-          <w:szCs w:val="18"/>
-        </w:rPr>
-        <w:t xml:space="preserve">    pago_con_tarjeta INTEGER NOT NULL, -- 1 = sí, 0 = no</w:t>
-      </w:r>
-    </w:p>
-    <w:p>
-      <w:pPr>
-        <w:keepNext/>
-        <w:shd w:fill="F5F5F5" w:val="clear"/>
-        <w:spacing w:after="0" w:before="0" w:line="240"/>
-      </w:pPr>
-      <w:r>
-        <w:rPr>
-          <w:rFonts w:ascii="Consolas" w:cs="Consolas" w:eastAsia="Consolas" w:hAnsi="Consolas"/>
-          <w:sz w:val="18"/>
-          <w:szCs w:val="18"/>
-        </w:rPr>
-        <w:t xml:space="preserve">    satisfaccion     TEXT              -- Baja, Media o Alta (puede quedar vacía)</w:t>
+        <w:t xml:space="preserve">    satisfaccion     TEXT               -- Baja, Media o Alta (puede quedar vacía)</w:t>
       </w:r>
     </w:p>
     <w:p>
@@ -9188,7 +9158,7 @@
           <w:sz w:val="18"/>
           <w:szCs w:val="18"/>
         </w:rPr>
-        <w:t xml:space="preserve">    (1, 'Lima', 1, '2019-03-15'),</w:t>
+        <w:t xml:space="preserve">    (1, 'Lima', 1),</w:t>
       </w:r>
     </w:p>
     <w:p>
@@ -9203,7 +9173,7 @@
           <w:sz w:val="18"/>
           <w:szCs w:val="18"/>
         </w:rPr>
-        <w:t xml:space="preserve">    (2, 'Arequipa', 1, '2020-08-01'),</w:t>
+        <w:t xml:space="preserve">    (2, 'Cusco', 0),</w:t>
       </w:r>
     </w:p>
     <w:p>
@@ -9218,7 +9188,7 @@
           <w:sz w:val="18"/>
           <w:szCs w:val="18"/>
         </w:rPr>
-        <w:t xml:space="preserve">    (3, 'Trujillo', 0, '2021-05-10'),</w:t>
+        <w:t xml:space="preserve">    (3, 'Juliaca', 0);</w:t>
       </w:r>
     </w:p>
     <w:p>
@@ -9233,7 +9203,7 @@
           <w:sz w:val="18"/>
           <w:szCs w:val="18"/>
         </w:rPr>
-        <w:t xml:space="preserve">    (4, 'Cusco', 0, '2022-01-20');</w:t>
+        <w:t xml:space="preserve"> </w:t>
       </w:r>
     </w:p>
     <w:p>
@@ -9248,7 +9218,7 @@
           <w:sz w:val="18"/>
           <w:szCs w:val="18"/>
         </w:rPr>
-        <w:t xml:space="preserve"> </w:t>
+        <w:t xml:space="preserve">INSERT INTO productos VALUES</w:t>
       </w:r>
     </w:p>
     <w:p>
@@ -9263,7 +9233,7 @@
           <w:sz w:val="18"/>
           <w:szCs w:val="18"/>
         </w:rPr>
-        <w:t xml:space="preserve">INSERT INTO productos VALUES</w:t>
+        <w:t xml:space="preserve">    (1, 'Lomo saltado', 'Plato', 38.0, 1),</w:t>
       </w:r>
     </w:p>
     <w:p>
@@ -9278,7 +9248,7 @@
           <w:sz w:val="18"/>
           <w:szCs w:val="18"/>
         </w:rPr>
-        <w:t xml:space="preserve">    (1, 'Lomo saltado', 'Plato', 38.0, 1),</w:t>
+        <w:t xml:space="preserve">    (2, 'Ceviche', 'Plato', 42.0, 1),</w:t>
       </w:r>
     </w:p>
     <w:p>
@@ -9293,7 +9263,7 @@
           <w:sz w:val="18"/>
           <w:szCs w:val="18"/>
         </w:rPr>
-        <w:t xml:space="preserve">    (2, 'Ají de gallina', 'Plato', 32.0, 1),</w:t>
+        <w:t xml:space="preserve">    (3, 'Chicha morada', 'Bebida', 9.0, 1),</w:t>
       </w:r>
     </w:p>
     <w:p>
@@ -9308,7 +9278,7 @@
           <w:sz w:val="18"/>
           <w:szCs w:val="18"/>
         </w:rPr>
-        <w:t xml:space="preserve">    (3, 'Arroz con pollo', 'Plato', 28.0, 1),</w:t>
+        <w:t xml:space="preserve">    (4, 'Limonada', 'Bebida', 8.0, 1),</w:t>
       </w:r>
     </w:p>
     <w:p>
@@ -9323,7 +9293,7 @@
           <w:sz w:val="18"/>
           <w:szCs w:val="18"/>
         </w:rPr>
-        <w:t xml:space="preserve">    (4, 'Ceviche', 'Plato', 42.0, 1),</w:t>
+        <w:t xml:space="preserve">    (5, 'Suspiro limeño', 'Postre', 15.0, 0);</w:t>
       </w:r>
     </w:p>
     <w:p>
@@ -9338,7 +9308,7 @@
           <w:sz w:val="18"/>
           <w:szCs w:val="18"/>
         </w:rPr>
-        <w:t xml:space="preserve">    (5, 'Tallarines verdes', 'Plato', 27.0, 1),</w:t>
+        <w:t xml:space="preserve"> </w:t>
       </w:r>
     </w:p>
     <w:p>
@@ -9353,7 +9323,7 @@
           <w:sz w:val="18"/>
           <w:szCs w:val="18"/>
         </w:rPr>
-        <w:t xml:space="preserve">    (6, 'Pollo a la plancha', 'Plato', 33.0, 1),</w:t>
+        <w:t xml:space="preserve">INSERT INTO ventas VALUES</w:t>
       </w:r>
     </w:p>
     <w:p>
@@ -9368,7 +9338,7 @@
           <w:sz w:val="18"/>
           <w:szCs w:val="18"/>
         </w:rPr>
-        <w:t xml:space="preserve">    (7, 'Chicha morada', 'Bebida', 9.0, 1),</w:t>
+        <w:t xml:space="preserve">    (1, 'Lima', 'Lomo saltado', 'Plato', 2, 76.0, 1, 'Alta'),</w:t>
       </w:r>
     </w:p>
     <w:p>
@@ -9383,7 +9353,7 @@
           <w:sz w:val="18"/>
           <w:szCs w:val="18"/>
         </w:rPr>
-        <w:t xml:space="preserve">    (8, 'Limonada', 'Bebida', 8.0, 1),</w:t>
+        <w:t xml:space="preserve">    (2, 'Cusco', 'Ceviche', 'Plato', 3, 126.0, 1, 'Media'),</w:t>
       </w:r>
     </w:p>
     <w:p>
@@ -9398,7 +9368,7 @@
           <w:sz w:val="18"/>
           <w:szCs w:val="18"/>
         </w:rPr>
-        <w:t xml:space="preserve">    (9, 'Jugo de maracuyá', 'Bebida', 11.0, 1),</w:t>
+        <w:t xml:space="preserve">    (3, 'Juliaca', 'Chicha morada', 'Bebida', 2, 18.0, 0, 'Baja'),</w:t>
       </w:r>
     </w:p>
     <w:p>
@@ -9413,7 +9383,7 @@
           <w:sz w:val="18"/>
           <w:szCs w:val="18"/>
         </w:rPr>
-        <w:t xml:space="preserve">    (10, 'Agua', 'Bebida', 6.0, 1),</w:t>
+        <w:t xml:space="preserve">    (4, 'Lima', 'Limonada', 'Bebida', 3, 24.0, 0, NULL),</w:t>
       </w:r>
     </w:p>
     <w:p>
@@ -9428,1132 +9398,7 @@
           <w:sz w:val="18"/>
           <w:szCs w:val="18"/>
         </w:rPr>
-        <w:t xml:space="preserve">    (11, 'Suspiro limeño', 'Postre', 15.0, 1),</w:t>
-      </w:r>
-    </w:p>
-    <w:p>
-      <w:pPr>
-        <w:keepNext/>
-        <w:shd w:fill="F5F5F5" w:val="clear"/>
-        <w:spacing w:after="0" w:before="0" w:line="240"/>
-      </w:pPr>
-      <w:r>
-        <w:rPr>
-          <w:rFonts w:ascii="Consolas" w:cs="Consolas" w:eastAsia="Consolas" w:hAnsi="Consolas"/>
-          <w:sz w:val="18"/>
-          <w:szCs w:val="18"/>
-        </w:rPr>
-        <w:t xml:space="preserve">    (12, 'Mazamorra morada', 'Postre', 12.0, 0);</w:t>
-      </w:r>
-    </w:p>
-    <w:p>
-      <w:pPr>
-        <w:keepNext/>
-        <w:shd w:fill="F5F5F5" w:val="clear"/>
-        <w:spacing w:after="0" w:before="0" w:line="240"/>
-      </w:pPr>
-      <w:r>
-        <w:rPr>
-          <w:rFonts w:ascii="Consolas" w:cs="Consolas" w:eastAsia="Consolas" w:hAnsi="Consolas"/>
-          <w:sz w:val="18"/>
-          <w:szCs w:val="18"/>
-        </w:rPr>
-        <w:t xml:space="preserve"> </w:t>
-      </w:r>
-    </w:p>
-    <w:p>
-      <w:pPr>
-        <w:keepNext/>
-        <w:shd w:fill="F5F5F5" w:val="clear"/>
-        <w:spacing w:after="0" w:before="0" w:line="240"/>
-      </w:pPr>
-      <w:r>
-        <w:rPr>
-          <w:rFonts w:ascii="Consolas" w:cs="Consolas" w:eastAsia="Consolas" w:hAnsi="Consolas"/>
-          <w:sz w:val="18"/>
-          <w:szCs w:val="18"/>
-        </w:rPr>
-        <w:t xml:space="preserve">INSERT INTO ventas VALUES</w:t>
-      </w:r>
-    </w:p>
-    <w:p>
-      <w:pPr>
-        <w:keepNext/>
-        <w:shd w:fill="F5F5F5" w:val="clear"/>
-        <w:spacing w:after="0" w:before="0" w:line="240"/>
-      </w:pPr>
-      <w:r>
-        <w:rPr>
-          <w:rFonts w:ascii="Consolas" w:cs="Consolas" w:eastAsia="Consolas" w:hAnsi="Consolas"/>
-          <w:sz w:val="18"/>
-          <w:szCs w:val="18"/>
-        </w:rPr>
-        <w:t xml:space="preserve">    (1, '2026-03-01', 'Arequipa', 'Lomo saltado', 'Plato', 2, 76.0, 1, 'Baja'),</w:t>
-      </w:r>
-    </w:p>
-    <w:p>
-      <w:pPr>
-        <w:keepNext/>
-        <w:shd w:fill="F5F5F5" w:val="clear"/>
-        <w:spacing w:after="0" w:before="0" w:line="240"/>
-      </w:pPr>
-      <w:r>
-        <w:rPr>
-          <w:rFonts w:ascii="Consolas" w:cs="Consolas" w:eastAsia="Consolas" w:hAnsi="Consolas"/>
-          <w:sz w:val="18"/>
-          <w:szCs w:val="18"/>
-        </w:rPr>
-        <w:t xml:space="preserve">    (2, '2026-03-01', 'Trujillo', 'Ají de gallina', 'Plato', 3, 96.0, 1, 'Media'),</w:t>
-      </w:r>
-    </w:p>
-    <w:p>
-      <w:pPr>
-        <w:keepNext/>
-        <w:shd w:fill="F5F5F5" w:val="clear"/>
-        <w:spacing w:after="0" w:before="0" w:line="240"/>
-      </w:pPr>
-      <w:r>
-        <w:rPr>
-          <w:rFonts w:ascii="Consolas" w:cs="Consolas" w:eastAsia="Consolas" w:hAnsi="Consolas"/>
-          <w:sz w:val="18"/>
-          <w:szCs w:val="18"/>
-        </w:rPr>
-        <w:t xml:space="preserve">    (3, '2026-03-01', 'Cusco', 'Arroz con pollo', 'Plato', 1, 28.0, 0, 'Alta'),</w:t>
-      </w:r>
-    </w:p>
-    <w:p>
-      <w:pPr>
-        <w:keepNext/>
-        <w:shd w:fill="F5F5F5" w:val="clear"/>
-        <w:spacing w:after="0" w:before="0" w:line="240"/>
-      </w:pPr>
-      <w:r>
-        <w:rPr>
-          <w:rFonts w:ascii="Consolas" w:cs="Consolas" w:eastAsia="Consolas" w:hAnsi="Consolas"/>
-          <w:sz w:val="18"/>
-          <w:szCs w:val="18"/>
-        </w:rPr>
-        <w:t xml:space="preserve">    (4, '2026-03-01', 'Lima', 'Ceviche', 'Plato', 2, 84.0, 1, 'Baja'),</w:t>
-      </w:r>
-    </w:p>
-    <w:p>
-      <w:pPr>
-        <w:keepNext/>
-        <w:shd w:fill="F5F5F5" w:val="clear"/>
-        <w:spacing w:after="0" w:before="0" w:line="240"/>
-      </w:pPr>
-      <w:r>
-        <w:rPr>
-          <w:rFonts w:ascii="Consolas" w:cs="Consolas" w:eastAsia="Consolas" w:hAnsi="Consolas"/>
-          <w:sz w:val="18"/>
-          <w:szCs w:val="18"/>
-        </w:rPr>
-        <w:t xml:space="preserve">    (5, '2026-03-01', 'Arequipa', 'Tallarines verdes', 'Plato', 3, 81.0, 1, 'Media'),</w:t>
-      </w:r>
-    </w:p>
-    <w:p>
-      <w:pPr>
-        <w:keepNext/>
-        <w:shd w:fill="F5F5F5" w:val="clear"/>
-        <w:spacing w:after="0" w:before="0" w:line="240"/>
-      </w:pPr>
-      <w:r>
-        <w:rPr>
-          <w:rFonts w:ascii="Consolas" w:cs="Consolas" w:eastAsia="Consolas" w:hAnsi="Consolas"/>
-          <w:sz w:val="18"/>
-          <w:szCs w:val="18"/>
-        </w:rPr>
-        <w:t xml:space="preserve">    (6, '2026-03-01', 'Trujillo', 'Pollo a la plancha', 'Plato', 1, 33.0, 0, 'Alta'),</w:t>
-      </w:r>
-    </w:p>
-    <w:p>
-      <w:pPr>
-        <w:keepNext/>
-        <w:shd w:fill="F5F5F5" w:val="clear"/>
-        <w:spacing w:after="0" w:before="0" w:line="240"/>
-      </w:pPr>
-      <w:r>
-        <w:rPr>
-          <w:rFonts w:ascii="Consolas" w:cs="Consolas" w:eastAsia="Consolas" w:hAnsi="Consolas"/>
-          <w:sz w:val="18"/>
-          <w:szCs w:val="18"/>
-        </w:rPr>
-        <w:t xml:space="preserve">    (7, '2026-03-01', 'Cusco', 'Chicha morada', 'Bebida', 2, 18.0, 0, 'Baja'),</w:t>
-      </w:r>
-    </w:p>
-    <w:p>
-      <w:pPr>
-        <w:keepNext/>
-        <w:shd w:fill="F5F5F5" w:val="clear"/>
-        <w:spacing w:after="0" w:before="0" w:line="240"/>
-      </w:pPr>
-      <w:r>
-        <w:rPr>
-          <w:rFonts w:ascii="Consolas" w:cs="Consolas" w:eastAsia="Consolas" w:hAnsi="Consolas"/>
-          <w:sz w:val="18"/>
-          <w:szCs w:val="18"/>
-        </w:rPr>
-        <w:t xml:space="preserve">    (8, '2026-03-01', 'Lima', 'Limonada', 'Bebida', 3, 24.0, 0, 'Media'),</w:t>
-      </w:r>
-    </w:p>
-    <w:p>
-      <w:pPr>
-        <w:keepNext/>
-        <w:shd w:fill="F5F5F5" w:val="clear"/>
-        <w:spacing w:after="0" w:before="0" w:line="240"/>
-      </w:pPr>
-      <w:r>
-        <w:rPr>
-          <w:rFonts w:ascii="Consolas" w:cs="Consolas" w:eastAsia="Consolas" w:hAnsi="Consolas"/>
-          <w:sz w:val="18"/>
-          <w:szCs w:val="18"/>
-        </w:rPr>
-        <w:t xml:space="preserve">    (9, '2026-03-01', 'Arequipa', 'Jugo de maracuyá', 'Bebida', 1, 11.0, 0, NULL),</w:t>
-      </w:r>
-    </w:p>
-    <w:p>
-      <w:pPr>
-        <w:keepNext/>
-        <w:shd w:fill="F5F5F5" w:val="clear"/>
-        <w:spacing w:after="0" w:before="0" w:line="240"/>
-      </w:pPr>
-      <w:r>
-        <w:rPr>
-          <w:rFonts w:ascii="Consolas" w:cs="Consolas" w:eastAsia="Consolas" w:hAnsi="Consolas"/>
-          <w:sz w:val="18"/>
-          <w:szCs w:val="18"/>
-        </w:rPr>
-        <w:t xml:space="preserve">    (10, '2026-03-01', 'Trujillo', 'Agua', 'Bebida', 2, 12.0, 0, 'Baja'),</w:t>
-      </w:r>
-    </w:p>
-    <w:p>
-      <w:pPr>
-        <w:keepNext/>
-        <w:shd w:fill="F5F5F5" w:val="clear"/>
-        <w:spacing w:after="0" w:before="0" w:line="240"/>
-      </w:pPr>
-      <w:r>
-        <w:rPr>
-          <w:rFonts w:ascii="Consolas" w:cs="Consolas" w:eastAsia="Consolas" w:hAnsi="Consolas"/>
-          <w:sz w:val="18"/>
-          <w:szCs w:val="18"/>
-        </w:rPr>
-        <w:t xml:space="preserve">    (11, '2026-03-01', 'Cusco', 'Suspiro limeño', 'Postre', 3, 45.0, 0, 'Media'),</w:t>
-      </w:r>
-    </w:p>
-    <w:p>
-      <w:pPr>
-        <w:keepNext/>
-        <w:shd w:fill="F5F5F5" w:val="clear"/>
-        <w:spacing w:after="0" w:before="0" w:line="240"/>
-      </w:pPr>
-      <w:r>
-        <w:rPr>
-          <w:rFonts w:ascii="Consolas" w:cs="Consolas" w:eastAsia="Consolas" w:hAnsi="Consolas"/>
-          <w:sz w:val="18"/>
-          <w:szCs w:val="18"/>
-        </w:rPr>
-        <w:t xml:space="preserve">    (12, '2026-03-01', 'Lima', 'Mazamorra morada', 'Postre', 1, 12.0, 0, 'Alta'),</w:t>
-      </w:r>
-    </w:p>
-    <w:p>
-      <w:pPr>
-        <w:keepNext/>
-        <w:shd w:fill="F5F5F5" w:val="clear"/>
-        <w:spacing w:after="0" w:before="0" w:line="240"/>
-      </w:pPr>
-      <w:r>
-        <w:rPr>
-          <w:rFonts w:ascii="Consolas" w:cs="Consolas" w:eastAsia="Consolas" w:hAnsi="Consolas"/>
-          <w:sz w:val="18"/>
-          <w:szCs w:val="18"/>
-        </w:rPr>
-        <w:t xml:space="preserve">    (13, '2026-03-02', 'Trujillo', 'Lomo saltado', 'Plato', 3, 114.0, 1, 'Baja'),</w:t>
-      </w:r>
-    </w:p>
-    <w:p>
-      <w:pPr>
-        <w:keepNext/>
-        <w:shd w:fill="F5F5F5" w:val="clear"/>
-        <w:spacing w:after="0" w:before="0" w:line="240"/>
-      </w:pPr>
-      <w:r>
-        <w:rPr>
-          <w:rFonts w:ascii="Consolas" w:cs="Consolas" w:eastAsia="Consolas" w:hAnsi="Consolas"/>
-          <w:sz w:val="18"/>
-          <w:szCs w:val="18"/>
-        </w:rPr>
-        <w:t xml:space="preserve">    (14, '2026-03-02', 'Cusco', 'Ají de gallina', 'Plato', 1, 32.0, 0, 'Alta'),</w:t>
-      </w:r>
-    </w:p>
-    <w:p>
-      <w:pPr>
-        <w:keepNext/>
-        <w:shd w:fill="F5F5F5" w:val="clear"/>
-        <w:spacing w:after="0" w:before="0" w:line="240"/>
-      </w:pPr>
-      <w:r>
-        <w:rPr>
-          <w:rFonts w:ascii="Consolas" w:cs="Consolas" w:eastAsia="Consolas" w:hAnsi="Consolas"/>
-          <w:sz w:val="18"/>
-          <w:szCs w:val="18"/>
-        </w:rPr>
-        <w:t xml:space="preserve">    (15, '2026-03-02', 'Lima', 'Arroz con pollo', 'Plato', 2, 56.0, 1, 'Media'),</w:t>
-      </w:r>
-    </w:p>
-    <w:p>
-      <w:pPr>
-        <w:keepNext/>
-        <w:shd w:fill="F5F5F5" w:val="clear"/>
-        <w:spacing w:after="0" w:before="0" w:line="240"/>
-      </w:pPr>
-      <w:r>
-        <w:rPr>
-          <w:rFonts w:ascii="Consolas" w:cs="Consolas" w:eastAsia="Consolas" w:hAnsi="Consolas"/>
-          <w:sz w:val="18"/>
-          <w:szCs w:val="18"/>
-        </w:rPr>
-        <w:t xml:space="preserve">    (16, '2026-03-02', 'Arequipa', 'Ceviche', 'Plato', 3, 126.0, 1, 'Baja'),</w:t>
-      </w:r>
-    </w:p>
-    <w:p>
-      <w:pPr>
-        <w:keepNext/>
-        <w:shd w:fill="F5F5F5" w:val="clear"/>
-        <w:spacing w:after="0" w:before="0" w:line="240"/>
-      </w:pPr>
-      <w:r>
-        <w:rPr>
-          <w:rFonts w:ascii="Consolas" w:cs="Consolas" w:eastAsia="Consolas" w:hAnsi="Consolas"/>
-          <w:sz w:val="18"/>
-          <w:szCs w:val="18"/>
-        </w:rPr>
-        <w:t xml:space="preserve">    (17, '2026-03-02', 'Trujillo', 'Tallarines verdes', 'Plato', 1, 27.0, 0, 'Alta'),</w:t>
-      </w:r>
-    </w:p>
-    <w:p>
-      <w:pPr>
-        <w:keepNext/>
-        <w:shd w:fill="F5F5F5" w:val="clear"/>
-        <w:spacing w:after="0" w:before="0" w:line="240"/>
-      </w:pPr>
-      <w:r>
-        <w:rPr>
-          <w:rFonts w:ascii="Consolas" w:cs="Consolas" w:eastAsia="Consolas" w:hAnsi="Consolas"/>
-          <w:sz w:val="18"/>
-          <w:szCs w:val="18"/>
-        </w:rPr>
-        <w:t xml:space="preserve">    (18, '2026-03-02', 'Cusco', 'Pollo a la plancha', 'Plato', 2, 66.0, 1, 'Media'),</w:t>
-      </w:r>
-    </w:p>
-    <w:p>
-      <w:pPr>
-        <w:keepNext/>
-        <w:shd w:fill="F5F5F5" w:val="clear"/>
-        <w:spacing w:after="0" w:before="0" w:line="240"/>
-      </w:pPr>
-      <w:r>
-        <w:rPr>
-          <w:rFonts w:ascii="Consolas" w:cs="Consolas" w:eastAsia="Consolas" w:hAnsi="Consolas"/>
-          <w:sz w:val="18"/>
-          <w:szCs w:val="18"/>
-        </w:rPr>
-        <w:t xml:space="preserve">    (19, '2026-03-02', 'Lima', 'Chicha morada', 'Bebida', 3, 27.0, 0, 'Baja'),</w:t>
-      </w:r>
-    </w:p>
-    <w:p>
-      <w:pPr>
-        <w:keepNext/>
-        <w:shd w:fill="F5F5F5" w:val="clear"/>
-        <w:spacing w:after="0" w:before="0" w:line="240"/>
-      </w:pPr>
-      <w:r>
-        <w:rPr>
-          <w:rFonts w:ascii="Consolas" w:cs="Consolas" w:eastAsia="Consolas" w:hAnsi="Consolas"/>
-          <w:sz w:val="18"/>
-          <w:szCs w:val="18"/>
-        </w:rPr>
-        <w:t xml:space="preserve">    (20, '2026-03-02', 'Arequipa', 'Limonada', 'Bebida', 1, 8.0, 0, NULL),</w:t>
-      </w:r>
-    </w:p>
-    <w:p>
-      <w:pPr>
-        <w:keepNext/>
-        <w:shd w:fill="F5F5F5" w:val="clear"/>
-        <w:spacing w:after="0" w:before="0" w:line="240"/>
-      </w:pPr>
-      <w:r>
-        <w:rPr>
-          <w:rFonts w:ascii="Consolas" w:cs="Consolas" w:eastAsia="Consolas" w:hAnsi="Consolas"/>
-          <w:sz w:val="18"/>
-          <w:szCs w:val="18"/>
-        </w:rPr>
-        <w:t xml:space="preserve">    (21, '2026-03-02', 'Trujillo', 'Jugo de maracuyá', 'Bebida', 2, 22.0, 0, 'Media'),</w:t>
-      </w:r>
-    </w:p>
-    <w:p>
-      <w:pPr>
-        <w:keepNext/>
-        <w:shd w:fill="F5F5F5" w:val="clear"/>
-        <w:spacing w:after="0" w:before="0" w:line="240"/>
-      </w:pPr>
-      <w:r>
-        <w:rPr>
-          <w:rFonts w:ascii="Consolas" w:cs="Consolas" w:eastAsia="Consolas" w:hAnsi="Consolas"/>
-          <w:sz w:val="18"/>
-          <w:szCs w:val="18"/>
-        </w:rPr>
-        <w:t xml:space="preserve">    (22, '2026-03-02', 'Cusco', 'Agua', 'Bebida', 3, 18.0, 0, 'Baja'),</w:t>
-      </w:r>
-    </w:p>
-    <w:p>
-      <w:pPr>
-        <w:keepNext/>
-        <w:shd w:fill="F5F5F5" w:val="clear"/>
-        <w:spacing w:after="0" w:before="0" w:line="240"/>
-      </w:pPr>
-      <w:r>
-        <w:rPr>
-          <w:rFonts w:ascii="Consolas" w:cs="Consolas" w:eastAsia="Consolas" w:hAnsi="Consolas"/>
-          <w:sz w:val="18"/>
-          <w:szCs w:val="18"/>
-        </w:rPr>
-        <w:t xml:space="preserve">    (23, '2026-03-02', 'Lima', 'Suspiro limeño', 'Postre', 1, 15.0, 0, 'Alta'),</w:t>
-      </w:r>
-    </w:p>
-    <w:p>
-      <w:pPr>
-        <w:keepNext/>
-        <w:shd w:fill="F5F5F5" w:val="clear"/>
-        <w:spacing w:after="0" w:before="0" w:line="240"/>
-      </w:pPr>
-      <w:r>
-        <w:rPr>
-          <w:rFonts w:ascii="Consolas" w:cs="Consolas" w:eastAsia="Consolas" w:hAnsi="Consolas"/>
-          <w:sz w:val="18"/>
-          <w:szCs w:val="18"/>
-        </w:rPr>
-        <w:t xml:space="preserve">    (24, '2026-03-02', 'Arequipa', 'Mazamorra morada', 'Postre', 2, 24.0, 0, 'Media'),</w:t>
-      </w:r>
-    </w:p>
-    <w:p>
-      <w:pPr>
-        <w:keepNext/>
-        <w:shd w:fill="F5F5F5" w:val="clear"/>
-        <w:spacing w:after="0" w:before="0" w:line="240"/>
-      </w:pPr>
-      <w:r>
-        <w:rPr>
-          <w:rFonts w:ascii="Consolas" w:cs="Consolas" w:eastAsia="Consolas" w:hAnsi="Consolas"/>
-          <w:sz w:val="18"/>
-          <w:szCs w:val="18"/>
-        </w:rPr>
-        <w:t xml:space="preserve">    (25, '2026-03-03', 'Cusco', 'Lomo saltado', 'Plato', 1, 38.0, 0, 'Baja'),</w:t>
-      </w:r>
-    </w:p>
-    <w:p>
-      <w:pPr>
-        <w:keepNext/>
-        <w:shd w:fill="F5F5F5" w:val="clear"/>
-        <w:spacing w:after="0" w:before="0" w:line="240"/>
-      </w:pPr>
-      <w:r>
-        <w:rPr>
-          <w:rFonts w:ascii="Consolas" w:cs="Consolas" w:eastAsia="Consolas" w:hAnsi="Consolas"/>
-          <w:sz w:val="18"/>
-          <w:szCs w:val="18"/>
-        </w:rPr>
-        <w:t xml:space="preserve">    (26, '2026-03-03', 'Lima', 'Ají de gallina', 'Plato', 2, 64.0, 1, 'Baja'),</w:t>
-      </w:r>
-    </w:p>
-    <w:p>
-      <w:pPr>
-        <w:keepNext/>
-        <w:shd w:fill="F5F5F5" w:val="clear"/>
-        <w:spacing w:after="0" w:before="0" w:line="240"/>
-      </w:pPr>
-      <w:r>
-        <w:rPr>
-          <w:rFonts w:ascii="Consolas" w:cs="Consolas" w:eastAsia="Consolas" w:hAnsi="Consolas"/>
-          <w:sz w:val="18"/>
-          <w:szCs w:val="18"/>
-        </w:rPr>
-        <w:t xml:space="preserve">    (27, '2026-03-03', 'Arequipa', 'Arroz con pollo', 'Plato', 3, 84.0, 1, 'Baja'),</w:t>
-      </w:r>
-    </w:p>
-    <w:p>
-      <w:pPr>
-        <w:keepNext/>
-        <w:shd w:fill="F5F5F5" w:val="clear"/>
-        <w:spacing w:after="0" w:before="0" w:line="240"/>
-      </w:pPr>
-      <w:r>
-        <w:rPr>
-          <w:rFonts w:ascii="Consolas" w:cs="Consolas" w:eastAsia="Consolas" w:hAnsi="Consolas"/>
-          <w:sz w:val="18"/>
-          <w:szCs w:val="18"/>
-        </w:rPr>
-        <w:t xml:space="preserve">    (28, '2026-03-03', 'Trujillo', 'Ceviche', 'Plato', 1, 42.0, 0, 'Baja'),</w:t>
-      </w:r>
-    </w:p>
-    <w:p>
-      <w:pPr>
-        <w:keepNext/>
-        <w:shd w:fill="F5F5F5" w:val="clear"/>
-        <w:spacing w:after="0" w:before="0" w:line="240"/>
-      </w:pPr>
-      <w:r>
-        <w:rPr>
-          <w:rFonts w:ascii="Consolas" w:cs="Consolas" w:eastAsia="Consolas" w:hAnsi="Consolas"/>
-          <w:sz w:val="18"/>
-          <w:szCs w:val="18"/>
-        </w:rPr>
-        <w:t xml:space="preserve">    (29, '2026-03-03', 'Cusco', 'Tallarines verdes', 'Plato', 2, 54.0, 1, 'Baja'),</w:t>
-      </w:r>
-    </w:p>
-    <w:p>
-      <w:pPr>
-        <w:keepNext/>
-        <w:shd w:fill="F5F5F5" w:val="clear"/>
-        <w:spacing w:after="0" w:before="0" w:line="240"/>
-      </w:pPr>
-      <w:r>
-        <w:rPr>
-          <w:rFonts w:ascii="Consolas" w:cs="Consolas" w:eastAsia="Consolas" w:hAnsi="Consolas"/>
-          <w:sz w:val="18"/>
-          <w:szCs w:val="18"/>
-        </w:rPr>
-        <w:t xml:space="preserve">    (30, '2026-03-03', 'Lima', 'Pollo a la plancha', 'Plato', 3, 99.0, 1, 'Baja'),</w:t>
-      </w:r>
-    </w:p>
-    <w:p>
-      <w:pPr>
-        <w:keepNext/>
-        <w:shd w:fill="F5F5F5" w:val="clear"/>
-        <w:spacing w:after="0" w:before="0" w:line="240"/>
-      </w:pPr>
-      <w:r>
-        <w:rPr>
-          <w:rFonts w:ascii="Consolas" w:cs="Consolas" w:eastAsia="Consolas" w:hAnsi="Consolas"/>
-          <w:sz w:val="18"/>
-          <w:szCs w:val="18"/>
-        </w:rPr>
-        <w:t xml:space="preserve">    (31, '2026-03-03', 'Arequipa', 'Chicha morada', 'Bebida', 1, 9.0, 0, NULL),</w:t>
-      </w:r>
-    </w:p>
-    <w:p>
-      <w:pPr>
-        <w:keepNext/>
-        <w:shd w:fill="F5F5F5" w:val="clear"/>
-        <w:spacing w:after="0" w:before="0" w:line="240"/>
-      </w:pPr>
-      <w:r>
-        <w:rPr>
-          <w:rFonts w:ascii="Consolas" w:cs="Consolas" w:eastAsia="Consolas" w:hAnsi="Consolas"/>
-          <w:sz w:val="18"/>
-          <w:szCs w:val="18"/>
-        </w:rPr>
-        <w:t xml:space="preserve">    (32, '2026-03-03', 'Trujillo', 'Limonada', 'Bebida', 2, 16.0, 0, 'Baja'),</w:t>
-      </w:r>
-    </w:p>
-    <w:p>
-      <w:pPr>
-        <w:keepNext/>
-        <w:shd w:fill="F5F5F5" w:val="clear"/>
-        <w:spacing w:after="0" w:before="0" w:line="240"/>
-      </w:pPr>
-      <w:r>
-        <w:rPr>
-          <w:rFonts w:ascii="Consolas" w:cs="Consolas" w:eastAsia="Consolas" w:hAnsi="Consolas"/>
-          <w:sz w:val="18"/>
-          <w:szCs w:val="18"/>
-        </w:rPr>
-        <w:t xml:space="preserve">    (33, '2026-03-03', 'Cusco', 'Jugo de maracuyá', 'Bebida', 3, 33.0, 0, 'Baja'),</w:t>
-      </w:r>
-    </w:p>
-    <w:p>
-      <w:pPr>
-        <w:keepNext/>
-        <w:shd w:fill="F5F5F5" w:val="clear"/>
-        <w:spacing w:after="0" w:before="0" w:line="240"/>
-      </w:pPr>
-      <w:r>
-        <w:rPr>
-          <w:rFonts w:ascii="Consolas" w:cs="Consolas" w:eastAsia="Consolas" w:hAnsi="Consolas"/>
-          <w:sz w:val="18"/>
-          <w:szCs w:val="18"/>
-        </w:rPr>
-        <w:t xml:space="preserve">    (34, '2026-03-03', 'Lima', 'Agua', 'Bebida', 1, 6.0, 0, 'Baja'),</w:t>
-      </w:r>
-    </w:p>
-    <w:p>
-      <w:pPr>
-        <w:keepNext/>
-        <w:shd w:fill="F5F5F5" w:val="clear"/>
-        <w:spacing w:after="0" w:before="0" w:line="240"/>
-      </w:pPr>
-      <w:r>
-        <w:rPr>
-          <w:rFonts w:ascii="Consolas" w:cs="Consolas" w:eastAsia="Consolas" w:hAnsi="Consolas"/>
-          <w:sz w:val="18"/>
-          <w:szCs w:val="18"/>
-        </w:rPr>
-        <w:t xml:space="preserve">    (35, '2026-03-03', 'Arequipa', 'Suspiro limeño', 'Postre', 2, 30.0, 0, 'Baja'),</w:t>
-      </w:r>
-    </w:p>
-    <w:p>
-      <w:pPr>
-        <w:keepNext/>
-        <w:shd w:fill="F5F5F5" w:val="clear"/>
-        <w:spacing w:after="0" w:before="0" w:line="240"/>
-      </w:pPr>
-      <w:r>
-        <w:rPr>
-          <w:rFonts w:ascii="Consolas" w:cs="Consolas" w:eastAsia="Consolas" w:hAnsi="Consolas"/>
-          <w:sz w:val="18"/>
-          <w:szCs w:val="18"/>
-        </w:rPr>
-        <w:t xml:space="preserve">    (36, '2026-03-03', 'Trujillo', 'Mazamorra morada', 'Postre', 3, 36.0, 0, 'Baja'),</w:t>
-      </w:r>
-    </w:p>
-    <w:p>
-      <w:pPr>
-        <w:keepNext/>
-        <w:shd w:fill="F5F5F5" w:val="clear"/>
-        <w:spacing w:after="0" w:before="0" w:line="240"/>
-      </w:pPr>
-      <w:r>
-        <w:rPr>
-          <w:rFonts w:ascii="Consolas" w:cs="Consolas" w:eastAsia="Consolas" w:hAnsi="Consolas"/>
-          <w:sz w:val="18"/>
-          <w:szCs w:val="18"/>
-        </w:rPr>
-        <w:t xml:space="preserve">    (37, '2026-03-04', 'Lima', 'Lomo saltado', 'Plato', 2, 76.0, 1, 'Baja'),</w:t>
-      </w:r>
-    </w:p>
-    <w:p>
-      <w:pPr>
-        <w:keepNext/>
-        <w:shd w:fill="F5F5F5" w:val="clear"/>
-        <w:spacing w:after="0" w:before="0" w:line="240"/>
-      </w:pPr>
-      <w:r>
-        <w:rPr>
-          <w:rFonts w:ascii="Consolas" w:cs="Consolas" w:eastAsia="Consolas" w:hAnsi="Consolas"/>
-          <w:sz w:val="18"/>
-          <w:szCs w:val="18"/>
-        </w:rPr>
-        <w:t xml:space="preserve">    (38, '2026-03-04', 'Arequipa', 'Ají de gallina', 'Plato', 3, 96.0, 1, 'Media'),</w:t>
-      </w:r>
-    </w:p>
-    <w:p>
-      <w:pPr>
-        <w:keepNext/>
-        <w:shd w:fill="F5F5F5" w:val="clear"/>
-        <w:spacing w:after="0" w:before="0" w:line="240"/>
-      </w:pPr>
-      <w:r>
-        <w:rPr>
-          <w:rFonts w:ascii="Consolas" w:cs="Consolas" w:eastAsia="Consolas" w:hAnsi="Consolas"/>
-          <w:sz w:val="18"/>
-          <w:szCs w:val="18"/>
-        </w:rPr>
-        <w:t xml:space="preserve">    (39, '2026-03-04', 'Trujillo', 'Arroz con pollo', 'Plato', 1, 28.0, 0, 'Alta'),</w:t>
-      </w:r>
-    </w:p>
-    <w:p>
-      <w:pPr>
-        <w:keepNext/>
-        <w:shd w:fill="F5F5F5" w:val="clear"/>
-        <w:spacing w:after="0" w:before="0" w:line="240"/>
-      </w:pPr>
-      <w:r>
-        <w:rPr>
-          <w:rFonts w:ascii="Consolas" w:cs="Consolas" w:eastAsia="Consolas" w:hAnsi="Consolas"/>
-          <w:sz w:val="18"/>
-          <w:szCs w:val="18"/>
-        </w:rPr>
-        <w:t xml:space="preserve">    (40, '2026-03-04', 'Cusco', 'Ceviche', 'Plato', 2, 84.0, 1, 'Baja'),</w:t>
-      </w:r>
-    </w:p>
-    <w:p>
-      <w:pPr>
-        <w:keepNext/>
-        <w:shd w:fill="F5F5F5" w:val="clear"/>
-        <w:spacing w:after="0" w:before="0" w:line="240"/>
-      </w:pPr>
-      <w:r>
-        <w:rPr>
-          <w:rFonts w:ascii="Consolas" w:cs="Consolas" w:eastAsia="Consolas" w:hAnsi="Consolas"/>
-          <w:sz w:val="18"/>
-          <w:szCs w:val="18"/>
-        </w:rPr>
-        <w:t xml:space="preserve">    (41, '2026-03-04', 'Lima', 'Tallarines verdes', 'Plato', 3, 81.0, 1, 'Media'),</w:t>
-      </w:r>
-    </w:p>
-    <w:p>
-      <w:pPr>
-        <w:keepNext/>
-        <w:shd w:fill="F5F5F5" w:val="clear"/>
-        <w:spacing w:after="0" w:before="0" w:line="240"/>
-      </w:pPr>
-      <w:r>
-        <w:rPr>
-          <w:rFonts w:ascii="Consolas" w:cs="Consolas" w:eastAsia="Consolas" w:hAnsi="Consolas"/>
-          <w:sz w:val="18"/>
-          <w:szCs w:val="18"/>
-        </w:rPr>
-        <w:t xml:space="preserve">    (42, '2026-03-04', 'Arequipa', 'Pollo a la plancha', 'Plato', 1, 33.0, 0, NULL),</w:t>
-      </w:r>
-    </w:p>
-    <w:p>
-      <w:pPr>
-        <w:keepNext/>
-        <w:shd w:fill="F5F5F5" w:val="clear"/>
-        <w:spacing w:after="0" w:before="0" w:line="240"/>
-      </w:pPr>
-      <w:r>
-        <w:rPr>
-          <w:rFonts w:ascii="Consolas" w:cs="Consolas" w:eastAsia="Consolas" w:hAnsi="Consolas"/>
-          <w:sz w:val="18"/>
-          <w:szCs w:val="18"/>
-        </w:rPr>
-        <w:t xml:space="preserve">    (43, '2026-03-04', 'Trujillo', 'Chicha morada', 'Bebida', 2, 18.0, 0, 'Baja'),</w:t>
-      </w:r>
-    </w:p>
-    <w:p>
-      <w:pPr>
-        <w:keepNext/>
-        <w:shd w:fill="F5F5F5" w:val="clear"/>
-        <w:spacing w:after="0" w:before="0" w:line="240"/>
-      </w:pPr>
-      <w:r>
-        <w:rPr>
-          <w:rFonts w:ascii="Consolas" w:cs="Consolas" w:eastAsia="Consolas" w:hAnsi="Consolas"/>
-          <w:sz w:val="18"/>
-          <w:szCs w:val="18"/>
-        </w:rPr>
-        <w:t xml:space="preserve">    (44, '2026-03-04', 'Cusco', 'Limonada', 'Bebida', 3, 24.0, 0, 'Media'),</w:t>
-      </w:r>
-    </w:p>
-    <w:p>
-      <w:pPr>
-        <w:keepNext/>
-        <w:shd w:fill="F5F5F5" w:val="clear"/>
-        <w:spacing w:after="0" w:before="0" w:line="240"/>
-      </w:pPr>
-      <w:r>
-        <w:rPr>
-          <w:rFonts w:ascii="Consolas" w:cs="Consolas" w:eastAsia="Consolas" w:hAnsi="Consolas"/>
-          <w:sz w:val="18"/>
-          <w:szCs w:val="18"/>
-        </w:rPr>
-        <w:t xml:space="preserve">    (45, '2026-03-04', 'Lima', 'Jugo de maracuyá', 'Bebida', 1, 11.0, 0, 'Alta'),</w:t>
-      </w:r>
-    </w:p>
-    <w:p>
-      <w:pPr>
-        <w:keepNext/>
-        <w:shd w:fill="F5F5F5" w:val="clear"/>
-        <w:spacing w:after="0" w:before="0" w:line="240"/>
-      </w:pPr>
-      <w:r>
-        <w:rPr>
-          <w:rFonts w:ascii="Consolas" w:cs="Consolas" w:eastAsia="Consolas" w:hAnsi="Consolas"/>
-          <w:sz w:val="18"/>
-          <w:szCs w:val="18"/>
-        </w:rPr>
-        <w:t xml:space="preserve">    (46, '2026-03-04', 'Arequipa', 'Agua', 'Bebida', 2, 12.0, 0, 'Baja'),</w:t>
-      </w:r>
-    </w:p>
-    <w:p>
-      <w:pPr>
-        <w:keepNext/>
-        <w:shd w:fill="F5F5F5" w:val="clear"/>
-        <w:spacing w:after="0" w:before="0" w:line="240"/>
-      </w:pPr>
-      <w:r>
-        <w:rPr>
-          <w:rFonts w:ascii="Consolas" w:cs="Consolas" w:eastAsia="Consolas" w:hAnsi="Consolas"/>
-          <w:sz w:val="18"/>
-          <w:szCs w:val="18"/>
-        </w:rPr>
-        <w:t xml:space="preserve">    (47, '2026-03-04', 'Trujillo', 'Suspiro limeño', 'Postre', 3, 45.0, 0, 'Media'),</w:t>
-      </w:r>
-    </w:p>
-    <w:p>
-      <w:pPr>
-        <w:keepNext/>
-        <w:shd w:fill="F5F5F5" w:val="clear"/>
-        <w:spacing w:after="0" w:before="0" w:line="240"/>
-      </w:pPr>
-      <w:r>
-        <w:rPr>
-          <w:rFonts w:ascii="Consolas" w:cs="Consolas" w:eastAsia="Consolas" w:hAnsi="Consolas"/>
-          <w:sz w:val="18"/>
-          <w:szCs w:val="18"/>
-        </w:rPr>
-        <w:t xml:space="preserve">    (48, '2026-03-04', 'Cusco', 'Mazamorra morada', 'Postre', 1, 12.0, 0, 'Alta'),</w:t>
-      </w:r>
-    </w:p>
-    <w:p>
-      <w:pPr>
-        <w:keepNext/>
-        <w:shd w:fill="F5F5F5" w:val="clear"/>
-        <w:spacing w:after="0" w:before="0" w:line="240"/>
-      </w:pPr>
-      <w:r>
-        <w:rPr>
-          <w:rFonts w:ascii="Consolas" w:cs="Consolas" w:eastAsia="Consolas" w:hAnsi="Consolas"/>
-          <w:sz w:val="18"/>
-          <w:szCs w:val="18"/>
-        </w:rPr>
-        <w:t xml:space="preserve">    (49, '2026-03-05', 'Arequipa', 'Lomo saltado', 'Plato', 3, 114.0, 1, 'Baja'),</w:t>
-      </w:r>
-    </w:p>
-    <w:p>
-      <w:pPr>
-        <w:keepNext/>
-        <w:shd w:fill="F5F5F5" w:val="clear"/>
-        <w:spacing w:after="0" w:before="0" w:line="240"/>
-      </w:pPr>
-      <w:r>
-        <w:rPr>
-          <w:rFonts w:ascii="Consolas" w:cs="Consolas" w:eastAsia="Consolas" w:hAnsi="Consolas"/>
-          <w:sz w:val="18"/>
-          <w:szCs w:val="18"/>
-        </w:rPr>
-        <w:t xml:space="preserve">    (50, '2026-03-05', 'Trujillo', 'Ají de gallina', 'Plato', 1, 32.0, 0, 'Alta'),</w:t>
-      </w:r>
-    </w:p>
-    <w:p>
-      <w:pPr>
-        <w:keepNext/>
-        <w:shd w:fill="F5F5F5" w:val="clear"/>
-        <w:spacing w:after="0" w:before="0" w:line="240"/>
-      </w:pPr>
-      <w:r>
-        <w:rPr>
-          <w:rFonts w:ascii="Consolas" w:cs="Consolas" w:eastAsia="Consolas" w:hAnsi="Consolas"/>
-          <w:sz w:val="18"/>
-          <w:szCs w:val="18"/>
-        </w:rPr>
-        <w:t xml:space="preserve">    (51, '2026-03-05', 'Cusco', 'Arroz con pollo', 'Plato', 2, 56.0, 1, 'Media'),</w:t>
-      </w:r>
-    </w:p>
-    <w:p>
-      <w:pPr>
-        <w:keepNext/>
-        <w:shd w:fill="F5F5F5" w:val="clear"/>
-        <w:spacing w:after="0" w:before="0" w:line="240"/>
-      </w:pPr>
-      <w:r>
-        <w:rPr>
-          <w:rFonts w:ascii="Consolas" w:cs="Consolas" w:eastAsia="Consolas" w:hAnsi="Consolas"/>
-          <w:sz w:val="18"/>
-          <w:szCs w:val="18"/>
-        </w:rPr>
-        <w:t xml:space="preserve">    (52, '2026-03-05', 'Lima', 'Ceviche', 'Plato', 3, 126.0, 1, 'Baja'),</w:t>
-      </w:r>
-    </w:p>
-    <w:p>
-      <w:pPr>
-        <w:keepNext/>
-        <w:shd w:fill="F5F5F5" w:val="clear"/>
-        <w:spacing w:after="0" w:before="0" w:line="240"/>
-      </w:pPr>
-      <w:r>
-        <w:rPr>
-          <w:rFonts w:ascii="Consolas" w:cs="Consolas" w:eastAsia="Consolas" w:hAnsi="Consolas"/>
-          <w:sz w:val="18"/>
-          <w:szCs w:val="18"/>
-        </w:rPr>
-        <w:t xml:space="preserve">    (53, '2026-03-05', 'Arequipa', 'Tallarines verdes', 'Plato', 1, 27.0, 0, NULL),</w:t>
-      </w:r>
-    </w:p>
-    <w:p>
-      <w:pPr>
-        <w:keepNext/>
-        <w:shd w:fill="F5F5F5" w:val="clear"/>
-        <w:spacing w:after="0" w:before="0" w:line="240"/>
-      </w:pPr>
-      <w:r>
-        <w:rPr>
-          <w:rFonts w:ascii="Consolas" w:cs="Consolas" w:eastAsia="Consolas" w:hAnsi="Consolas"/>
-          <w:sz w:val="18"/>
-          <w:szCs w:val="18"/>
-        </w:rPr>
-        <w:t xml:space="preserve">    (54, '2026-03-05', 'Trujillo', 'Pollo a la plancha', 'Plato', 2, 66.0, 1, 'Media'),</w:t>
-      </w:r>
-    </w:p>
-    <w:p>
-      <w:pPr>
-        <w:keepNext/>
-        <w:shd w:fill="F5F5F5" w:val="clear"/>
-        <w:spacing w:after="0" w:before="0" w:line="240"/>
-      </w:pPr>
-      <w:r>
-        <w:rPr>
-          <w:rFonts w:ascii="Consolas" w:cs="Consolas" w:eastAsia="Consolas" w:hAnsi="Consolas"/>
-          <w:sz w:val="18"/>
-          <w:szCs w:val="18"/>
-        </w:rPr>
-        <w:t xml:space="preserve">    (55, '2026-03-05', 'Cusco', 'Chicha morada', 'Bebida', 3, 27.0, 0, 'Baja'),</w:t>
-      </w:r>
-    </w:p>
-    <w:p>
-      <w:pPr>
-        <w:keepNext/>
-        <w:shd w:fill="F5F5F5" w:val="clear"/>
-        <w:spacing w:after="0" w:before="0" w:line="240"/>
-      </w:pPr>
-      <w:r>
-        <w:rPr>
-          <w:rFonts w:ascii="Consolas" w:cs="Consolas" w:eastAsia="Consolas" w:hAnsi="Consolas"/>
-          <w:sz w:val="18"/>
-          <w:szCs w:val="18"/>
-        </w:rPr>
-        <w:t xml:space="preserve">    (56, '2026-03-05', 'Lima', 'Limonada', 'Bebida', 1, 8.0, 0, 'Alta'),</w:t>
-      </w:r>
-    </w:p>
-    <w:p>
-      <w:pPr>
-        <w:keepNext/>
-        <w:shd w:fill="F5F5F5" w:val="clear"/>
-        <w:spacing w:after="0" w:before="0" w:line="240"/>
-      </w:pPr>
-      <w:r>
-        <w:rPr>
-          <w:rFonts w:ascii="Consolas" w:cs="Consolas" w:eastAsia="Consolas" w:hAnsi="Consolas"/>
-          <w:sz w:val="18"/>
-          <w:szCs w:val="18"/>
-        </w:rPr>
-        <w:t xml:space="preserve">    (57, '2026-03-05', 'Arequipa', 'Jugo de maracuyá', 'Bebida', 2, 22.0, 0, 'Media'),</w:t>
-      </w:r>
-    </w:p>
-    <w:p>
-      <w:pPr>
-        <w:keepNext/>
-        <w:shd w:fill="F5F5F5" w:val="clear"/>
-        <w:spacing w:after="0" w:before="0" w:line="240"/>
-      </w:pPr>
-      <w:r>
-        <w:rPr>
-          <w:rFonts w:ascii="Consolas" w:cs="Consolas" w:eastAsia="Consolas" w:hAnsi="Consolas"/>
-          <w:sz w:val="18"/>
-          <w:szCs w:val="18"/>
-        </w:rPr>
-        <w:t xml:space="preserve">    (58, '2026-03-05', 'Trujillo', 'Agua', 'Bebida', 3, 18.0, 0, 'Baja'),</w:t>
-      </w:r>
-    </w:p>
-    <w:p>
-      <w:pPr>
-        <w:keepNext/>
-        <w:shd w:fill="F5F5F5" w:val="clear"/>
-        <w:spacing w:after="0" w:before="0" w:line="240"/>
-      </w:pPr>
-      <w:r>
-        <w:rPr>
-          <w:rFonts w:ascii="Consolas" w:cs="Consolas" w:eastAsia="Consolas" w:hAnsi="Consolas"/>
-          <w:sz w:val="18"/>
-          <w:szCs w:val="18"/>
-        </w:rPr>
-        <w:t xml:space="preserve">    (59, '2026-03-05', 'Cusco', 'Suspiro limeño', 'Postre', 1, 15.0, 0, 'Alta'),</w:t>
-      </w:r>
-    </w:p>
-    <w:p>
-      <w:pPr>
-        <w:keepNext/>
-        <w:shd w:fill="F5F5F5" w:val="clear"/>
-        <w:spacing w:after="0" w:before="0" w:line="240"/>
-      </w:pPr>
-      <w:r>
-        <w:rPr>
-          <w:rFonts w:ascii="Consolas" w:cs="Consolas" w:eastAsia="Consolas" w:hAnsi="Consolas"/>
-          <w:sz w:val="18"/>
-          <w:szCs w:val="18"/>
-        </w:rPr>
-        <w:t xml:space="preserve">    (60, '2026-03-05', 'Lima', 'Mazamorra morada', 'Postre', 2, 24.0, 0, 'Media'),</w:t>
-      </w:r>
-    </w:p>
-    <w:p>
-      <w:pPr>
-        <w:keepNext/>
-        <w:shd w:fill="F5F5F5" w:val="clear"/>
-        <w:spacing w:after="0" w:before="0" w:line="240"/>
-      </w:pPr>
-      <w:r>
-        <w:rPr>
-          <w:rFonts w:ascii="Consolas" w:cs="Consolas" w:eastAsia="Consolas" w:hAnsi="Consolas"/>
-          <w:sz w:val="18"/>
-          <w:szCs w:val="18"/>
-        </w:rPr>
-        <w:t xml:space="preserve">    (61, '2026-03-06', 'Trujillo', 'Lomo saltado', 'Plato', 1, 38.0, 0, 'Baja'),</w:t>
-      </w:r>
-    </w:p>
-    <w:p>
-      <w:pPr>
-        <w:keepNext/>
-        <w:shd w:fill="F5F5F5" w:val="clear"/>
-        <w:spacing w:after="0" w:before="0" w:line="240"/>
-      </w:pPr>
-      <w:r>
-        <w:rPr>
-          <w:rFonts w:ascii="Consolas" w:cs="Consolas" w:eastAsia="Consolas" w:hAnsi="Consolas"/>
-          <w:sz w:val="18"/>
-          <w:szCs w:val="18"/>
-        </w:rPr>
-        <w:t xml:space="preserve">    (62, '2026-03-06', 'Cusco', 'Ají de gallina', 'Plato', 2, 64.0, 1, 'Baja'),</w:t>
-      </w:r>
-    </w:p>
-    <w:p>
-      <w:pPr>
-        <w:keepNext/>
-        <w:shd w:fill="F5F5F5" w:val="clear"/>
-        <w:spacing w:after="0" w:before="0" w:line="240"/>
-      </w:pPr>
-      <w:r>
-        <w:rPr>
-          <w:rFonts w:ascii="Consolas" w:cs="Consolas" w:eastAsia="Consolas" w:hAnsi="Consolas"/>
-          <w:sz w:val="18"/>
-          <w:szCs w:val="18"/>
-        </w:rPr>
-        <w:t xml:space="preserve">    (63, '2026-03-06', 'Lima', 'Arroz con pollo', 'Plato', 3, 84.0, 1, 'Baja'),</w:t>
-      </w:r>
-    </w:p>
-    <w:p>
-      <w:pPr>
-        <w:keepNext/>
-        <w:shd w:fill="F5F5F5" w:val="clear"/>
-        <w:spacing w:after="0" w:before="0" w:line="240"/>
-      </w:pPr>
-      <w:r>
-        <w:rPr>
-          <w:rFonts w:ascii="Consolas" w:cs="Consolas" w:eastAsia="Consolas" w:hAnsi="Consolas"/>
-          <w:sz w:val="18"/>
-          <w:szCs w:val="18"/>
-        </w:rPr>
-        <w:t xml:space="preserve">    (64, '2026-03-06', 'Arequipa', 'Ceviche', 'Plato', 1, 42.0, 0, NULL),</w:t>
-      </w:r>
-    </w:p>
-    <w:p>
-      <w:pPr>
-        <w:keepNext/>
-        <w:shd w:fill="F5F5F5" w:val="clear"/>
-        <w:spacing w:after="0" w:before="0" w:line="240"/>
-      </w:pPr>
-      <w:r>
-        <w:rPr>
-          <w:rFonts w:ascii="Consolas" w:cs="Consolas" w:eastAsia="Consolas" w:hAnsi="Consolas"/>
-          <w:sz w:val="18"/>
-          <w:szCs w:val="18"/>
-        </w:rPr>
-        <w:t xml:space="preserve">    (65, '2026-03-06', 'Trujillo', 'Tallarines verdes', 'Plato', 2, 54.0, 1, 'Baja'),</w:t>
-      </w:r>
-    </w:p>
-    <w:p>
-      <w:pPr>
-        <w:keepNext/>
-        <w:shd w:fill="F5F5F5" w:val="clear"/>
-        <w:spacing w:after="0" w:before="0" w:line="240"/>
-      </w:pPr>
-      <w:r>
-        <w:rPr>
-          <w:rFonts w:ascii="Consolas" w:cs="Consolas" w:eastAsia="Consolas" w:hAnsi="Consolas"/>
-          <w:sz w:val="18"/>
-          <w:szCs w:val="18"/>
-        </w:rPr>
-        <w:t xml:space="preserve">    (66, '2026-03-06', 'Cusco', 'Pollo a la plancha', 'Plato', 3, 99.0, 1, 'Baja'),</w:t>
-      </w:r>
-    </w:p>
-    <w:p>
-      <w:pPr>
-        <w:keepNext/>
-        <w:shd w:fill="F5F5F5" w:val="clear"/>
-        <w:spacing w:after="0" w:before="0" w:line="240"/>
-      </w:pPr>
-      <w:r>
-        <w:rPr>
-          <w:rFonts w:ascii="Consolas" w:cs="Consolas" w:eastAsia="Consolas" w:hAnsi="Consolas"/>
-          <w:sz w:val="18"/>
-          <w:szCs w:val="18"/>
-        </w:rPr>
-        <w:t xml:space="preserve">    (67, '2026-03-06', 'Lima', 'Chicha morada', 'Bebida', 1, 9.0, 0, 'Baja'),</w:t>
-      </w:r>
-    </w:p>
-    <w:p>
-      <w:pPr>
-        <w:keepNext/>
-        <w:shd w:fill="F5F5F5" w:val="clear"/>
-        <w:spacing w:after="0" w:before="0" w:line="240"/>
-      </w:pPr>
-      <w:r>
-        <w:rPr>
-          <w:rFonts w:ascii="Consolas" w:cs="Consolas" w:eastAsia="Consolas" w:hAnsi="Consolas"/>
-          <w:sz w:val="18"/>
-          <w:szCs w:val="18"/>
-        </w:rPr>
-        <w:t xml:space="preserve">    (68, '2026-03-06', 'Arequipa', 'Limonada', 'Bebida', 2, 16.0, 0, 'Baja'),</w:t>
-      </w:r>
-    </w:p>
-    <w:p>
-      <w:pPr>
-        <w:keepNext/>
-        <w:shd w:fill="F5F5F5" w:val="clear"/>
-        <w:spacing w:after="0" w:before="0" w:line="240"/>
-      </w:pPr>
-      <w:r>
-        <w:rPr>
-          <w:rFonts w:ascii="Consolas" w:cs="Consolas" w:eastAsia="Consolas" w:hAnsi="Consolas"/>
-          <w:sz w:val="18"/>
-          <w:szCs w:val="18"/>
-        </w:rPr>
-        <w:t xml:space="preserve">    (69, '2026-03-06', 'Trujillo', 'Jugo de maracuyá', 'Bebida', 3, 33.0, 0, 'Baja'),</w:t>
-      </w:r>
-    </w:p>
-    <w:p>
-      <w:pPr>
-        <w:keepNext/>
-        <w:shd w:fill="F5F5F5" w:val="clear"/>
-        <w:spacing w:after="0" w:before="0" w:line="240"/>
-      </w:pPr>
-      <w:r>
-        <w:rPr>
-          <w:rFonts w:ascii="Consolas" w:cs="Consolas" w:eastAsia="Consolas" w:hAnsi="Consolas"/>
-          <w:sz w:val="18"/>
-          <w:szCs w:val="18"/>
-        </w:rPr>
-        <w:t xml:space="preserve">    (70, '2026-03-06', 'Cusco', 'Agua', 'Bebida', 1, 6.0, 0, 'Baja'),</w:t>
-      </w:r>
-    </w:p>
-    <w:p>
-      <w:pPr>
-        <w:keepNext/>
-        <w:shd w:fill="F5F5F5" w:val="clear"/>
-        <w:spacing w:after="0" w:before="0" w:line="240"/>
-      </w:pPr>
-      <w:r>
-        <w:rPr>
-          <w:rFonts w:ascii="Consolas" w:cs="Consolas" w:eastAsia="Consolas" w:hAnsi="Consolas"/>
-          <w:sz w:val="18"/>
-          <w:szCs w:val="18"/>
-        </w:rPr>
-        <w:t xml:space="preserve">    (71, '2026-03-06', 'Lima', 'Suspiro limeño', 'Postre', 2, 30.0, 0, 'Baja'),</w:t>
-      </w:r>
-    </w:p>
-    <w:p>
-      <w:pPr>
-        <w:keepNext/>
-        <w:shd w:fill="F5F5F5" w:val="clear"/>
-        <w:spacing w:after="0" w:before="0" w:line="240"/>
-      </w:pPr>
-      <w:r>
-        <w:rPr>
-          <w:rFonts w:ascii="Consolas" w:cs="Consolas" w:eastAsia="Consolas" w:hAnsi="Consolas"/>
-          <w:sz w:val="18"/>
-          <w:szCs w:val="18"/>
-        </w:rPr>
-        <w:t xml:space="preserve">    (72, '2026-03-06', 'Arequipa', 'Mazamorra morada', 'Postre', 3, 36.0, 0, 'Baja');</w:t>
+        <w:t xml:space="preserve">    (5, 'Juliaca', 'Lomo saltado', 'Plato', 1, 38.0, 0, 'Alta');</w:t>
       </w:r>
     </w:p>
     <w:p>
@@ -10679,7 +9524,7 @@
           <w:sz w:val="18"/>
           <w:szCs w:val="18"/>
         </w:rPr>
-        <w:t xml:space="preserve">consulta = """SELECT * FROM productos LIMIT 5;"""</w:t>
+        <w:t xml:space="preserve">consulta = """SELECT * FROM productos;"""</w:t>
       </w:r>
     </w:p>
     <w:p>
@@ -10724,7 +9569,7 @@
           <w:sz w:val="18"/>
           <w:szCs w:val="18"/>
         </w:rPr>
-        <w:t xml:space="preserve">consulta = """SELECT * FROM ventas LIMIT 12;"""</w:t>
+        <w:t xml:space="preserve">consulta = """SELECT * FROM ventas;"""</w:t>
       </w:r>
     </w:p>
     <w:p>
@@ -11443,169 +10288,6 @@
           </w:p>
         </w:tc>
       </w:tr>
-      <w:tr>
-        <w:trPr>
-          <w:cantSplit/>
-          <w:trHeight w:val="460" w:hRule="atLeast"/>
-        </w:trPr>
-        <w:tc>
-          <w:tcPr>
-            <w:tcW w:type="dxa" w:w="2100"/>
-            <w:tcBorders>
-              <w:top w:val="single" w:color="auto" w:sz="4"/>
-              <w:left w:val="single" w:color="auto" w:sz="4"/>
-              <w:bottom w:val="single" w:color="auto" w:sz="4"/>
-              <w:right w:val="single" w:color="auto" w:sz="4"/>
-            </w:tcBorders>
-            <w:shd w:fill="FFFFFF" w:color="auto" w:val="clear"/>
-            <w:tcMar>
-              <w:top w:type="dxa" w:w="80"/>
-              <w:left w:type="dxa" w:w="90"/>
-              <w:bottom w:type="dxa" w:w="80"/>
-              <w:right w:type="dxa" w:w="90"/>
-            </w:tcMar>
-            <w:vAlign w:val="top"/>
-          </w:tcPr>
-          <w:p>
-            <w:pPr>
-              <w:spacing w:after="0" w:line="240"/>
-            </w:pPr>
-            <w:r>
-              <w:rPr>
-                <w:b/>
-                <w:bCs/>
-                <w:sz w:val="22"/>
-                <w:szCs w:val="22"/>
-              </w:rPr>
-              <w:t xml:space="preserve">fecha_apertura</w:t>
-            </w:r>
-          </w:p>
-        </w:tc>
-        <w:tc>
-          <w:tcPr>
-            <w:tcW w:type="dxa" w:w="1500"/>
-            <w:tcBorders>
-              <w:top w:val="single" w:color="auto" w:sz="4"/>
-              <w:left w:val="single" w:color="auto" w:sz="4"/>
-              <w:bottom w:val="single" w:color="auto" w:sz="4"/>
-              <w:right w:val="single" w:color="auto" w:sz="4"/>
-            </w:tcBorders>
-            <w:shd w:fill="FFFFFF" w:color="auto" w:val="clear"/>
-            <w:tcMar>
-              <w:top w:type="dxa" w:w="80"/>
-              <w:left w:type="dxa" w:w="90"/>
-              <w:bottom w:type="dxa" w:w="80"/>
-              <w:right w:type="dxa" w:w="90"/>
-            </w:tcMar>
-            <w:vAlign w:val="top"/>
-          </w:tcPr>
-          <w:p>
-            <w:pPr>
-              <w:spacing w:after="0" w:line="240"/>
-            </w:pPr>
-            <w:r>
-              <w:rPr>
-                <w:sz w:val="22"/>
-                <w:szCs w:val="22"/>
-              </w:rPr>
-              <w:t xml:space="preserve"> </w:t>
-            </w:r>
-          </w:p>
-        </w:tc>
-        <w:tc>
-          <w:tcPr>
-            <w:tcW w:type="dxa" w:w="1900"/>
-            <w:tcBorders>
-              <w:top w:val="single" w:color="auto" w:sz="4"/>
-              <w:left w:val="single" w:color="auto" w:sz="4"/>
-              <w:bottom w:val="single" w:color="auto" w:sz="4"/>
-              <w:right w:val="single" w:color="auto" w:sz="4"/>
-            </w:tcBorders>
-            <w:shd w:fill="FFFFFF" w:color="auto" w:val="clear"/>
-            <w:tcMar>
-              <w:top w:type="dxa" w:w="80"/>
-              <w:left w:type="dxa" w:w="90"/>
-              <w:bottom w:type="dxa" w:w="80"/>
-              <w:right w:type="dxa" w:w="90"/>
-            </w:tcMar>
-            <w:vAlign w:val="top"/>
-          </w:tcPr>
-          <w:p>
-            <w:pPr>
-              <w:spacing w:after="0" w:line="240"/>
-            </w:pPr>
-            <w:r>
-              <w:rPr>
-                <w:sz w:val="22"/>
-                <w:szCs w:val="22"/>
-              </w:rPr>
-              <w:t xml:space="preserve"> </w:t>
-            </w:r>
-          </w:p>
-        </w:tc>
-        <w:tc>
-          <w:tcPr>
-            <w:tcW w:type="dxa" w:w="1800"/>
-            <w:tcBorders>
-              <w:top w:val="single" w:color="auto" w:sz="4"/>
-              <w:left w:val="single" w:color="auto" w:sz="4"/>
-              <w:bottom w:val="single" w:color="auto" w:sz="4"/>
-              <w:right w:val="single" w:color="auto" w:sz="4"/>
-            </w:tcBorders>
-            <w:shd w:fill="FFFFFF" w:color="auto" w:val="clear"/>
-            <w:tcMar>
-              <w:top w:type="dxa" w:w="80"/>
-              <w:left w:type="dxa" w:w="90"/>
-              <w:bottom w:type="dxa" w:w="80"/>
-              <w:right w:type="dxa" w:w="90"/>
-            </w:tcMar>
-            <w:vAlign w:val="top"/>
-          </w:tcPr>
-          <w:p>
-            <w:pPr>
-              <w:spacing w:after="0" w:line="240"/>
-            </w:pPr>
-            <w:r>
-              <w:rPr>
-                <w:sz w:val="22"/>
-                <w:szCs w:val="22"/>
-              </w:rPr>
-              <w:t xml:space="preserve"> </w:t>
-            </w:r>
-          </w:p>
-        </w:tc>
-        <w:tc>
-          <w:tcPr>
-            <w:tcW w:type="dxa" w:w="2338"/>
-            <w:tcBorders>
-              <w:top w:val="single" w:color="auto" w:sz="4"/>
-              <w:left w:val="single" w:color="auto" w:sz="4"/>
-              <w:bottom w:val="single" w:color="auto" w:sz="4"/>
-              <w:right w:val="single" w:color="auto" w:sz="4"/>
-            </w:tcBorders>
-            <w:shd w:fill="FFFFFF" w:color="auto" w:val="clear"/>
-            <w:tcMar>
-              <w:top w:type="dxa" w:w="80"/>
-              <w:left w:type="dxa" w:w="90"/>
-              <w:bottom w:type="dxa" w:w="80"/>
-              <w:right w:type="dxa" w:w="90"/>
-            </w:tcMar>
-            <w:vAlign w:val="top"/>
-          </w:tcPr>
-          <w:p>
-            <w:pPr>
-              <w:spacing w:after="0" w:line="240"/>
-            </w:pPr>
-            <w:r>
-              <w:rPr>
-                <w:sz w:val="22"/>
-                <w:szCs w:val="22"/>
-              </w:rPr>
-              <w:t xml:space="preserve"> </w:t>
-            </w:r>
-          </w:p>
-        </w:tc>
-      </w:tr>
     </w:tbl>
     <w:p>
       <w:pPr>
@@ -13044,7 +11726,7 @@
                 <w:sz w:val="22"/>
                 <w:szCs w:val="22"/>
               </w:rPr>
-              <w:t xml:space="preserve">fecha_venta</w:t>
+              <w:t xml:space="preserve">ciudad</w:t>
             </w:r>
           </w:p>
         </w:tc>
@@ -13207,7 +11889,7 @@
                 <w:sz w:val="22"/>
                 <w:szCs w:val="22"/>
               </w:rPr>
-              <w:t xml:space="preserve">ciudad</w:t>
+              <w:t xml:space="preserve">producto</w:t>
             </w:r>
           </w:p>
         </w:tc>
@@ -13370,7 +12052,7 @@
                 <w:sz w:val="22"/>
                 <w:szCs w:val="22"/>
               </w:rPr>
-              <w:t xml:space="preserve">producto</w:t>
+              <w:t xml:space="preserve">categoria</w:t>
             </w:r>
           </w:p>
         </w:tc>
@@ -13533,7 +12215,7 @@
                 <w:sz w:val="22"/>
                 <w:szCs w:val="22"/>
               </w:rPr>
-              <w:t xml:space="preserve">categoria</w:t>
+              <w:t xml:space="preserve">unidades</w:t>
             </w:r>
           </w:p>
         </w:tc>
@@ -13696,7 +12378,7 @@
                 <w:sz w:val="22"/>
                 <w:szCs w:val="22"/>
               </w:rPr>
-              <w:t xml:space="preserve">unidades</w:t>
+              <w:t xml:space="preserve">monto</w:t>
             </w:r>
           </w:p>
         </w:tc>
@@ -13859,7 +12541,7 @@
                 <w:sz w:val="22"/>
                 <w:szCs w:val="22"/>
               </w:rPr>
-              <w:t xml:space="preserve">monto</w:t>
+              <w:t xml:space="preserve">pago_con_tarjeta</w:t>
             </w:r>
           </w:p>
         </w:tc>
@@ -14022,7 +12704,7 @@
                 <w:sz w:val="22"/>
                 <w:szCs w:val="22"/>
               </w:rPr>
-              <w:t xml:space="preserve">pago_con_tarjeta</w:t>
+              <w:t xml:space="preserve">satisfaccion</w:t>
             </w:r>
           </w:p>
         </w:tc>
@@ -14129,169 +12811,6 @@
               <w:right w:val="single" w:color="auto" w:sz="4"/>
             </w:tcBorders>
             <w:shd w:fill="FFFFFF" w:color="auto" w:val="clear"/>
-            <w:tcMar>
-              <w:top w:type="dxa" w:w="80"/>
-              <w:left w:type="dxa" w:w="90"/>
-              <w:bottom w:type="dxa" w:w="80"/>
-              <w:right w:type="dxa" w:w="90"/>
-            </w:tcMar>
-            <w:vAlign w:val="top"/>
-          </w:tcPr>
-          <w:p>
-            <w:pPr>
-              <w:spacing w:after="0" w:line="240"/>
-            </w:pPr>
-            <w:r>
-              <w:rPr>
-                <w:sz w:val="22"/>
-                <w:szCs w:val="22"/>
-              </w:rPr>
-              <w:t xml:space="preserve"> </w:t>
-            </w:r>
-          </w:p>
-        </w:tc>
-      </w:tr>
-      <w:tr>
-        <w:trPr>
-          <w:cantSplit/>
-          <w:trHeight w:val="460" w:hRule="atLeast"/>
-        </w:trPr>
-        <w:tc>
-          <w:tcPr>
-            <w:tcW w:type="dxa" w:w="2100"/>
-            <w:tcBorders>
-              <w:top w:val="single" w:color="auto" w:sz="4"/>
-              <w:left w:val="single" w:color="auto" w:sz="4"/>
-              <w:bottom w:val="single" w:color="auto" w:sz="4"/>
-              <w:right w:val="single" w:color="auto" w:sz="4"/>
-            </w:tcBorders>
-            <w:shd w:fill="F7F9FB" w:color="auto" w:val="clear"/>
-            <w:tcMar>
-              <w:top w:type="dxa" w:w="80"/>
-              <w:left w:type="dxa" w:w="90"/>
-              <w:bottom w:type="dxa" w:w="80"/>
-              <w:right w:type="dxa" w:w="90"/>
-            </w:tcMar>
-            <w:vAlign w:val="top"/>
-          </w:tcPr>
-          <w:p>
-            <w:pPr>
-              <w:spacing w:after="0" w:line="240"/>
-            </w:pPr>
-            <w:r>
-              <w:rPr>
-                <w:b/>
-                <w:bCs/>
-                <w:sz w:val="22"/>
-                <w:szCs w:val="22"/>
-              </w:rPr>
-              <w:t xml:space="preserve">satisfaccion</w:t>
-            </w:r>
-          </w:p>
-        </w:tc>
-        <w:tc>
-          <w:tcPr>
-            <w:tcW w:type="dxa" w:w="1500"/>
-            <w:tcBorders>
-              <w:top w:val="single" w:color="auto" w:sz="4"/>
-              <w:left w:val="single" w:color="auto" w:sz="4"/>
-              <w:bottom w:val="single" w:color="auto" w:sz="4"/>
-              <w:right w:val="single" w:color="auto" w:sz="4"/>
-            </w:tcBorders>
-            <w:shd w:fill="F7F9FB" w:color="auto" w:val="clear"/>
-            <w:tcMar>
-              <w:top w:type="dxa" w:w="80"/>
-              <w:left w:type="dxa" w:w="90"/>
-              <w:bottom w:type="dxa" w:w="80"/>
-              <w:right w:type="dxa" w:w="90"/>
-            </w:tcMar>
-            <w:vAlign w:val="top"/>
-          </w:tcPr>
-          <w:p>
-            <w:pPr>
-              <w:spacing w:after="0" w:line="240"/>
-            </w:pPr>
-            <w:r>
-              <w:rPr>
-                <w:sz w:val="22"/>
-                <w:szCs w:val="22"/>
-              </w:rPr>
-              <w:t xml:space="preserve"> </w:t>
-            </w:r>
-          </w:p>
-        </w:tc>
-        <w:tc>
-          <w:tcPr>
-            <w:tcW w:type="dxa" w:w="1900"/>
-            <w:tcBorders>
-              <w:top w:val="single" w:color="auto" w:sz="4"/>
-              <w:left w:val="single" w:color="auto" w:sz="4"/>
-              <w:bottom w:val="single" w:color="auto" w:sz="4"/>
-              <w:right w:val="single" w:color="auto" w:sz="4"/>
-            </w:tcBorders>
-            <w:shd w:fill="F7F9FB" w:color="auto" w:val="clear"/>
-            <w:tcMar>
-              <w:top w:type="dxa" w:w="80"/>
-              <w:left w:type="dxa" w:w="90"/>
-              <w:bottom w:type="dxa" w:w="80"/>
-              <w:right w:type="dxa" w:w="90"/>
-            </w:tcMar>
-            <w:vAlign w:val="top"/>
-          </w:tcPr>
-          <w:p>
-            <w:pPr>
-              <w:spacing w:after="0" w:line="240"/>
-            </w:pPr>
-            <w:r>
-              <w:rPr>
-                <w:sz w:val="22"/>
-                <w:szCs w:val="22"/>
-              </w:rPr>
-              <w:t xml:space="preserve"> </w:t>
-            </w:r>
-          </w:p>
-        </w:tc>
-        <w:tc>
-          <w:tcPr>
-            <w:tcW w:type="dxa" w:w="1800"/>
-            <w:tcBorders>
-              <w:top w:val="single" w:color="auto" w:sz="4"/>
-              <w:left w:val="single" w:color="auto" w:sz="4"/>
-              <w:bottom w:val="single" w:color="auto" w:sz="4"/>
-              <w:right w:val="single" w:color="auto" w:sz="4"/>
-            </w:tcBorders>
-            <w:shd w:fill="F7F9FB" w:color="auto" w:val="clear"/>
-            <w:tcMar>
-              <w:top w:type="dxa" w:w="80"/>
-              <w:left w:type="dxa" w:w="90"/>
-              <w:bottom w:type="dxa" w:w="80"/>
-              <w:right w:type="dxa" w:w="90"/>
-            </w:tcMar>
-            <w:vAlign w:val="top"/>
-          </w:tcPr>
-          <w:p>
-            <w:pPr>
-              <w:spacing w:after="0" w:line="240"/>
-            </w:pPr>
-            <w:r>
-              <w:rPr>
-                <w:sz w:val="22"/>
-                <w:szCs w:val="22"/>
-              </w:rPr>
-              <w:t xml:space="preserve"> </w:t>
-            </w:r>
-          </w:p>
-        </w:tc>
-        <w:tc>
-          <w:tcPr>
-            <w:tcW w:type="dxa" w:w="2338"/>
-            <w:tcBorders>
-              <w:top w:val="single" w:color="auto" w:sz="4"/>
-              <w:left w:val="single" w:color="auto" w:sz="4"/>
-              <w:bottom w:val="single" w:color="auto" w:sz="4"/>
-              <w:right w:val="single" w:color="auto" w:sz="4"/>
-            </w:tcBorders>
-            <w:shd w:fill="F7F9FB" w:color="auto" w:val="clear"/>
             <w:tcMar>
               <w:top w:type="dxa" w:w="80"/>
               <w:left w:type="dxa" w:w="90"/>
@@ -14674,7 +13193,7 @@
                 <w:sz w:val="22"/>
                 <w:szCs w:val="22"/>
               </w:rPr>
-              <w:t xml:space="preserve">En la Celda 5, la venta 9 muestra None en satisfaccion. ¿Es un error o un dato faltante? ¿Qué dimensión de calidad afecta?</w:t>
+              <w:t xml:space="preserve">En la Celda 5, la venta 4 muestra None en satisfaccion. ¿Es un error o un dato faltante? ¿Qué dimensión de calidad afecta?</w:t>
             </w:r>
           </w:p>
         </w:tc>
@@ -14802,7 +13321,7 @@
         <w:t xml:space="preserve">qué significa el resultado</w:t>
       </w:r>
       <w:r>
-        <w:t xml:space="preserve">. No modifique los 72 registros.</w:t>
+        <w:t xml:space="preserve">. No modifique los registros.</w:t>
       </w:r>
     </w:p>
     <w:p>
@@ -14834,7 +13353,7 @@
         <w:t xml:space="preserve">Pregunta del analista:</w:t>
       </w:r>
       <w:r>
-        <w:t xml:space="preserve"> ¿Qué ventas de Trujillo, de la categoría Plato, fueron de S/ 60 o más? Muéstrelas de mayor a menor.</w:t>
+        <w:t xml:space="preserve"> ¿Qué ventas de la categoría Plato fueron de S/ 50 o más? Muéstrelas de mayor a menor.</w:t>
       </w:r>
     </w:p>
     <w:p>
@@ -14865,7 +13384,7 @@
           <w:sz w:val="18"/>
           <w:szCs w:val="18"/>
         </w:rPr>
-        <w:t xml:space="preserve">consulta = """SELECT producto, ciudad, monto</w:t>
+        <w:t xml:space="preserve">consulta = """SELECT ciudad, producto, monto</w:t>
       </w:r>
     </w:p>
     <w:p>
@@ -14895,7 +13414,7 @@
           <w:sz w:val="18"/>
           <w:szCs w:val="18"/>
         </w:rPr>
-        <w:t xml:space="preserve">WHERE ciudad = 'Trujillo' AND categoria = 'Plato' AND monto &gt;= 60</w:t>
+        <w:t xml:space="preserve">WHERE categoria = 'Plato' AND monto &gt;= 50</w:t>
       </w:r>
     </w:p>
     <w:p>
@@ -14994,7 +13513,7 @@
         <w:t xml:space="preserve">Pregunta del analista:</w:t>
       </w:r>
       <w:r>
-        <w:t xml:space="preserve"> ¿Cuáles son las dos ventas de bebida de menor monto?</w:t>
+        <w:t xml:space="preserve"> ¿Cuáles son las dos ventas de menor monto?</w:t>
       </w:r>
     </w:p>
     <w:p>
@@ -15025,7 +13544,7 @@
           <w:sz w:val="18"/>
           <w:szCs w:val="18"/>
         </w:rPr>
-        <w:t xml:space="preserve">consulta = """SELECT producto, ciudad, monto</w:t>
+        <w:t xml:space="preserve">consulta = """SELECT ciudad, producto, monto</w:t>
       </w:r>
     </w:p>
     <w:p>
@@ -15055,7 +13574,7 @@
           <w:sz w:val="18"/>
           <w:szCs w:val="18"/>
         </w:rPr>
-        <w:t xml:space="preserve">WHERE categoria = 'Bebida'</w:t>
+        <w:t xml:space="preserve">ORDER BY monto ASC</w:t>
       </w:r>
     </w:p>
     <w:p>
@@ -15070,14 +13589,14 @@
           <w:sz w:val="18"/>
           <w:szCs w:val="18"/>
         </w:rPr>
-        <w:t xml:space="preserve">ORDER BY monto ASC</w:t>
-      </w:r>
-    </w:p>
-    <w:p>
-      <w:pPr>
-        <w:keepNext/>
+        <w:t xml:space="preserve">LIMIT 2;"""</w:t>
+      </w:r>
+    </w:p>
+    <w:p>
+      <w:pPr>
+        <w:keepNext w:val="false"/>
         <w:shd w:fill="F5F5F5" w:val="clear"/>
-        <w:spacing w:after="0" w:before="0" w:line="240"/>
+        <w:spacing w:after="120" w:before="0" w:line="240"/>
       </w:pPr>
       <w:r>
         <w:rPr>
@@ -15085,21 +13604,6 @@
           <w:sz w:val="18"/>
           <w:szCs w:val="18"/>
         </w:rPr>
-        <w:t xml:space="preserve">LIMIT 2;"""</w:t>
-      </w:r>
-    </w:p>
-    <w:p>
-      <w:pPr>
-        <w:keepNext w:val="false"/>
-        <w:shd w:fill="F5F5F5" w:val="clear"/>
-        <w:spacing w:after="120" w:before="0" w:line="240"/>
-      </w:pPr>
-      <w:r>
-        <w:rPr>
-          <w:rFonts w:ascii="Consolas" w:cs="Consolas" w:eastAsia="Consolas" w:hAnsi="Consolas"/>
-          <w:sz w:val="18"/>
-          <w:szCs w:val="18"/>
-        </w:rPr>
         <w:t xml:space="preserve">conexion.execute(consulta).fetchall()</w:t>
       </w:r>
     </w:p>
@@ -15169,7 +13673,7 @@
         <w:t xml:space="preserve">Pregunta del analista:</w:t>
       </w:r>
       <w:r>
-        <w:t xml:space="preserve"> ¿Qué ventas registraron las sedes de Lima o de Cusco? (Solo las ocho primeras filas.)</w:t>
+        <w:t xml:space="preserve"> ¿Qué ventas registraron las sedes de Lima o de Juliaca?</w:t>
       </w:r>
     </w:p>
     <w:p>
@@ -15230,14 +13734,14 @@
           <w:sz w:val="18"/>
           <w:szCs w:val="18"/>
         </w:rPr>
-        <w:t xml:space="preserve">WHERE ciudad = 'Lima' OR ciudad = 'Cusco'</w:t>
-      </w:r>
-    </w:p>
-    <w:p>
-      <w:pPr>
-        <w:keepNext/>
+        <w:t xml:space="preserve">WHERE ciudad = 'Lima' OR ciudad = 'Juliaca';"""</w:t>
+      </w:r>
+    </w:p>
+    <w:p>
+      <w:pPr>
+        <w:keepNext w:val="false"/>
         <w:shd w:fill="F5F5F5" w:val="clear"/>
-        <w:spacing w:after="0" w:before="0" w:line="240"/>
+        <w:spacing w:after="120" w:before="0" w:line="240"/>
       </w:pPr>
       <w:r>
         <w:rPr>
@@ -15245,21 +13749,6 @@
           <w:sz w:val="18"/>
           <w:szCs w:val="18"/>
         </w:rPr>
-        <w:t xml:space="preserve">LIMIT 8;"""</w:t>
-      </w:r>
-    </w:p>
-    <w:p>
-      <w:pPr>
-        <w:keepNext w:val="false"/>
-        <w:shd w:fill="F5F5F5" w:val="clear"/>
-        <w:spacing w:after="120" w:before="0" w:line="240"/>
-      </w:pPr>
-      <w:r>
-        <w:rPr>
-          <w:rFonts w:ascii="Consolas" w:cs="Consolas" w:eastAsia="Consolas" w:hAnsi="Consolas"/>
-          <w:sz w:val="18"/>
-          <w:szCs w:val="18"/>
-        </w:rPr>
         <w:t xml:space="preserve">conexion.execute(consulta).fetchall()</w:t>
       </w:r>
     </w:p>
@@ -15329,7 +13818,7 @@
         <w:t xml:space="preserve">Pregunta del analista:</w:t>
       </w:r>
       <w:r>
-        <w:t xml:space="preserve"> ¿Cuáles son las tres ventas de mayor monto de todo el periodo?</w:t>
+        <w:t xml:space="preserve"> ¿Qué ventas se pagaron con tarjeta?</w:t>
       </w:r>
     </w:p>
     <w:p>
@@ -15390,22 +13879,7 @@
           <w:sz w:val="18"/>
           <w:szCs w:val="18"/>
         </w:rPr>
-        <w:t xml:space="preserve">ORDER BY monto DESC</w:t>
-      </w:r>
-    </w:p>
-    <w:p>
-      <w:pPr>
-        <w:keepNext/>
-        <w:shd w:fill="F5F5F5" w:val="clear"/>
-        <w:spacing w:after="0" w:before="0" w:line="240"/>
-      </w:pPr>
-      <w:r>
-        <w:rPr>
-          <w:rFonts w:ascii="Consolas" w:cs="Consolas" w:eastAsia="Consolas" w:hAnsi="Consolas"/>
-          <w:sz w:val="18"/>
-          <w:szCs w:val="18"/>
-        </w:rPr>
-        <w:t xml:space="preserve">LIMIT 3;"""</w:t>
+        <w:t xml:space="preserve">WHERE pago_con_tarjeta = 1;"""</w:t>
       </w:r>
     </w:p>
     <w:p>
@@ -15504,7 +13978,7 @@
         <w:t xml:space="preserve">Instrucciones:</w:t>
       </w:r>
       <w:r>
-        <w:t xml:space="preserve"> a partir de las cuatro consultas, redacte el informe breve que entregaría a la administradora. Cite al menos dos cifras observadas y reconozca una limitación de las 72 ventas simuladas.</w:t>
+        <w:t xml:space="preserve"> a partir de las cuatro consultas, redacte el informe breve que entregaría a la administradora. Cite al menos dos cifras observadas y reconozca una limitación de las 5 ventas simuladas.</w:t>
       </w:r>
     </w:p>
     <w:tbl>

--- a/laboratorios_fgd/LAB-C1-FGD-2026II-ESTUDIANTE.docx
+++ b/laboratorios_fgd/LAB-C1-FGD-2026II-ESTUDIANTE.docx
@@ -8882,7 +8882,7 @@
           <w:sz w:val="18"/>
           <w:szCs w:val="18"/>
         </w:rPr>
-        <w:t xml:space="preserve">    precio_lista REAL    NOT NULL,</w:t>
+        <w:t xml:space="preserve">    precio_lista REAL    NOT NULL</w:t>
       </w:r>
     </w:p>
     <w:p>
@@ -8897,7 +8897,7 @@
           <w:sz w:val="18"/>
           <w:szCs w:val="18"/>
         </w:rPr>
-        <w:t xml:space="preserve">    activo       INTEGER NOT NULL   -- 1 = sí, 0 = no</w:t>
+        <w:t xml:space="preserve">);</w:t>
       </w:r>
     </w:p>
     <w:p>
@@ -8912,7 +8912,7 @@
           <w:sz w:val="18"/>
           <w:szCs w:val="18"/>
         </w:rPr>
-        <w:t xml:space="preserve">);</w:t>
+        <w:t xml:space="preserve"> </w:t>
       </w:r>
     </w:p>
     <w:p>
@@ -8927,7 +8927,7 @@
           <w:sz w:val="18"/>
           <w:szCs w:val="18"/>
         </w:rPr>
-        <w:t xml:space="preserve"> </w:t>
+        <w:t xml:space="preserve">CREATE TABLE ventas (</w:t>
       </w:r>
     </w:p>
     <w:p>
@@ -8942,7 +8942,7 @@
           <w:sz w:val="18"/>
           <w:szCs w:val="18"/>
         </w:rPr>
-        <w:t xml:space="preserve">CREATE TABLE ventas (</w:t>
+        <w:t xml:space="preserve">    venta_id     INTEGER PRIMARY KEY,</w:t>
       </w:r>
     </w:p>
     <w:p>
@@ -8957,7 +8957,7 @@
           <w:sz w:val="18"/>
           <w:szCs w:val="18"/>
         </w:rPr>
-        <w:t xml:space="preserve">    venta_id         INTEGER PRIMARY KEY,</w:t>
+        <w:t xml:space="preserve">    ciudad       TEXT    NOT NULL,</w:t>
       </w:r>
     </w:p>
     <w:p>
@@ -8972,7 +8972,7 @@
           <w:sz w:val="18"/>
           <w:szCs w:val="18"/>
         </w:rPr>
-        <w:t xml:space="preserve">    ciudad           TEXT    NOT NULL,</w:t>
+        <w:t xml:space="preserve">    producto     TEXT    NOT NULL,</w:t>
       </w:r>
     </w:p>
     <w:p>
@@ -8987,7 +8987,7 @@
           <w:sz w:val="18"/>
           <w:szCs w:val="18"/>
         </w:rPr>
-        <w:t xml:space="preserve">    producto         TEXT    NOT NULL,</w:t>
+        <w:t xml:space="preserve">    unidades     INTEGER NOT NULL,</w:t>
       </w:r>
     </w:p>
     <w:p>
@@ -9002,7 +9002,7 @@
           <w:sz w:val="18"/>
           <w:szCs w:val="18"/>
         </w:rPr>
-        <w:t xml:space="preserve">    categoria        TEXT    NOT NULL,</w:t>
+        <w:t xml:space="preserve">    monto        REAL    NOT NULL,</w:t>
       </w:r>
     </w:p>
     <w:p>
@@ -9017,52 +9017,7 @@
           <w:sz w:val="18"/>
           <w:szCs w:val="18"/>
         </w:rPr>
-        <w:t xml:space="preserve">    unidades         INTEGER NOT NULL,</w:t>
-      </w:r>
-    </w:p>
-    <w:p>
-      <w:pPr>
-        <w:keepNext/>
-        <w:shd w:fill="F5F5F5" w:val="clear"/>
-        <w:spacing w:after="0" w:before="0" w:line="240"/>
-      </w:pPr>
-      <w:r>
-        <w:rPr>
-          <w:rFonts w:ascii="Consolas" w:cs="Consolas" w:eastAsia="Consolas" w:hAnsi="Consolas"/>
-          <w:sz w:val="18"/>
-          <w:szCs w:val="18"/>
-        </w:rPr>
-        <w:t xml:space="preserve">    monto            REAL    NOT NULL,</w:t>
-      </w:r>
-    </w:p>
-    <w:p>
-      <w:pPr>
-        <w:keepNext/>
-        <w:shd w:fill="F5F5F5" w:val="clear"/>
-        <w:spacing w:after="0" w:before="0" w:line="240"/>
-      </w:pPr>
-      <w:r>
-        <w:rPr>
-          <w:rFonts w:ascii="Consolas" w:cs="Consolas" w:eastAsia="Consolas" w:hAnsi="Consolas"/>
-          <w:sz w:val="18"/>
-          <w:szCs w:val="18"/>
-        </w:rPr>
-        <w:t xml:space="preserve">    pago_con_tarjeta INTEGER NOT NULL,  -- 1 = sí, 0 = no</w:t>
-      </w:r>
-    </w:p>
-    <w:p>
-      <w:pPr>
-        <w:keepNext/>
-        <w:shd w:fill="F5F5F5" w:val="clear"/>
-        <w:spacing w:after="0" w:before="0" w:line="240"/>
-      </w:pPr>
-      <w:r>
-        <w:rPr>
-          <w:rFonts w:ascii="Consolas" w:cs="Consolas" w:eastAsia="Consolas" w:hAnsi="Consolas"/>
-          <w:sz w:val="18"/>
-          <w:szCs w:val="18"/>
-        </w:rPr>
-        <w:t xml:space="preserve">    satisfaccion     TEXT               -- Baja, Media o Alta (puede quedar vacía)</w:t>
+        <w:t xml:space="preserve">    satisfaccion TEXT               -- Baja, Media o Alta (puede quedar vacía)</w:t>
       </w:r>
     </w:p>
     <w:p>
@@ -9233,7 +9188,7 @@
           <w:sz w:val="18"/>
           <w:szCs w:val="18"/>
         </w:rPr>
-        <w:t xml:space="preserve">    (1, 'Lomo saltado', 'Plato', 38.0, 1),</w:t>
+        <w:t xml:space="preserve">    (1, 'Lomo saltado', 'Plato', 38.0),</w:t>
       </w:r>
     </w:p>
     <w:p>
@@ -9248,7 +9203,7 @@
           <w:sz w:val="18"/>
           <w:szCs w:val="18"/>
         </w:rPr>
-        <w:t xml:space="preserve">    (2, 'Ceviche', 'Plato', 42.0, 1),</w:t>
+        <w:t xml:space="preserve">    (2, 'Ceviche', 'Plato', 42.0),</w:t>
       </w:r>
     </w:p>
     <w:p>
@@ -9263,7 +9218,7 @@
           <w:sz w:val="18"/>
           <w:szCs w:val="18"/>
         </w:rPr>
-        <w:t xml:space="preserve">    (3, 'Chicha morada', 'Bebida', 9.0, 1),</w:t>
+        <w:t xml:space="preserve">    (3, 'Chicha morada', 'Bebida', 9.0),</w:t>
       </w:r>
     </w:p>
     <w:p>
@@ -9278,7 +9233,7 @@
           <w:sz w:val="18"/>
           <w:szCs w:val="18"/>
         </w:rPr>
-        <w:t xml:space="preserve">    (4, 'Limonada', 'Bebida', 8.0, 1),</w:t>
+        <w:t xml:space="preserve">    (4, 'Limonada', 'Bebida', 8.0),</w:t>
       </w:r>
     </w:p>
     <w:p>
@@ -9293,7 +9248,7 @@
           <w:sz w:val="18"/>
           <w:szCs w:val="18"/>
         </w:rPr>
-        <w:t xml:space="preserve">    (5, 'Suspiro limeño', 'Postre', 15.0, 0);</w:t>
+        <w:t xml:space="preserve">    (5, 'Suspiro limeño', 'Postre', 15.0);</w:t>
       </w:r>
     </w:p>
     <w:p>
@@ -9338,7 +9293,7 @@
           <w:sz w:val="18"/>
           <w:szCs w:val="18"/>
         </w:rPr>
-        <w:t xml:space="preserve">    (1, 'Lima', 'Lomo saltado', 'Plato', 2, 76.0, 1, 'Alta'),</w:t>
+        <w:t xml:space="preserve">    (1, 'Lima', 'Lomo saltado', 2, 76.0, 'Alta'),</w:t>
       </w:r>
     </w:p>
     <w:p>
@@ -9353,7 +9308,7 @@
           <w:sz w:val="18"/>
           <w:szCs w:val="18"/>
         </w:rPr>
-        <w:t xml:space="preserve">    (2, 'Cusco', 'Ceviche', 'Plato', 3, 126.0, 1, 'Media'),</w:t>
+        <w:t xml:space="preserve">    (2, 'Cusco', 'Ceviche', 3, 126.0, 'Media'),</w:t>
       </w:r>
     </w:p>
     <w:p>
@@ -9368,7 +9323,7 @@
           <w:sz w:val="18"/>
           <w:szCs w:val="18"/>
         </w:rPr>
-        <w:t xml:space="preserve">    (3, 'Juliaca', 'Chicha morada', 'Bebida', 2, 18.0, 0, 'Baja'),</w:t>
+        <w:t xml:space="preserve">    (3, 'Juliaca', 'Chicha morada', 2, 18.0, 'Baja'),</w:t>
       </w:r>
     </w:p>
     <w:p>
@@ -9383,7 +9338,7 @@
           <w:sz w:val="18"/>
           <w:szCs w:val="18"/>
         </w:rPr>
-        <w:t xml:space="preserve">    (4, 'Lima', 'Limonada', 'Bebida', 3, 24.0, 0, NULL),</w:t>
+        <w:t xml:space="preserve">    (4, 'Lima', 'Limonada', 3, 24.0, NULL),</w:t>
       </w:r>
     </w:p>
     <w:p>
@@ -9398,7 +9353,7 @@
           <w:sz w:val="18"/>
           <w:szCs w:val="18"/>
         </w:rPr>
-        <w:t xml:space="preserve">    (5, 'Juliaca', 'Lomo saltado', 'Plato', 1, 38.0, 0, 'Alta');</w:t>
+        <w:t xml:space="preserve">    (5, 'Juliaca', 'Lomo saltado', 1, 38.0, 'Alta');</w:t>
       </w:r>
     </w:p>
     <w:p>
@@ -11153,169 +11108,6 @@
           </w:p>
         </w:tc>
       </w:tr>
-      <w:tr>
-        <w:trPr>
-          <w:cantSplit/>
-          <w:trHeight w:val="460" w:hRule="atLeast"/>
-        </w:trPr>
-        <w:tc>
-          <w:tcPr>
-            <w:tcW w:type="dxa" w:w="2100"/>
-            <w:tcBorders>
-              <w:top w:val="single" w:color="auto" w:sz="4"/>
-              <w:left w:val="single" w:color="auto" w:sz="4"/>
-              <w:bottom w:val="single" w:color="auto" w:sz="4"/>
-              <w:right w:val="single" w:color="auto" w:sz="4"/>
-            </w:tcBorders>
-            <w:shd w:fill="F7F9FB" w:color="auto" w:val="clear"/>
-            <w:tcMar>
-              <w:top w:type="dxa" w:w="80"/>
-              <w:left w:type="dxa" w:w="90"/>
-              <w:bottom w:type="dxa" w:w="80"/>
-              <w:right w:type="dxa" w:w="90"/>
-            </w:tcMar>
-            <w:vAlign w:val="top"/>
-          </w:tcPr>
-          <w:p>
-            <w:pPr>
-              <w:spacing w:after="0" w:line="240"/>
-            </w:pPr>
-            <w:r>
-              <w:rPr>
-                <w:b/>
-                <w:bCs/>
-                <w:sz w:val="22"/>
-                <w:szCs w:val="22"/>
-              </w:rPr>
-              <w:t xml:space="preserve">activo</w:t>
-            </w:r>
-          </w:p>
-        </w:tc>
-        <w:tc>
-          <w:tcPr>
-            <w:tcW w:type="dxa" w:w="1500"/>
-            <w:tcBorders>
-              <w:top w:val="single" w:color="auto" w:sz="4"/>
-              <w:left w:val="single" w:color="auto" w:sz="4"/>
-              <w:bottom w:val="single" w:color="auto" w:sz="4"/>
-              <w:right w:val="single" w:color="auto" w:sz="4"/>
-            </w:tcBorders>
-            <w:shd w:fill="F7F9FB" w:color="auto" w:val="clear"/>
-            <w:tcMar>
-              <w:top w:type="dxa" w:w="80"/>
-              <w:left w:type="dxa" w:w="90"/>
-              <w:bottom w:type="dxa" w:w="80"/>
-              <w:right w:type="dxa" w:w="90"/>
-            </w:tcMar>
-            <w:vAlign w:val="top"/>
-          </w:tcPr>
-          <w:p>
-            <w:pPr>
-              <w:spacing w:after="0" w:line="240"/>
-            </w:pPr>
-            <w:r>
-              <w:rPr>
-                <w:sz w:val="22"/>
-                <w:szCs w:val="22"/>
-              </w:rPr>
-              <w:t xml:space="preserve"> </w:t>
-            </w:r>
-          </w:p>
-        </w:tc>
-        <w:tc>
-          <w:tcPr>
-            <w:tcW w:type="dxa" w:w="1900"/>
-            <w:tcBorders>
-              <w:top w:val="single" w:color="auto" w:sz="4"/>
-              <w:left w:val="single" w:color="auto" w:sz="4"/>
-              <w:bottom w:val="single" w:color="auto" w:sz="4"/>
-              <w:right w:val="single" w:color="auto" w:sz="4"/>
-            </w:tcBorders>
-            <w:shd w:fill="F7F9FB" w:color="auto" w:val="clear"/>
-            <w:tcMar>
-              <w:top w:type="dxa" w:w="80"/>
-              <w:left w:type="dxa" w:w="90"/>
-              <w:bottom w:type="dxa" w:w="80"/>
-              <w:right w:type="dxa" w:w="90"/>
-            </w:tcMar>
-            <w:vAlign w:val="top"/>
-          </w:tcPr>
-          <w:p>
-            <w:pPr>
-              <w:spacing w:after="0" w:line="240"/>
-            </w:pPr>
-            <w:r>
-              <w:rPr>
-                <w:sz w:val="22"/>
-                <w:szCs w:val="22"/>
-              </w:rPr>
-              <w:t xml:space="preserve"> </w:t>
-            </w:r>
-          </w:p>
-        </w:tc>
-        <w:tc>
-          <w:tcPr>
-            <w:tcW w:type="dxa" w:w="1800"/>
-            <w:tcBorders>
-              <w:top w:val="single" w:color="auto" w:sz="4"/>
-              <w:left w:val="single" w:color="auto" w:sz="4"/>
-              <w:bottom w:val="single" w:color="auto" w:sz="4"/>
-              <w:right w:val="single" w:color="auto" w:sz="4"/>
-            </w:tcBorders>
-            <w:shd w:fill="F7F9FB" w:color="auto" w:val="clear"/>
-            <w:tcMar>
-              <w:top w:type="dxa" w:w="80"/>
-              <w:left w:type="dxa" w:w="90"/>
-              <w:bottom w:type="dxa" w:w="80"/>
-              <w:right w:type="dxa" w:w="90"/>
-            </w:tcMar>
-            <w:vAlign w:val="top"/>
-          </w:tcPr>
-          <w:p>
-            <w:pPr>
-              <w:spacing w:after="0" w:line="240"/>
-            </w:pPr>
-            <w:r>
-              <w:rPr>
-                <w:sz w:val="22"/>
-                <w:szCs w:val="22"/>
-              </w:rPr>
-              <w:t xml:space="preserve"> </w:t>
-            </w:r>
-          </w:p>
-        </w:tc>
-        <w:tc>
-          <w:tcPr>
-            <w:tcW w:type="dxa" w:w="2338"/>
-            <w:tcBorders>
-              <w:top w:val="single" w:color="auto" w:sz="4"/>
-              <w:left w:val="single" w:color="auto" w:sz="4"/>
-              <w:bottom w:val="single" w:color="auto" w:sz="4"/>
-              <w:right w:val="single" w:color="auto" w:sz="4"/>
-            </w:tcBorders>
-            <w:shd w:fill="F7F9FB" w:color="auto" w:val="clear"/>
-            <w:tcMar>
-              <w:top w:type="dxa" w:w="80"/>
-              <w:left w:type="dxa" w:w="90"/>
-              <w:bottom w:type="dxa" w:w="80"/>
-              <w:right w:type="dxa" w:w="90"/>
-            </w:tcMar>
-            <w:vAlign w:val="top"/>
-          </w:tcPr>
-          <w:p>
-            <w:pPr>
-              <w:spacing w:after="0" w:line="240"/>
-            </w:pPr>
-            <w:r>
-              <w:rPr>
-                <w:sz w:val="22"/>
-                <w:szCs w:val="22"/>
-              </w:rPr>
-              <w:t xml:space="preserve"> </w:t>
-            </w:r>
-          </w:p>
-        </w:tc>
-      </w:tr>
     </w:tbl>
     <w:p>
       <w:pPr>
@@ -12052,7 +11844,7 @@
                 <w:sz w:val="22"/>
                 <w:szCs w:val="22"/>
               </w:rPr>
-              <w:t xml:space="preserve">categoria</w:t>
+              <w:t xml:space="preserve">unidades</w:t>
             </w:r>
           </w:p>
         </w:tc>
@@ -12215,333 +12007,7 @@
                 <w:sz w:val="22"/>
                 <w:szCs w:val="22"/>
               </w:rPr>
-              <w:t xml:space="preserve">unidades</w:t>
-            </w:r>
-          </w:p>
-        </w:tc>
-        <w:tc>
-          <w:tcPr>
-            <w:tcW w:type="dxa" w:w="1500"/>
-            <w:tcBorders>
-              <w:top w:val="single" w:color="auto" w:sz="4"/>
-              <w:left w:val="single" w:color="auto" w:sz="4"/>
-              <w:bottom w:val="single" w:color="auto" w:sz="4"/>
-              <w:right w:val="single" w:color="auto" w:sz="4"/>
-            </w:tcBorders>
-            <w:shd w:fill="F7F9FB" w:color="auto" w:val="clear"/>
-            <w:tcMar>
-              <w:top w:type="dxa" w:w="80"/>
-              <w:left w:type="dxa" w:w="90"/>
-              <w:bottom w:type="dxa" w:w="80"/>
-              <w:right w:type="dxa" w:w="90"/>
-            </w:tcMar>
-            <w:vAlign w:val="top"/>
-          </w:tcPr>
-          <w:p>
-            <w:pPr>
-              <w:spacing w:after="0" w:line="240"/>
-            </w:pPr>
-            <w:r>
-              <w:rPr>
-                <w:sz w:val="22"/>
-                <w:szCs w:val="22"/>
-              </w:rPr>
-              <w:t xml:space="preserve"> </w:t>
-            </w:r>
-          </w:p>
-        </w:tc>
-        <w:tc>
-          <w:tcPr>
-            <w:tcW w:type="dxa" w:w="1900"/>
-            <w:tcBorders>
-              <w:top w:val="single" w:color="auto" w:sz="4"/>
-              <w:left w:val="single" w:color="auto" w:sz="4"/>
-              <w:bottom w:val="single" w:color="auto" w:sz="4"/>
-              <w:right w:val="single" w:color="auto" w:sz="4"/>
-            </w:tcBorders>
-            <w:shd w:fill="F7F9FB" w:color="auto" w:val="clear"/>
-            <w:tcMar>
-              <w:top w:type="dxa" w:w="80"/>
-              <w:left w:type="dxa" w:w="90"/>
-              <w:bottom w:type="dxa" w:w="80"/>
-              <w:right w:type="dxa" w:w="90"/>
-            </w:tcMar>
-            <w:vAlign w:val="top"/>
-          </w:tcPr>
-          <w:p>
-            <w:pPr>
-              <w:spacing w:after="0" w:line="240"/>
-            </w:pPr>
-            <w:r>
-              <w:rPr>
-                <w:sz w:val="22"/>
-                <w:szCs w:val="22"/>
-              </w:rPr>
-              <w:t xml:space="preserve"> </w:t>
-            </w:r>
-          </w:p>
-        </w:tc>
-        <w:tc>
-          <w:tcPr>
-            <w:tcW w:type="dxa" w:w="1800"/>
-            <w:tcBorders>
-              <w:top w:val="single" w:color="auto" w:sz="4"/>
-              <w:left w:val="single" w:color="auto" w:sz="4"/>
-              <w:bottom w:val="single" w:color="auto" w:sz="4"/>
-              <w:right w:val="single" w:color="auto" w:sz="4"/>
-            </w:tcBorders>
-            <w:shd w:fill="F7F9FB" w:color="auto" w:val="clear"/>
-            <w:tcMar>
-              <w:top w:type="dxa" w:w="80"/>
-              <w:left w:type="dxa" w:w="90"/>
-              <w:bottom w:type="dxa" w:w="80"/>
-              <w:right w:type="dxa" w:w="90"/>
-            </w:tcMar>
-            <w:vAlign w:val="top"/>
-          </w:tcPr>
-          <w:p>
-            <w:pPr>
-              <w:spacing w:after="0" w:line="240"/>
-            </w:pPr>
-            <w:r>
-              <w:rPr>
-                <w:sz w:val="22"/>
-                <w:szCs w:val="22"/>
-              </w:rPr>
-              <w:t xml:space="preserve"> </w:t>
-            </w:r>
-          </w:p>
-        </w:tc>
-        <w:tc>
-          <w:tcPr>
-            <w:tcW w:type="dxa" w:w="2338"/>
-            <w:tcBorders>
-              <w:top w:val="single" w:color="auto" w:sz="4"/>
-              <w:left w:val="single" w:color="auto" w:sz="4"/>
-              <w:bottom w:val="single" w:color="auto" w:sz="4"/>
-              <w:right w:val="single" w:color="auto" w:sz="4"/>
-            </w:tcBorders>
-            <w:shd w:fill="F7F9FB" w:color="auto" w:val="clear"/>
-            <w:tcMar>
-              <w:top w:type="dxa" w:w="80"/>
-              <w:left w:type="dxa" w:w="90"/>
-              <w:bottom w:type="dxa" w:w="80"/>
-              <w:right w:type="dxa" w:w="90"/>
-            </w:tcMar>
-            <w:vAlign w:val="top"/>
-          </w:tcPr>
-          <w:p>
-            <w:pPr>
-              <w:spacing w:after="0" w:line="240"/>
-            </w:pPr>
-            <w:r>
-              <w:rPr>
-                <w:sz w:val="22"/>
-                <w:szCs w:val="22"/>
-              </w:rPr>
-              <w:t xml:space="preserve"> </w:t>
-            </w:r>
-          </w:p>
-        </w:tc>
-      </w:tr>
-      <w:tr>
-        <w:trPr>
-          <w:cantSplit/>
-          <w:trHeight w:val="460" w:hRule="atLeast"/>
-        </w:trPr>
-        <w:tc>
-          <w:tcPr>
-            <w:tcW w:type="dxa" w:w="2100"/>
-            <w:tcBorders>
-              <w:top w:val="single" w:color="auto" w:sz="4"/>
-              <w:left w:val="single" w:color="auto" w:sz="4"/>
-              <w:bottom w:val="single" w:color="auto" w:sz="4"/>
-              <w:right w:val="single" w:color="auto" w:sz="4"/>
-            </w:tcBorders>
-            <w:shd w:fill="FFFFFF" w:color="auto" w:val="clear"/>
-            <w:tcMar>
-              <w:top w:type="dxa" w:w="80"/>
-              <w:left w:type="dxa" w:w="90"/>
-              <w:bottom w:type="dxa" w:w="80"/>
-              <w:right w:type="dxa" w:w="90"/>
-            </w:tcMar>
-            <w:vAlign w:val="top"/>
-          </w:tcPr>
-          <w:p>
-            <w:pPr>
-              <w:spacing w:after="0" w:line="240"/>
-            </w:pPr>
-            <w:r>
-              <w:rPr>
-                <w:b/>
-                <w:bCs/>
-                <w:sz w:val="22"/>
-                <w:szCs w:val="22"/>
-              </w:rPr>
               <w:t xml:space="preserve">monto</w:t>
-            </w:r>
-          </w:p>
-        </w:tc>
-        <w:tc>
-          <w:tcPr>
-            <w:tcW w:type="dxa" w:w="1500"/>
-            <w:tcBorders>
-              <w:top w:val="single" w:color="auto" w:sz="4"/>
-              <w:left w:val="single" w:color="auto" w:sz="4"/>
-              <w:bottom w:val="single" w:color="auto" w:sz="4"/>
-              <w:right w:val="single" w:color="auto" w:sz="4"/>
-            </w:tcBorders>
-            <w:shd w:fill="FFFFFF" w:color="auto" w:val="clear"/>
-            <w:tcMar>
-              <w:top w:type="dxa" w:w="80"/>
-              <w:left w:type="dxa" w:w="90"/>
-              <w:bottom w:type="dxa" w:w="80"/>
-              <w:right w:type="dxa" w:w="90"/>
-            </w:tcMar>
-            <w:vAlign w:val="top"/>
-          </w:tcPr>
-          <w:p>
-            <w:pPr>
-              <w:spacing w:after="0" w:line="240"/>
-            </w:pPr>
-            <w:r>
-              <w:rPr>
-                <w:sz w:val="22"/>
-                <w:szCs w:val="22"/>
-              </w:rPr>
-              <w:t xml:space="preserve"> </w:t>
-            </w:r>
-          </w:p>
-        </w:tc>
-        <w:tc>
-          <w:tcPr>
-            <w:tcW w:type="dxa" w:w="1900"/>
-            <w:tcBorders>
-              <w:top w:val="single" w:color="auto" w:sz="4"/>
-              <w:left w:val="single" w:color="auto" w:sz="4"/>
-              <w:bottom w:val="single" w:color="auto" w:sz="4"/>
-              <w:right w:val="single" w:color="auto" w:sz="4"/>
-            </w:tcBorders>
-            <w:shd w:fill="FFFFFF" w:color="auto" w:val="clear"/>
-            <w:tcMar>
-              <w:top w:type="dxa" w:w="80"/>
-              <w:left w:type="dxa" w:w="90"/>
-              <w:bottom w:type="dxa" w:w="80"/>
-              <w:right w:type="dxa" w:w="90"/>
-            </w:tcMar>
-            <w:vAlign w:val="top"/>
-          </w:tcPr>
-          <w:p>
-            <w:pPr>
-              <w:spacing w:after="0" w:line="240"/>
-            </w:pPr>
-            <w:r>
-              <w:rPr>
-                <w:sz w:val="22"/>
-                <w:szCs w:val="22"/>
-              </w:rPr>
-              <w:t xml:space="preserve"> </w:t>
-            </w:r>
-          </w:p>
-        </w:tc>
-        <w:tc>
-          <w:tcPr>
-            <w:tcW w:type="dxa" w:w="1800"/>
-            <w:tcBorders>
-              <w:top w:val="single" w:color="auto" w:sz="4"/>
-              <w:left w:val="single" w:color="auto" w:sz="4"/>
-              <w:bottom w:val="single" w:color="auto" w:sz="4"/>
-              <w:right w:val="single" w:color="auto" w:sz="4"/>
-            </w:tcBorders>
-            <w:shd w:fill="FFFFFF" w:color="auto" w:val="clear"/>
-            <w:tcMar>
-              <w:top w:type="dxa" w:w="80"/>
-              <w:left w:type="dxa" w:w="90"/>
-              <w:bottom w:type="dxa" w:w="80"/>
-              <w:right w:type="dxa" w:w="90"/>
-            </w:tcMar>
-            <w:vAlign w:val="top"/>
-          </w:tcPr>
-          <w:p>
-            <w:pPr>
-              <w:spacing w:after="0" w:line="240"/>
-            </w:pPr>
-            <w:r>
-              <w:rPr>
-                <w:sz w:val="22"/>
-                <w:szCs w:val="22"/>
-              </w:rPr>
-              <w:t xml:space="preserve"> </w:t>
-            </w:r>
-          </w:p>
-        </w:tc>
-        <w:tc>
-          <w:tcPr>
-            <w:tcW w:type="dxa" w:w="2338"/>
-            <w:tcBorders>
-              <w:top w:val="single" w:color="auto" w:sz="4"/>
-              <w:left w:val="single" w:color="auto" w:sz="4"/>
-              <w:bottom w:val="single" w:color="auto" w:sz="4"/>
-              <w:right w:val="single" w:color="auto" w:sz="4"/>
-            </w:tcBorders>
-            <w:shd w:fill="FFFFFF" w:color="auto" w:val="clear"/>
-            <w:tcMar>
-              <w:top w:type="dxa" w:w="80"/>
-              <w:left w:type="dxa" w:w="90"/>
-              <w:bottom w:type="dxa" w:w="80"/>
-              <w:right w:type="dxa" w:w="90"/>
-            </w:tcMar>
-            <w:vAlign w:val="top"/>
-          </w:tcPr>
-          <w:p>
-            <w:pPr>
-              <w:spacing w:after="0" w:line="240"/>
-            </w:pPr>
-            <w:r>
-              <w:rPr>
-                <w:sz w:val="22"/>
-                <w:szCs w:val="22"/>
-              </w:rPr>
-              <w:t xml:space="preserve"> </w:t>
-            </w:r>
-          </w:p>
-        </w:tc>
-      </w:tr>
-      <w:tr>
-        <w:trPr>
-          <w:cantSplit/>
-          <w:trHeight w:val="460" w:hRule="atLeast"/>
-        </w:trPr>
-        <w:tc>
-          <w:tcPr>
-            <w:tcW w:type="dxa" w:w="2100"/>
-            <w:tcBorders>
-              <w:top w:val="single" w:color="auto" w:sz="4"/>
-              <w:left w:val="single" w:color="auto" w:sz="4"/>
-              <w:bottom w:val="single" w:color="auto" w:sz="4"/>
-              <w:right w:val="single" w:color="auto" w:sz="4"/>
-            </w:tcBorders>
-            <w:shd w:fill="F7F9FB" w:color="auto" w:val="clear"/>
-            <w:tcMar>
-              <w:top w:type="dxa" w:w="80"/>
-              <w:left w:type="dxa" w:w="90"/>
-              <w:bottom w:type="dxa" w:w="80"/>
-              <w:right w:type="dxa" w:w="90"/>
-            </w:tcMar>
-            <w:vAlign w:val="top"/>
-          </w:tcPr>
-          <w:p>
-            <w:pPr>
-              <w:spacing w:after="0" w:line="240"/>
-            </w:pPr>
-            <w:r>
-              <w:rPr>
-                <w:b/>
-                <w:bCs/>
-                <w:sz w:val="22"/>
-                <w:szCs w:val="22"/>
-              </w:rPr>
-              <w:t xml:space="preserve">pago_con_tarjeta</w:t>
             </w:r>
           </w:p>
         </w:tc>
@@ -13125,7 +12591,7 @@
                 <w:sz w:val="22"/>
                 <w:szCs w:val="22"/>
               </w:rPr>
-              <w:t xml:space="preserve">¿Cómo se guarda un dato booleano en SQLite? Cite dos columnas booleanas de la base.</w:t>
+              <w:t xml:space="preserve">¿Cómo se guarda un dato booleano en SQLite? Cite la columna booleana de la base y diga qué significan el 1 y el 0.</w:t>
             </w:r>
           </w:p>
         </w:tc>
@@ -13353,7 +12819,7 @@
         <w:t xml:space="preserve">Pregunta del analista:</w:t>
       </w:r>
       <w:r>
-        <w:t xml:space="preserve"> ¿Qué ventas de la categoría Plato fueron de S/ 50 o más? Muéstrelas de mayor a menor.</w:t>
+        <w:t xml:space="preserve"> ¿Qué ventas fueron de S/ 50 o más? Muéstrelas de mayor a menor.</w:t>
       </w:r>
     </w:p>
     <w:p>
@@ -13414,7 +12880,7 @@
           <w:sz w:val="18"/>
           <w:szCs w:val="18"/>
         </w:rPr>
-        <w:t xml:space="preserve">WHERE categoria = 'Plato' AND monto &gt;= 50</w:t>
+        <w:t xml:space="preserve">WHERE monto &gt;= 50</w:t>
       </w:r>
     </w:p>
     <w:p>
@@ -13818,7 +13284,7 @@
         <w:t xml:space="preserve">Pregunta del analista:</w:t>
       </w:r>
       <w:r>
-        <w:t xml:space="preserve"> ¿Qué ventas se pagaron con tarjeta?</w:t>
+        <w:t xml:space="preserve"> ¿Cuáles sedes son propias de El Buen Sabor? (Un 1 en es_propia significa que sí.)</w:t>
       </w:r>
     </w:p>
     <w:p>
@@ -13849,7 +13315,7 @@
           <w:sz w:val="18"/>
           <w:szCs w:val="18"/>
         </w:rPr>
-        <w:t xml:space="preserve">consulta = """SELECT ciudad, producto, monto</w:t>
+        <w:t xml:space="preserve">consulta = """SELECT ciudad</w:t>
       </w:r>
     </w:p>
     <w:p>
@@ -13864,7 +13330,7 @@
           <w:sz w:val="18"/>
           <w:szCs w:val="18"/>
         </w:rPr>
-        <w:t xml:space="preserve">FROM ventas</w:t>
+        <w:t xml:space="preserve">FROM sedes</w:t>
       </w:r>
     </w:p>
     <w:p>
@@ -13879,7 +13345,7 @@
           <w:sz w:val="18"/>
           <w:szCs w:val="18"/>
         </w:rPr>
-        <w:t xml:space="preserve">WHERE pago_con_tarjeta = 1;"""</w:t>
+        <w:t xml:space="preserve">WHERE es_propia = 1;"""</w:t>
       </w:r>
     </w:p>
     <w:p>
@@ -16907,7 +16373,7 @@
                 <w:sz w:val="22"/>
                 <w:szCs w:val="22"/>
               </w:rPr>
-              <w:t xml:space="preserve">Identifica correctamente la clave primaria, el tipo de dato SQLite, las columnas booleanas y el tipo de variable de las tres tablas, y explica con sus palabras qué representa una fila y qué significa un valor vacío (None).</w:t>
+              <w:t xml:space="preserve">Identifica correctamente la clave primaria, el tipo de dato SQLite, la columna booleana y el tipo de variable de las tres tablas, y explica con sus palabras qué representa una fila y qué significa un valor vacío (None).</w:t>
             </w:r>
           </w:p>
         </w:tc>

--- a/laboratorios_fgd/LAB-C1-FGD-2026II-ESTUDIANTE.docx
+++ b/laboratorios_fgd/LAB-C1-FGD-2026II-ESTUDIANTE.docx
@@ -1067,7 +1067,7 @@
         <w:jc w:val="both"/>
       </w:pPr>
       <w:r>
-        <w:t xml:space="preserve">Clasifica datos según su tipo de variable, documenta sus metadatos, evalúa su calidad con apoyo de una IA y contrasta su resultado, distingue datos estructurados de no estructurados, interpreta la estructura de una base de datos SQLite y lee consultas SQLite básicas para sustentar una recomendación comercial prudente.</w:t>
+        <w:t xml:space="preserve">Clasifica datos según su tipo de variable, evalúa su calidad con apoyo de una IA y contrasta su resultado, distingue datos estructurados de no estructurados, interpreta la estructura de una base de datos SQLite y lee consultas SQLite básicas, con funciones de resumen, para sustentar una recomendación comercial prudente.</w:t>
       </w:r>
     </w:p>
     <w:p>
@@ -1260,7 +1260,7 @@
         <w:jc w:val="both"/>
       </w:pPr>
       <w:r>
-        <w:t xml:space="preserve">Con carácter previo a la sesión, repase el </w:t>
+        <w:t xml:space="preserve">Con carácter previo a la sesión, repase la teoría de la Semana 1 (dato, información, tipos de variable y dimensiones de calidad), el </w:t>
       </w:r>
       <w:r>
         <w:rPr>
@@ -1270,7 +1270,7 @@
         <w:t xml:space="preserve">Laboratorio Dirigido 1</w:t>
       </w:r>
       <w:r>
-        <w:t xml:space="preserve"> (dato, información, variables, metadatos y calidad) y el </w:t>
+        <w:t xml:space="preserve"> (exploración de un dataset público) y el </w:t>
       </w:r>
       <w:r>
         <w:rPr>
@@ -1280,7 +1280,7 @@
         <w:t xml:space="preserve">Laboratorio Dirigido 2</w:t>
       </w:r>
       <w:r>
-        <w:t xml:space="preserve"> (SELECT, WHERE, AND, OR, ORDER BY y LIMIT en SQLite). Use esta guía rápida durante el desarrollo.</w:t>
+        <w:t xml:space="preserve"> (SELECT, WHERE, AND, OR, ORDER BY, LIMIT, COUNT, SUM, AVG, MAX y MIN en SQLite). Use esta guía rápida durante el desarrollo.</w:t>
       </w:r>
     </w:p>
     <w:tbl>
@@ -1937,7 +1937,7 @@
                 <w:sz w:val="22"/>
                 <w:szCs w:val="22"/>
               </w:rPr>
-              <w:t xml:space="preserve">Exactitud</w:t>
+              <w:t xml:space="preserve">Completitud</w:t>
             </w:r>
           </w:p>
         </w:tc>
@@ -1968,7 +1968,7 @@
                 <w:sz w:val="22"/>
                 <w:szCs w:val="22"/>
               </w:rPr>
-              <w:t xml:space="preserve">¿Los valores son correctos y están dentro de rangos posibles?</w:t>
+              <w:t xml:space="preserve">¿Faltan valores (nulos) en columnas que deberían tenerlos?</w:t>
             </w:r>
           </w:p>
         </w:tc>
@@ -2006,7 +2006,7 @@
                 <w:sz w:val="22"/>
                 <w:szCs w:val="22"/>
               </w:rPr>
-              <w:t xml:space="preserve">Completitud</w:t>
+              <w:t xml:space="preserve">Exactitud</w:t>
             </w:r>
           </w:p>
         </w:tc>
@@ -2037,7 +2037,7 @@
                 <w:sz w:val="22"/>
                 <w:szCs w:val="22"/>
               </w:rPr>
-              <w:t xml:space="preserve">¿Faltan valores (nulos) en columnas que deberían tenerlos?</w:t>
+              <w:t xml:space="preserve">¿Los valores son correctos y están dentro de rangos posibles?</w:t>
             </w:r>
           </w:p>
         </w:tc>
@@ -2075,7 +2075,7 @@
                 <w:sz w:val="22"/>
                 <w:szCs w:val="22"/>
               </w:rPr>
-              <w:t xml:space="preserve">Unicidad</w:t>
+              <w:t xml:space="preserve">Consistencia</w:t>
             </w:r>
           </w:p>
         </w:tc>
@@ -2106,7 +2106,7 @@
                 <w:sz w:val="22"/>
                 <w:szCs w:val="22"/>
               </w:rPr>
-              <w:t xml:space="preserve">¿Hay registros duplicados que distorsionan los conteos?</w:t>
+              <w:t xml:space="preserve">¿Las categorías y los formatos se escriben de forma uniforme?</w:t>
             </w:r>
           </w:p>
         </w:tc>
@@ -2144,7 +2144,7 @@
                 <w:sz w:val="22"/>
                 <w:szCs w:val="22"/>
               </w:rPr>
-              <w:t xml:space="preserve">Consistencia</w:t>
+              <w:t xml:space="preserve">Unicidad</w:t>
             </w:r>
           </w:p>
         </w:tc>
@@ -2175,7 +2175,7 @@
                 <w:sz w:val="22"/>
                 <w:szCs w:val="22"/>
               </w:rPr>
-              <w:t xml:space="preserve">¿Las categorías y los formatos se escriben de forma uniforme?</w:t>
+              <w:t xml:space="preserve">¿Hay registros duplicados que distorsionan los conteos?</w:t>
             </w:r>
           </w:p>
         </w:tc>
@@ -2273,7 +2273,7 @@
         <w:jc w:val="both"/>
       </w:pPr>
       <w:r>
-        <w:t xml:space="preserve">No resulta aplicable una norma técnica específica. Se adoptan buenas prácticas de documentación de datos (ficha de metadatos), trazabilidad de la fuente y uso responsable de herramientas de IA. Se utiliza la sintaxis de SQLite trabajada en el Laboratorio Dirigido 2.</w:t>
+        <w:t xml:space="preserve">No resulta aplicable una norma técnica específica. Se adoptan buenas prácticas de trazabilidad de la fuente y uso responsable de herramientas de IA. Se utiliza la sintaxis de SQLite trabajada en el Laboratorio Dirigido 2.</w:t>
       </w:r>
     </w:p>
     <w:p>
@@ -2329,7 +2329,7 @@
         <w:spacing w:after="100"/>
       </w:pPr>
       <w:r>
-        <w:t xml:space="preserve">Notebook del Laboratorio Calificado 1 (las 9 celdas de este documento).</w:t>
+        <w:t xml:space="preserve">Notebook del Laboratorio Calificado 1 (las 7 celdas de este documento).</w:t>
       </w:r>
     </w:p>
     <w:p>
@@ -2342,7 +2342,7 @@
         <w:spacing w:after="100"/>
       </w:pPr>
       <w:r>
-        <w:t xml:space="preserve">Dataset de autos (Auto MPG, 398 registros): https://raw.githubusercontent.com/mwaskom/seaborn-data/master/mpg.csv</w:t>
+        <w:t xml:space="preserve">Dataset público de autos (Auto MPG, 398 registros): https://raw.githubusercontent.com/mwaskom/seaborn-data/master/mpg.csv</w:t>
       </w:r>
     </w:p>
     <w:p>
@@ -2631,7 +2631,7 @@
                 <w:sz w:val="22"/>
                 <w:szCs w:val="22"/>
               </w:rPr>
-              <w:t xml:space="preserve">2</w:t>
+              <w:t xml:space="preserve">3</w:t>
             </w:r>
           </w:p>
         </w:tc>
@@ -2700,7 +2700,7 @@
                 <w:sz w:val="22"/>
                 <w:szCs w:val="22"/>
               </w:rPr>
-              <w:t xml:space="preserve">Metadatos del dataset de autos.</w:t>
+              <w:t xml:space="preserve">Calidad del dato evaluada con IA y contrastada.</w:t>
             </w:r>
           </w:p>
         </w:tc>
@@ -2732,7 +2732,7 @@
                 <w:sz w:val="22"/>
                 <w:szCs w:val="22"/>
               </w:rPr>
-              <w:t xml:space="preserve">2</w:t>
+              <w:t xml:space="preserve">3</w:t>
             </w:r>
           </w:p>
         </w:tc>
@@ -2801,7 +2801,7 @@
                 <w:sz w:val="22"/>
                 <w:szCs w:val="22"/>
               </w:rPr>
-              <w:t xml:space="preserve">Calidad del dato evaluada con IA y contrastada.</w:t>
+              <w:t xml:space="preserve">Datos estructurados, semiestructurados y no estructurados.</w:t>
             </w:r>
           </w:p>
         </w:tc>
@@ -2833,7 +2833,7 @@
                 <w:sz w:val="22"/>
                 <w:szCs w:val="22"/>
               </w:rPr>
-              <w:t xml:space="preserve">2</w:t>
+              <w:t xml:space="preserve">1</w:t>
             </w:r>
           </w:p>
         </w:tc>
@@ -2902,7 +2902,7 @@
                 <w:sz w:val="22"/>
                 <w:szCs w:val="22"/>
               </w:rPr>
-              <w:t xml:space="preserve">Datos estructurados, semiestructurados y no estructurados.</w:t>
+              <w:t xml:space="preserve">Caso El Buen Sabor: estructura de la base de datos SQLite.</w:t>
             </w:r>
           </w:p>
         </w:tc>
@@ -2934,7 +2934,7 @@
                 <w:sz w:val="22"/>
                 <w:szCs w:val="22"/>
               </w:rPr>
-              <w:t xml:space="preserve">1</w:t>
+              <w:t xml:space="preserve">3</w:t>
             </w:r>
           </w:p>
         </w:tc>
@@ -3003,7 +3003,7 @@
                 <w:sz w:val="22"/>
                 <w:szCs w:val="22"/>
               </w:rPr>
-              <w:t xml:space="preserve">Caso El Buen Sabor: estructura de la base de datos SQLite.</w:t>
+              <w:t xml:space="preserve">Lectura e interpretación de consultas SQLite con funciones de resumen.</w:t>
             </w:r>
           </w:p>
         </w:tc>
@@ -3035,7 +3035,7 @@
                 <w:sz w:val="22"/>
                 <w:szCs w:val="22"/>
               </w:rPr>
-              <w:t xml:space="preserve">3</w:t>
+              <w:t xml:space="preserve">4</w:t>
             </w:r>
           </w:p>
         </w:tc>
@@ -3104,7 +3104,7 @@
                 <w:sz w:val="22"/>
                 <w:szCs w:val="22"/>
               </w:rPr>
-              <w:t xml:space="preserve">Lectura e interpretación de consultas SQLite.</w:t>
+              <w:t xml:space="preserve">Informe del analista y conclusiones.</w:t>
             </w:r>
           </w:p>
         </w:tc>
@@ -3136,7 +3136,7 @@
                 <w:sz w:val="22"/>
                 <w:szCs w:val="22"/>
               </w:rPr>
-              <w:t xml:space="preserve">4</w:t>
+              <w:t xml:space="preserve">2</w:t>
             </w:r>
           </w:p>
         </w:tc>
@@ -3174,7 +3174,7 @@
                 <w:sz w:val="22"/>
                 <w:szCs w:val="22"/>
               </w:rPr>
-              <w:t xml:space="preserve">Actividad 7</w:t>
+              <w:t xml:space="preserve">Total</w:t>
             </w:r>
           </w:p>
         </w:tc>
@@ -3205,7 +3205,7 @@
                 <w:sz w:val="22"/>
                 <w:szCs w:val="22"/>
               </w:rPr>
-              <w:t xml:space="preserve">Informe del analista y conclusiones.</w:t>
+              <w:t xml:space="preserve">Puntaje técnico máximo.</w:t>
             </w:r>
           </w:p>
         </w:tc>
@@ -3219,107 +3219,6 @@
               <w:right w:val="single" w:color="auto" w:sz="4"/>
             </w:tcBorders>
             <w:shd w:fill="F7F9FB" w:color="auto" w:val="clear"/>
-            <w:tcMar>
-              <w:top w:type="dxa" w:w="80"/>
-              <w:left w:type="dxa" w:w="90"/>
-              <w:bottom w:type="dxa" w:w="80"/>
-              <w:right w:type="dxa" w:w="90"/>
-            </w:tcMar>
-            <w:vAlign w:val="top"/>
-          </w:tcPr>
-          <w:p>
-            <w:pPr>
-              <w:spacing w:after="0" w:line="240"/>
-              <w:jc w:val="center"/>
-            </w:pPr>
-            <w:r>
-              <w:rPr>
-                <w:sz w:val="22"/>
-                <w:szCs w:val="22"/>
-              </w:rPr>
-              <w:t xml:space="preserve">2</w:t>
-            </w:r>
-          </w:p>
-        </w:tc>
-      </w:tr>
-      <w:tr>
-        <w:trPr>
-          <w:cantSplit/>
-        </w:trPr>
-        <w:tc>
-          <w:tcPr>
-            <w:tcW w:type="dxa" w:w="2000"/>
-            <w:tcBorders>
-              <w:top w:val="single" w:color="auto" w:sz="4"/>
-              <w:left w:val="single" w:color="auto" w:sz="4"/>
-              <w:bottom w:val="single" w:color="auto" w:sz="4"/>
-              <w:right w:val="single" w:color="auto" w:sz="4"/>
-            </w:tcBorders>
-            <w:shd w:fill="FFFFFF" w:color="auto" w:val="clear"/>
-            <w:tcMar>
-              <w:top w:type="dxa" w:w="80"/>
-              <w:left w:type="dxa" w:w="90"/>
-              <w:bottom w:type="dxa" w:w="80"/>
-              <w:right w:type="dxa" w:w="90"/>
-            </w:tcMar>
-            <w:vAlign w:val="top"/>
-          </w:tcPr>
-          <w:p>
-            <w:pPr>
-              <w:spacing w:after="0" w:line="240"/>
-            </w:pPr>
-            <w:r>
-              <w:rPr>
-                <w:b/>
-                <w:bCs/>
-                <w:sz w:val="22"/>
-                <w:szCs w:val="22"/>
-              </w:rPr>
-              <w:t xml:space="preserve">Total</w:t>
-            </w:r>
-          </w:p>
-        </w:tc>
-        <w:tc>
-          <w:tcPr>
-            <w:tcW w:type="dxa" w:w="6238"/>
-            <w:tcBorders>
-              <w:top w:val="single" w:color="auto" w:sz="4"/>
-              <w:left w:val="single" w:color="auto" w:sz="4"/>
-              <w:bottom w:val="single" w:color="auto" w:sz="4"/>
-              <w:right w:val="single" w:color="auto" w:sz="4"/>
-            </w:tcBorders>
-            <w:shd w:fill="FFFFFF" w:color="auto" w:val="clear"/>
-            <w:tcMar>
-              <w:top w:type="dxa" w:w="80"/>
-              <w:left w:type="dxa" w:w="90"/>
-              <w:bottom w:type="dxa" w:w="80"/>
-              <w:right w:type="dxa" w:w="90"/>
-            </w:tcMar>
-            <w:vAlign w:val="top"/>
-          </w:tcPr>
-          <w:p>
-            <w:pPr>
-              <w:spacing w:after="0" w:line="240"/>
-            </w:pPr>
-            <w:r>
-              <w:rPr>
-                <w:sz w:val="22"/>
-                <w:szCs w:val="22"/>
-              </w:rPr>
-              <w:t xml:space="preserve">Puntaje técnico máximo.</w:t>
-            </w:r>
-          </w:p>
-        </w:tc>
-        <w:tc>
-          <w:tcPr>
-            <w:tcW w:type="dxa" w:w="1400"/>
-            <w:tcBorders>
-              <w:top w:val="single" w:color="auto" w:sz="4"/>
-              <w:left w:val="single" w:color="auto" w:sz="4"/>
-              <w:bottom w:val="single" w:color="auto" w:sz="4"/>
-              <w:right w:val="single" w:color="auto" w:sz="4"/>
-            </w:tcBorders>
-            <w:shd w:fill="FFFFFF" w:color="auto" w:val="clear"/>
             <w:tcMar>
               <w:top w:type="dxa" w:w="80"/>
               <w:left w:type="dxa" w:w="90"/>
@@ -3391,7 +3290,7 @@
           <w:sz w:val="20"/>
           <w:szCs w:val="20"/>
         </w:rPr>
-        <w:t xml:space="preserve">2 puntos · Celda 1</w:t>
+        <w:t xml:space="preserve">3 puntos</w:t>
       </w:r>
     </w:p>
     <w:p>
@@ -3418,7 +3317,7 @@
           <w:sz w:val="22"/>
           <w:szCs w:val="22"/>
         </w:rPr>
-        <w:t xml:space="preserve">  Usted integra el área de datos de una concesionaria y recibe un catálogo histórico de 398 autos con sus características técnicas. Antes de analizarlo debe identificar qué tipo de dato es cada variable. Fuente del dataset: https://raw.githubusercontent.com/mwaskom/seaborn-data/master/mpg.csv</w:t>
+        <w:t xml:space="preserve">  Usted integra el área de datos de una concesionaria y recibe un catálogo histórico de 398 autos con sus características técnicas. Antes de analizarlo debe identificar qué tipo de dato es cada variable. El dataset es público y puede mirarlo completo en este enlace: https://raw.githubusercontent.com/mwaskom/seaborn-data/master/mpg.csv</w:t>
       </w:r>
     </w:p>
     <w:p>
@@ -3434,7 +3333,7 @@
         <w:t xml:space="preserve">Instrucciones:</w:t>
       </w:r>
       <w:r>
-        <w:t xml:space="preserve"> ejecute la celda 1 y observe las primeras filas. Complete la tabla 1.1. En la columna «Tipo» escriba </w:t>
+        <w:t xml:space="preserve"> observe los tres autos de ejemplo de la tabla 1.1 (no necesita abrir ni ejecutar nada). En la columna «Tipo» escriba </w:t>
       </w:r>
       <w:r>
         <w:rPr>
@@ -3474,218 +3373,7 @@
         <w:t xml:space="preserve">CO</w:t>
       </w:r>
       <w:r>
-        <w:t xml:space="preserve"> (categórica ordinal), y justifique con el ejemplo observado.</w:t>
-      </w:r>
-    </w:p>
-    <w:p>
-      <w:pPr>
-        <w:keepNext/>
-        <w:spacing w:after="40" w:before="200" w:line="240"/>
-      </w:pPr>
-      <w:r>
-        <w:rPr>
-          <w:b/>
-          <w:bCs/>
-          <w:color w:val="5A6672"/>
-          <w:sz w:val="18"/>
-          <w:szCs w:val="18"/>
-        </w:rPr>
-        <w:t xml:space="preserve">Celda 1 de 9</w:t>
-      </w:r>
-    </w:p>
-    <w:p>
-      <w:pPr>
-        <w:keepNext/>
-        <w:shd w:fill="F5F5F5" w:val="clear"/>
-        <w:spacing w:after="0" w:before="120" w:line="240"/>
-      </w:pPr>
-      <w:r>
-        <w:rPr>
-          <w:rFonts w:ascii="Consolas" w:cs="Consolas" w:eastAsia="Consolas" w:hAnsi="Consolas"/>
-          <w:sz w:val="18"/>
-          <w:szCs w:val="18"/>
-        </w:rPr>
-        <w:t xml:space="preserve">import pandas as pd</w:t>
-      </w:r>
-    </w:p>
-    <w:p>
-      <w:pPr>
-        <w:keepNext/>
-        <w:shd w:fill="F5F5F5" w:val="clear"/>
-        <w:spacing w:after="0" w:before="0" w:line="240"/>
-      </w:pPr>
-      <w:r>
-        <w:rPr>
-          <w:rFonts w:ascii="Consolas" w:cs="Consolas" w:eastAsia="Consolas" w:hAnsi="Consolas"/>
-          <w:sz w:val="18"/>
-          <w:szCs w:val="18"/>
-        </w:rPr>
-        <w:t xml:space="preserve"> </w:t>
-      </w:r>
-    </w:p>
-    <w:p>
-      <w:pPr>
-        <w:keepNext/>
-        <w:shd w:fill="F5F5F5" w:val="clear"/>
-        <w:spacing w:after="0" w:before="0" w:line="240"/>
-      </w:pPr>
-      <w:r>
-        <w:rPr>
-          <w:rFonts w:ascii="Consolas" w:cs="Consolas" w:eastAsia="Consolas" w:hAnsi="Consolas"/>
-          <w:sz w:val="18"/>
-          <w:szCs w:val="18"/>
-        </w:rPr>
-        <w:t xml:space="preserve">URL = "https://raw.githubusercontent.com/mwaskom/seaborn-data/master/mpg.csv"</w:t>
-      </w:r>
-    </w:p>
-    <w:p>
-      <w:pPr>
-        <w:keepNext/>
-        <w:shd w:fill="F5F5F5" w:val="clear"/>
-        <w:spacing w:after="0" w:before="0" w:line="240"/>
-      </w:pPr>
-      <w:r>
-        <w:rPr>
-          <w:rFonts w:ascii="Consolas" w:cs="Consolas" w:eastAsia="Consolas" w:hAnsi="Consolas"/>
-          <w:sz w:val="18"/>
-          <w:szCs w:val="18"/>
-        </w:rPr>
-        <w:t xml:space="preserve">autos = pd.read_csv(URL)</w:t>
-      </w:r>
-    </w:p>
-    <w:p>
-      <w:pPr>
-        <w:keepNext/>
-        <w:shd w:fill="F5F5F5" w:val="clear"/>
-        <w:spacing w:after="0" w:before="0" w:line="240"/>
-      </w:pPr>
-      <w:r>
-        <w:rPr>
-          <w:rFonts w:ascii="Consolas" w:cs="Consolas" w:eastAsia="Consolas" w:hAnsi="Consolas"/>
-          <w:sz w:val="18"/>
-          <w:szCs w:val="18"/>
-        </w:rPr>
-        <w:t xml:space="preserve"> </w:t>
-      </w:r>
-    </w:p>
-    <w:p>
-      <w:pPr>
-        <w:keepNext/>
-        <w:shd w:fill="F5F5F5" w:val="clear"/>
-        <w:spacing w:after="0" w:before="0" w:line="240"/>
-      </w:pPr>
-      <w:r>
-        <w:rPr>
-          <w:rFonts w:ascii="Consolas" w:cs="Consolas" w:eastAsia="Consolas" w:hAnsi="Consolas"/>
-          <w:sz w:val="18"/>
-          <w:szCs w:val="18"/>
-        </w:rPr>
-        <w:t xml:space="preserve"># Dos columnas nuevas, creadas para practicar otros tipos de variable</w:t>
-      </w:r>
-    </w:p>
-    <w:p>
-      <w:pPr>
-        <w:keepNext/>
-        <w:shd w:fill="F5F5F5" w:val="clear"/>
-        <w:spacing w:after="0" w:before="0" w:line="240"/>
-      </w:pPr>
-      <w:r>
-        <w:rPr>
-          <w:rFonts w:ascii="Consolas" w:cs="Consolas" w:eastAsia="Consolas" w:hAnsi="Consolas"/>
-          <w:sz w:val="18"/>
-          <w:szCs w:val="18"/>
-        </w:rPr>
-        <w:t xml:space="preserve">autos["clase_consumo"] = pd.cut(autos["mpg"], bins=[0, 20, 30, 100],</w:t>
-      </w:r>
-    </w:p>
-    <w:p>
-      <w:pPr>
-        <w:keepNext/>
-        <w:shd w:fill="F5F5F5" w:val="clear"/>
-        <w:spacing w:after="0" w:before="0" w:line="240"/>
-      </w:pPr>
-      <w:r>
-        <w:rPr>
-          <w:rFonts w:ascii="Consolas" w:cs="Consolas" w:eastAsia="Consolas" w:hAnsi="Consolas"/>
-          <w:sz w:val="18"/>
-          <w:szCs w:val="18"/>
-        </w:rPr>
-        <w:t xml:space="preserve">                                labels=["Alto consumo", "Consumo medio", "Bajo consumo"],</w:t>
-      </w:r>
-    </w:p>
-    <w:p>
-      <w:pPr>
-        <w:keepNext/>
-        <w:shd w:fill="F5F5F5" w:val="clear"/>
-        <w:spacing w:after="0" w:before="0" w:line="240"/>
-      </w:pPr>
-      <w:r>
-        <w:rPr>
-          <w:rFonts w:ascii="Consolas" w:cs="Consolas" w:eastAsia="Consolas" w:hAnsi="Consolas"/>
-          <w:sz w:val="18"/>
-          <w:szCs w:val="18"/>
-        </w:rPr>
-        <w:t xml:space="preserve">                                ordered=True)</w:t>
-      </w:r>
-    </w:p>
-    <w:p>
-      <w:pPr>
-        <w:keepNext/>
-        <w:shd w:fill="F5F5F5" w:val="clear"/>
-        <w:spacing w:after="0" w:before="0" w:line="240"/>
-      </w:pPr>
-      <w:r>
-        <w:rPr>
-          <w:rFonts w:ascii="Consolas" w:cs="Consolas" w:eastAsia="Consolas" w:hAnsi="Consolas"/>
-          <w:sz w:val="18"/>
-          <w:szCs w:val="18"/>
-        </w:rPr>
-        <w:t xml:space="preserve">autos["es_usa"] = autos["origin"] == "usa"</w:t>
-      </w:r>
-    </w:p>
-    <w:p>
-      <w:pPr>
-        <w:keepNext/>
-        <w:shd w:fill="F5F5F5" w:val="clear"/>
-        <w:spacing w:after="0" w:before="0" w:line="240"/>
-      </w:pPr>
-      <w:r>
-        <w:rPr>
-          <w:rFonts w:ascii="Consolas" w:cs="Consolas" w:eastAsia="Consolas" w:hAnsi="Consolas"/>
-          <w:sz w:val="18"/>
-          <w:szCs w:val="18"/>
-        </w:rPr>
-        <w:t xml:space="preserve"> </w:t>
-      </w:r>
-    </w:p>
-    <w:p>
-      <w:pPr>
-        <w:keepNext/>
-        <w:shd w:fill="F5F5F5" w:val="clear"/>
-        <w:spacing w:after="0" w:before="0" w:line="240"/>
-      </w:pPr>
-      <w:r>
-        <w:rPr>
-          <w:rFonts w:ascii="Consolas" w:cs="Consolas" w:eastAsia="Consolas" w:hAnsi="Consolas"/>
-          <w:sz w:val="18"/>
-          <w:szCs w:val="18"/>
-        </w:rPr>
-        <w:t xml:space="preserve">print("Filas y columnas:", autos.shape)</w:t>
-      </w:r>
-    </w:p>
-    <w:p>
-      <w:pPr>
-        <w:keepNext w:val="false"/>
-        <w:shd w:fill="F5F5F5" w:val="clear"/>
-        <w:spacing w:after="120" w:before="0" w:line="240"/>
-      </w:pPr>
-      <w:r>
-        <w:rPr>
-          <w:rFonts w:ascii="Consolas" w:cs="Consolas" w:eastAsia="Consolas" w:hAnsi="Consolas"/>
-          <w:sz w:val="18"/>
-          <w:szCs w:val="18"/>
-        </w:rPr>
-        <w:t xml:space="preserve">autos.head(8)</w:t>
+        <w:t xml:space="preserve"> (categórica ordinal), y justifique con lo observado. Las dos últimas variables, clase_consumo y es_usa, se agregaron al dataset para practicar.</w:t>
       </w:r>
     </w:p>
     <w:p>
@@ -3718,10 +3406,12 @@
         </w:tblBorders>
       </w:tblPr>
       <w:tblGrid>
-        <w:gridCol w:w="2900"/>
-        <w:gridCol w:w="1900"/>
-        <w:gridCol w:w="1500"/>
-        <w:gridCol w:w="3338"/>
+        <w:gridCol w:w="2100"/>
+        <w:gridCol w:w="1250"/>
+        <w:gridCol w:w="1250"/>
+        <w:gridCol w:w="1250"/>
+        <w:gridCol w:w="800"/>
+        <w:gridCol w:w="2988"/>
       </w:tblGrid>
       <w:tr>
         <w:trPr>
@@ -3730,7 +3420,7 @@
         </w:trPr>
         <w:tc>
           <w:tcPr>
-            <w:tcW w:type="dxa" w:w="2900"/>
+            <w:tcW w:type="dxa" w:w="2100"/>
             <w:tcBorders>
               <w:top w:val="single" w:color="auto" w:sz="4"/>
               <w:left w:val="single" w:color="auto" w:sz="4"/>
@@ -3755,8 +3445,8 @@
                 <w:b/>
                 <w:bCs/>
                 <w:color w:val="FFFFFF"/>
-                <w:sz w:val="22"/>
-                <w:szCs w:val="22"/>
+                <w:sz w:val="18"/>
+                <w:szCs w:val="18"/>
               </w:rPr>
               <w:t xml:space="preserve">Variable (inglés / español)</w:t>
             </w:r>
@@ -3764,7 +3454,7 @@
         </w:tc>
         <w:tc>
           <w:tcPr>
-            <w:tcW w:type="dxa" w:w="1900"/>
+            <w:tcW w:type="dxa" w:w="1250"/>
             <w:tcBorders>
               <w:top w:val="single" w:color="auto" w:sz="4"/>
               <w:left w:val="single" w:color="auto" w:sz="4"/>
@@ -3789,16 +3479,16 @@
                 <w:b/>
                 <w:bCs/>
                 <w:color w:val="FFFFFF"/>
-                <w:sz w:val="22"/>
-                <w:szCs w:val="22"/>
-              </w:rPr>
-              <w:t xml:space="preserve">Ejemplo (fila 1)</w:t>
-            </w:r>
-          </w:p>
-        </w:tc>
-        <w:tc>
-          <w:tcPr>
-            <w:tcW w:type="dxa" w:w="1500"/>
+                <w:sz w:val="18"/>
+                <w:szCs w:val="18"/>
+              </w:rPr>
+              <w:t xml:space="preserve">Auto A</w:t>
+            </w:r>
+          </w:p>
+        </w:tc>
+        <w:tc>
+          <w:tcPr>
+            <w:tcW w:type="dxa" w:w="1250"/>
             <w:tcBorders>
               <w:top w:val="single" w:color="auto" w:sz="4"/>
               <w:left w:val="single" w:color="auto" w:sz="4"/>
@@ -3823,16 +3513,16 @@
                 <w:b/>
                 <w:bCs/>
                 <w:color w:val="FFFFFF"/>
-                <w:sz w:val="22"/>
-                <w:szCs w:val="22"/>
-              </w:rPr>
-              <w:t xml:space="preserve">Tipo (CC / CD / CN / CO)</w:t>
-            </w:r>
-          </w:p>
-        </w:tc>
-        <w:tc>
-          <w:tcPr>
-            <w:tcW w:type="dxa" w:w="3338"/>
+                <w:sz w:val="18"/>
+                <w:szCs w:val="18"/>
+              </w:rPr>
+              <w:t xml:space="preserve">Auto B</w:t>
+            </w:r>
+          </w:p>
+        </w:tc>
+        <w:tc>
+          <w:tcPr>
+            <w:tcW w:type="dxa" w:w="1250"/>
             <w:tcBorders>
               <w:top w:val="single" w:color="auto" w:sz="4"/>
               <w:left w:val="single" w:color="auto" w:sz="4"/>
@@ -3857,8 +3547,76 @@
                 <w:b/>
                 <w:bCs/>
                 <w:color w:val="FFFFFF"/>
-                <w:sz w:val="22"/>
-                <w:szCs w:val="22"/>
+                <w:sz w:val="18"/>
+                <w:szCs w:val="18"/>
+              </w:rPr>
+              <w:t xml:space="preserve">Auto C</w:t>
+            </w:r>
+          </w:p>
+        </w:tc>
+        <w:tc>
+          <w:tcPr>
+            <w:tcW w:type="dxa" w:w="800"/>
+            <w:tcBorders>
+              <w:top w:val="single" w:color="auto" w:sz="4"/>
+              <w:left w:val="single" w:color="auto" w:sz="4"/>
+              <w:bottom w:val="single" w:color="auto" w:sz="4"/>
+              <w:right w:val="single" w:color="auto" w:sz="4"/>
+            </w:tcBorders>
+            <w:shd w:fill="1E3A5F" w:color="auto" w:val="clear"/>
+            <w:tcMar>
+              <w:top w:type="dxa" w:w="80"/>
+              <w:left w:type="dxa" w:w="90"/>
+              <w:bottom w:type="dxa" w:w="80"/>
+              <w:right w:type="dxa" w:w="90"/>
+            </w:tcMar>
+            <w:vAlign w:val="top"/>
+          </w:tcPr>
+          <w:p>
+            <w:pPr>
+              <w:spacing w:after="0" w:line="240"/>
+            </w:pPr>
+            <w:r>
+              <w:rPr>
+                <w:b/>
+                <w:bCs/>
+                <w:color w:val="FFFFFF"/>
+                <w:sz w:val="18"/>
+                <w:szCs w:val="18"/>
+              </w:rPr>
+              <w:t xml:space="preserve">Tipo</w:t>
+            </w:r>
+          </w:p>
+        </w:tc>
+        <w:tc>
+          <w:tcPr>
+            <w:tcW w:type="dxa" w:w="2988"/>
+            <w:tcBorders>
+              <w:top w:val="single" w:color="auto" w:sz="4"/>
+              <w:left w:val="single" w:color="auto" w:sz="4"/>
+              <w:bottom w:val="single" w:color="auto" w:sz="4"/>
+              <w:right w:val="single" w:color="auto" w:sz="4"/>
+            </w:tcBorders>
+            <w:shd w:fill="1E3A5F" w:color="auto" w:val="clear"/>
+            <w:tcMar>
+              <w:top w:type="dxa" w:w="80"/>
+              <w:left w:type="dxa" w:w="90"/>
+              <w:bottom w:type="dxa" w:w="80"/>
+              <w:right w:type="dxa" w:w="90"/>
+            </w:tcMar>
+            <w:vAlign w:val="top"/>
+          </w:tcPr>
+          <w:p>
+            <w:pPr>
+              <w:spacing w:after="0" w:line="240"/>
+            </w:pPr>
+            <w:r>
+              <w:rPr>
+                <w:b/>
+                <w:bCs/>
+                <w:color w:val="FFFFFF"/>
+                <w:sz w:val="18"/>
+                <w:szCs w:val="18"/>
               </w:rPr>
               <w:t xml:space="preserve">Justificación</w:t>
             </w:r>
@@ -3872,7 +3630,7 @@
         </w:trPr>
         <w:tc>
           <w:tcPr>
-            <w:tcW w:type="dxa" w:w="2900"/>
+            <w:tcW w:type="dxa" w:w="2100"/>
             <w:tcBorders>
               <w:top w:val="single" w:color="auto" w:sz="4"/>
               <w:left w:val="single" w:color="auto" w:sz="4"/>
@@ -3896,15 +3654,15 @@
               <w:rPr>
                 <w:b/>
                 <w:bCs/>
-                <w:sz w:val="22"/>
-                <w:szCs w:val="22"/>
+                <w:sz w:val="18"/>
+                <w:szCs w:val="18"/>
               </w:rPr>
               <w:t xml:space="preserve">mpg</w:t>
             </w:r>
             <w:r>
               <w:rPr>
-                <w:sz w:val="22"/>
-                <w:szCs w:val="22"/>
+                <w:sz w:val="18"/>
+                <w:szCs w:val="18"/>
               </w:rPr>
               <w:t xml:space="preserve"> (millas por galón)</w:t>
             </w:r>
@@ -3912,30 +3670,30 @@
         </w:tc>
         <w:tc>
           <w:tcPr>
-            <w:tcW w:type="dxa" w:w="1900"/>
-            <w:tcBorders>
-              <w:top w:val="single" w:color="auto" w:sz="4"/>
-              <w:left w:val="single" w:color="auto" w:sz="4"/>
-              <w:bottom w:val="single" w:color="auto" w:sz="4"/>
-              <w:right w:val="single" w:color="auto" w:sz="4"/>
-            </w:tcBorders>
-            <w:shd w:fill="F7F9FB" w:color="auto" w:val="clear"/>
-            <w:tcMar>
-              <w:top w:type="dxa" w:w="80"/>
-              <w:left w:type="dxa" w:w="90"/>
-              <w:bottom w:type="dxa" w:w="80"/>
-              <w:right w:type="dxa" w:w="90"/>
-            </w:tcMar>
-            <w:vAlign w:val="top"/>
-          </w:tcPr>
-          <w:p>
-            <w:pPr>
-              <w:spacing w:after="0" w:line="240"/>
-            </w:pPr>
-            <w:r>
-              <w:rPr>
-                <w:sz w:val="22"/>
-                <w:szCs w:val="22"/>
+            <w:tcW w:type="dxa" w:w="1250"/>
+            <w:tcBorders>
+              <w:top w:val="single" w:color="auto" w:sz="4"/>
+              <w:left w:val="single" w:color="auto" w:sz="4"/>
+              <w:bottom w:val="single" w:color="auto" w:sz="4"/>
+              <w:right w:val="single" w:color="auto" w:sz="4"/>
+            </w:tcBorders>
+            <w:shd w:fill="F7F9FB" w:color="auto" w:val="clear"/>
+            <w:tcMar>
+              <w:top w:type="dxa" w:w="80"/>
+              <w:left w:type="dxa" w:w="90"/>
+              <w:bottom w:type="dxa" w:w="80"/>
+              <w:right w:type="dxa" w:w="90"/>
+            </w:tcMar>
+            <w:vAlign w:val="top"/>
+          </w:tcPr>
+          <w:p>
+            <w:pPr>
+              <w:spacing w:after="0" w:line="240"/>
+            </w:pPr>
+            <w:r>
+              <w:rPr>
+                <w:sz w:val="18"/>
+                <w:szCs w:val="18"/>
               </w:rPr>
               <w:t xml:space="preserve">18.0</w:t>
             </w:r>
@@ -3943,30 +3701,92 @@
         </w:tc>
         <w:tc>
           <w:tcPr>
-            <w:tcW w:type="dxa" w:w="1500"/>
-            <w:tcBorders>
-              <w:top w:val="single" w:color="auto" w:sz="4"/>
-              <w:left w:val="single" w:color="auto" w:sz="4"/>
-              <w:bottom w:val="single" w:color="auto" w:sz="4"/>
-              <w:right w:val="single" w:color="auto" w:sz="4"/>
-            </w:tcBorders>
-            <w:shd w:fill="F7F9FB" w:color="auto" w:val="clear"/>
-            <w:tcMar>
-              <w:top w:type="dxa" w:w="80"/>
-              <w:left w:type="dxa" w:w="90"/>
-              <w:bottom w:type="dxa" w:w="80"/>
-              <w:right w:type="dxa" w:w="90"/>
-            </w:tcMar>
-            <w:vAlign w:val="top"/>
-          </w:tcPr>
-          <w:p>
-            <w:pPr>
-              <w:spacing w:after="0" w:line="240"/>
-            </w:pPr>
-            <w:r>
-              <w:rPr>
-                <w:sz w:val="22"/>
-                <w:szCs w:val="22"/>
+            <w:tcW w:type="dxa" w:w="1250"/>
+            <w:tcBorders>
+              <w:top w:val="single" w:color="auto" w:sz="4"/>
+              <w:left w:val="single" w:color="auto" w:sz="4"/>
+              <w:bottom w:val="single" w:color="auto" w:sz="4"/>
+              <w:right w:val="single" w:color="auto" w:sz="4"/>
+            </w:tcBorders>
+            <w:shd w:fill="F7F9FB" w:color="auto" w:val="clear"/>
+            <w:tcMar>
+              <w:top w:type="dxa" w:w="80"/>
+              <w:left w:type="dxa" w:w="90"/>
+              <w:bottom w:type="dxa" w:w="80"/>
+              <w:right w:type="dxa" w:w="90"/>
+            </w:tcMar>
+            <w:vAlign w:val="top"/>
+          </w:tcPr>
+          <w:p>
+            <w:pPr>
+              <w:spacing w:after="0" w:line="240"/>
+            </w:pPr>
+            <w:r>
+              <w:rPr>
+                <w:sz w:val="18"/>
+                <w:szCs w:val="18"/>
+              </w:rPr>
+              <w:t xml:space="preserve">31.0</w:t>
+            </w:r>
+          </w:p>
+        </w:tc>
+        <w:tc>
+          <w:tcPr>
+            <w:tcW w:type="dxa" w:w="1250"/>
+            <w:tcBorders>
+              <w:top w:val="single" w:color="auto" w:sz="4"/>
+              <w:left w:val="single" w:color="auto" w:sz="4"/>
+              <w:bottom w:val="single" w:color="auto" w:sz="4"/>
+              <w:right w:val="single" w:color="auto" w:sz="4"/>
+            </w:tcBorders>
+            <w:shd w:fill="F7F9FB" w:color="auto" w:val="clear"/>
+            <w:tcMar>
+              <w:top w:type="dxa" w:w="80"/>
+              <w:left w:type="dxa" w:w="90"/>
+              <w:bottom w:type="dxa" w:w="80"/>
+              <w:right w:type="dxa" w:w="90"/>
+            </w:tcMar>
+            <w:vAlign w:val="top"/>
+          </w:tcPr>
+          <w:p>
+            <w:pPr>
+              <w:spacing w:after="0" w:line="240"/>
+            </w:pPr>
+            <w:r>
+              <w:rPr>
+                <w:sz w:val="18"/>
+                <w:szCs w:val="18"/>
+              </w:rPr>
+              <w:t xml:space="preserve">26.0</w:t>
+            </w:r>
+          </w:p>
+        </w:tc>
+        <w:tc>
+          <w:tcPr>
+            <w:tcW w:type="dxa" w:w="800"/>
+            <w:tcBorders>
+              <w:top w:val="single" w:color="auto" w:sz="4"/>
+              <w:left w:val="single" w:color="auto" w:sz="4"/>
+              <w:bottom w:val="single" w:color="auto" w:sz="4"/>
+              <w:right w:val="single" w:color="auto" w:sz="4"/>
+            </w:tcBorders>
+            <w:shd w:fill="F7F9FB" w:color="auto" w:val="clear"/>
+            <w:tcMar>
+              <w:top w:type="dxa" w:w="80"/>
+              <w:left w:type="dxa" w:w="90"/>
+              <w:bottom w:type="dxa" w:w="80"/>
+              <w:right w:type="dxa" w:w="90"/>
+            </w:tcMar>
+            <w:vAlign w:val="top"/>
+          </w:tcPr>
+          <w:p>
+            <w:pPr>
+              <w:spacing w:after="0" w:line="240"/>
+            </w:pPr>
+            <w:r>
+              <w:rPr>
+                <w:sz w:val="18"/>
+                <w:szCs w:val="18"/>
               </w:rPr>
               <w:t xml:space="preserve"> </w:t>
             </w:r>
@@ -3974,30 +3794,30 @@
         </w:tc>
         <w:tc>
           <w:tcPr>
-            <w:tcW w:type="dxa" w:w="3338"/>
-            <w:tcBorders>
-              <w:top w:val="single" w:color="auto" w:sz="4"/>
-              <w:left w:val="single" w:color="auto" w:sz="4"/>
-              <w:bottom w:val="single" w:color="auto" w:sz="4"/>
-              <w:right w:val="single" w:color="auto" w:sz="4"/>
-            </w:tcBorders>
-            <w:shd w:fill="F7F9FB" w:color="auto" w:val="clear"/>
-            <w:tcMar>
-              <w:top w:type="dxa" w:w="80"/>
-              <w:left w:type="dxa" w:w="90"/>
-              <w:bottom w:type="dxa" w:w="80"/>
-              <w:right w:type="dxa" w:w="90"/>
-            </w:tcMar>
-            <w:vAlign w:val="top"/>
-          </w:tcPr>
-          <w:p>
-            <w:pPr>
-              <w:spacing w:after="0" w:line="240"/>
-            </w:pPr>
-            <w:r>
-              <w:rPr>
-                <w:sz w:val="22"/>
-                <w:szCs w:val="22"/>
+            <w:tcW w:type="dxa" w:w="2988"/>
+            <w:tcBorders>
+              <w:top w:val="single" w:color="auto" w:sz="4"/>
+              <w:left w:val="single" w:color="auto" w:sz="4"/>
+              <w:bottom w:val="single" w:color="auto" w:sz="4"/>
+              <w:right w:val="single" w:color="auto" w:sz="4"/>
+            </w:tcBorders>
+            <w:shd w:fill="F7F9FB" w:color="auto" w:val="clear"/>
+            <w:tcMar>
+              <w:top w:type="dxa" w:w="80"/>
+              <w:left w:type="dxa" w:w="90"/>
+              <w:bottom w:type="dxa" w:w="80"/>
+              <w:right w:type="dxa" w:w="90"/>
+            </w:tcMar>
+            <w:vAlign w:val="top"/>
+          </w:tcPr>
+          <w:p>
+            <w:pPr>
+              <w:spacing w:after="0" w:line="240"/>
+            </w:pPr>
+            <w:r>
+              <w:rPr>
+                <w:sz w:val="18"/>
+                <w:szCs w:val="18"/>
               </w:rPr>
               <w:t xml:space="preserve"> </w:t>
             </w:r>
@@ -4011,7 +3831,7 @@
         </w:trPr>
         <w:tc>
           <w:tcPr>
-            <w:tcW w:type="dxa" w:w="2900"/>
+            <w:tcW w:type="dxa" w:w="2100"/>
             <w:tcBorders>
               <w:top w:val="single" w:color="auto" w:sz="4"/>
               <w:left w:val="single" w:color="auto" w:sz="4"/>
@@ -4035,15 +3855,15 @@
               <w:rPr>
                 <w:b/>
                 <w:bCs/>
-                <w:sz w:val="22"/>
-                <w:szCs w:val="22"/>
+                <w:sz w:val="18"/>
+                <w:szCs w:val="18"/>
               </w:rPr>
               <w:t xml:space="preserve">cylinders</w:t>
             </w:r>
             <w:r>
               <w:rPr>
-                <w:sz w:val="22"/>
-                <w:szCs w:val="22"/>
+                <w:sz w:val="18"/>
+                <w:szCs w:val="18"/>
               </w:rPr>
               <w:t xml:space="preserve"> (cilindros)</w:t>
             </w:r>
@@ -4051,7 +3871,7 @@
         </w:tc>
         <w:tc>
           <w:tcPr>
-            <w:tcW w:type="dxa" w:w="1900"/>
+            <w:tcW w:type="dxa" w:w="1250"/>
             <w:tcBorders>
               <w:top w:val="single" w:color="auto" w:sz="4"/>
               <w:left w:val="single" w:color="auto" w:sz="4"/>
@@ -4073,8 +3893,8 @@
             </w:pPr>
             <w:r>
               <w:rPr>
-                <w:sz w:val="22"/>
-                <w:szCs w:val="22"/>
+                <w:sz w:val="18"/>
+                <w:szCs w:val="18"/>
               </w:rPr>
               <w:t xml:space="preserve">8</w:t>
             </w:r>
@@ -4082,7 +3902,7 @@
         </w:tc>
         <w:tc>
           <w:tcPr>
-            <w:tcW w:type="dxa" w:w="1500"/>
+            <w:tcW w:type="dxa" w:w="1250"/>
             <w:tcBorders>
               <w:top w:val="single" w:color="auto" w:sz="4"/>
               <w:left w:val="single" w:color="auto" w:sz="4"/>
@@ -4104,8 +3924,70 @@
             </w:pPr>
             <w:r>
               <w:rPr>
-                <w:sz w:val="22"/>
-                <w:szCs w:val="22"/>
+                <w:sz w:val="18"/>
+                <w:szCs w:val="18"/>
+              </w:rPr>
+              <w:t xml:space="preserve">4</w:t>
+            </w:r>
+          </w:p>
+        </w:tc>
+        <w:tc>
+          <w:tcPr>
+            <w:tcW w:type="dxa" w:w="1250"/>
+            <w:tcBorders>
+              <w:top w:val="single" w:color="auto" w:sz="4"/>
+              <w:left w:val="single" w:color="auto" w:sz="4"/>
+              <w:bottom w:val="single" w:color="auto" w:sz="4"/>
+              <w:right w:val="single" w:color="auto" w:sz="4"/>
+            </w:tcBorders>
+            <w:shd w:fill="FFFFFF" w:color="auto" w:val="clear"/>
+            <w:tcMar>
+              <w:top w:type="dxa" w:w="80"/>
+              <w:left w:type="dxa" w:w="90"/>
+              <w:bottom w:type="dxa" w:w="80"/>
+              <w:right w:type="dxa" w:w="90"/>
+            </w:tcMar>
+            <w:vAlign w:val="top"/>
+          </w:tcPr>
+          <w:p>
+            <w:pPr>
+              <w:spacing w:after="0" w:line="240"/>
+            </w:pPr>
+            <w:r>
+              <w:rPr>
+                <w:sz w:val="18"/>
+                <w:szCs w:val="18"/>
+              </w:rPr>
+              <w:t xml:space="preserve">4</w:t>
+            </w:r>
+          </w:p>
+        </w:tc>
+        <w:tc>
+          <w:tcPr>
+            <w:tcW w:type="dxa" w:w="800"/>
+            <w:tcBorders>
+              <w:top w:val="single" w:color="auto" w:sz="4"/>
+              <w:left w:val="single" w:color="auto" w:sz="4"/>
+              <w:bottom w:val="single" w:color="auto" w:sz="4"/>
+              <w:right w:val="single" w:color="auto" w:sz="4"/>
+            </w:tcBorders>
+            <w:shd w:fill="FFFFFF" w:color="auto" w:val="clear"/>
+            <w:tcMar>
+              <w:top w:type="dxa" w:w="80"/>
+              <w:left w:type="dxa" w:w="90"/>
+              <w:bottom w:type="dxa" w:w="80"/>
+              <w:right w:type="dxa" w:w="90"/>
+            </w:tcMar>
+            <w:vAlign w:val="top"/>
+          </w:tcPr>
+          <w:p>
+            <w:pPr>
+              <w:spacing w:after="0" w:line="240"/>
+            </w:pPr>
+            <w:r>
+              <w:rPr>
+                <w:sz w:val="18"/>
+                <w:szCs w:val="18"/>
               </w:rPr>
               <w:t xml:space="preserve"> </w:t>
             </w:r>
@@ -4113,7 +3995,7 @@
         </w:tc>
         <w:tc>
           <w:tcPr>
-            <w:tcW w:type="dxa" w:w="3338"/>
+            <w:tcW w:type="dxa" w:w="2988"/>
             <w:tcBorders>
               <w:top w:val="single" w:color="auto" w:sz="4"/>
               <w:left w:val="single" w:color="auto" w:sz="4"/>
@@ -4135,8 +4017,8 @@
             </w:pPr>
             <w:r>
               <w:rPr>
-                <w:sz w:val="22"/>
-                <w:szCs w:val="22"/>
+                <w:sz w:val="18"/>
+                <w:szCs w:val="18"/>
               </w:rPr>
               <w:t xml:space="preserve"> </w:t>
             </w:r>
@@ -4150,7 +4032,7 @@
         </w:trPr>
         <w:tc>
           <w:tcPr>
-            <w:tcW w:type="dxa" w:w="2900"/>
+            <w:tcW w:type="dxa" w:w="2100"/>
             <w:tcBorders>
               <w:top w:val="single" w:color="auto" w:sz="4"/>
               <w:left w:val="single" w:color="auto" w:sz="4"/>
@@ -4174,15 +4056,15 @@
               <w:rPr>
                 <w:b/>
                 <w:bCs/>
-                <w:sz w:val="22"/>
-                <w:szCs w:val="22"/>
+                <w:sz w:val="18"/>
+                <w:szCs w:val="18"/>
               </w:rPr>
               <w:t xml:space="preserve">displacement</w:t>
             </w:r>
             <w:r>
               <w:rPr>
-                <w:sz w:val="22"/>
-                <w:szCs w:val="22"/>
+                <w:sz w:val="18"/>
+                <w:szCs w:val="18"/>
               </w:rPr>
               <w:t xml:space="preserve"> (cilindrada)</w:t>
             </w:r>
@@ -4190,30 +4072,30 @@
         </w:tc>
         <w:tc>
           <w:tcPr>
-            <w:tcW w:type="dxa" w:w="1900"/>
-            <w:tcBorders>
-              <w:top w:val="single" w:color="auto" w:sz="4"/>
-              <w:left w:val="single" w:color="auto" w:sz="4"/>
-              <w:bottom w:val="single" w:color="auto" w:sz="4"/>
-              <w:right w:val="single" w:color="auto" w:sz="4"/>
-            </w:tcBorders>
-            <w:shd w:fill="F7F9FB" w:color="auto" w:val="clear"/>
-            <w:tcMar>
-              <w:top w:type="dxa" w:w="80"/>
-              <w:left w:type="dxa" w:w="90"/>
-              <w:bottom w:type="dxa" w:w="80"/>
-              <w:right w:type="dxa" w:w="90"/>
-            </w:tcMar>
-            <w:vAlign w:val="top"/>
-          </w:tcPr>
-          <w:p>
-            <w:pPr>
-              <w:spacing w:after="0" w:line="240"/>
-            </w:pPr>
-            <w:r>
-              <w:rPr>
-                <w:sz w:val="22"/>
-                <w:szCs w:val="22"/>
+            <w:tcW w:type="dxa" w:w="1250"/>
+            <w:tcBorders>
+              <w:top w:val="single" w:color="auto" w:sz="4"/>
+              <w:left w:val="single" w:color="auto" w:sz="4"/>
+              <w:bottom w:val="single" w:color="auto" w:sz="4"/>
+              <w:right w:val="single" w:color="auto" w:sz="4"/>
+            </w:tcBorders>
+            <w:shd w:fill="F7F9FB" w:color="auto" w:val="clear"/>
+            <w:tcMar>
+              <w:top w:type="dxa" w:w="80"/>
+              <w:left w:type="dxa" w:w="90"/>
+              <w:bottom w:type="dxa" w:w="80"/>
+              <w:right w:type="dxa" w:w="90"/>
+            </w:tcMar>
+            <w:vAlign w:val="top"/>
+          </w:tcPr>
+          <w:p>
+            <w:pPr>
+              <w:spacing w:after="0" w:line="240"/>
+            </w:pPr>
+            <w:r>
+              <w:rPr>
+                <w:sz w:val="18"/>
+                <w:szCs w:val="18"/>
               </w:rPr>
               <w:t xml:space="preserve">307.0</w:t>
             </w:r>
@@ -4221,30 +4103,92 @@
         </w:tc>
         <w:tc>
           <w:tcPr>
-            <w:tcW w:type="dxa" w:w="1500"/>
-            <w:tcBorders>
-              <w:top w:val="single" w:color="auto" w:sz="4"/>
-              <w:left w:val="single" w:color="auto" w:sz="4"/>
-              <w:bottom w:val="single" w:color="auto" w:sz="4"/>
-              <w:right w:val="single" w:color="auto" w:sz="4"/>
-            </w:tcBorders>
-            <w:shd w:fill="F7F9FB" w:color="auto" w:val="clear"/>
-            <w:tcMar>
-              <w:top w:type="dxa" w:w="80"/>
-              <w:left w:type="dxa" w:w="90"/>
-              <w:bottom w:type="dxa" w:w="80"/>
-              <w:right w:type="dxa" w:w="90"/>
-            </w:tcMar>
-            <w:vAlign w:val="top"/>
-          </w:tcPr>
-          <w:p>
-            <w:pPr>
-              <w:spacing w:after="0" w:line="240"/>
-            </w:pPr>
-            <w:r>
-              <w:rPr>
-                <w:sz w:val="22"/>
-                <w:szCs w:val="22"/>
+            <w:tcW w:type="dxa" w:w="1250"/>
+            <w:tcBorders>
+              <w:top w:val="single" w:color="auto" w:sz="4"/>
+              <w:left w:val="single" w:color="auto" w:sz="4"/>
+              <w:bottom w:val="single" w:color="auto" w:sz="4"/>
+              <w:right w:val="single" w:color="auto" w:sz="4"/>
+            </w:tcBorders>
+            <w:shd w:fill="F7F9FB" w:color="auto" w:val="clear"/>
+            <w:tcMar>
+              <w:top w:type="dxa" w:w="80"/>
+              <w:left w:type="dxa" w:w="90"/>
+              <w:bottom w:type="dxa" w:w="80"/>
+              <w:right w:type="dxa" w:w="90"/>
+            </w:tcMar>
+            <w:vAlign w:val="top"/>
+          </w:tcPr>
+          <w:p>
+            <w:pPr>
+              <w:spacing w:after="0" w:line="240"/>
+            </w:pPr>
+            <w:r>
+              <w:rPr>
+                <w:sz w:val="18"/>
+                <w:szCs w:val="18"/>
+              </w:rPr>
+              <w:t xml:space="preserve">71.0</w:t>
+            </w:r>
+          </w:p>
+        </w:tc>
+        <w:tc>
+          <w:tcPr>
+            <w:tcW w:type="dxa" w:w="1250"/>
+            <w:tcBorders>
+              <w:top w:val="single" w:color="auto" w:sz="4"/>
+              <w:left w:val="single" w:color="auto" w:sz="4"/>
+              <w:bottom w:val="single" w:color="auto" w:sz="4"/>
+              <w:right w:val="single" w:color="auto" w:sz="4"/>
+            </w:tcBorders>
+            <w:shd w:fill="F7F9FB" w:color="auto" w:val="clear"/>
+            <w:tcMar>
+              <w:top w:type="dxa" w:w="80"/>
+              <w:left w:type="dxa" w:w="90"/>
+              <w:bottom w:type="dxa" w:w="80"/>
+              <w:right w:type="dxa" w:w="90"/>
+            </w:tcMar>
+            <w:vAlign w:val="top"/>
+          </w:tcPr>
+          <w:p>
+            <w:pPr>
+              <w:spacing w:after="0" w:line="240"/>
+            </w:pPr>
+            <w:r>
+              <w:rPr>
+                <w:sz w:val="18"/>
+                <w:szCs w:val="18"/>
+              </w:rPr>
+              <w:t xml:space="preserve">97.0</w:t>
+            </w:r>
+          </w:p>
+        </w:tc>
+        <w:tc>
+          <w:tcPr>
+            <w:tcW w:type="dxa" w:w="800"/>
+            <w:tcBorders>
+              <w:top w:val="single" w:color="auto" w:sz="4"/>
+              <w:left w:val="single" w:color="auto" w:sz="4"/>
+              <w:bottom w:val="single" w:color="auto" w:sz="4"/>
+              <w:right w:val="single" w:color="auto" w:sz="4"/>
+            </w:tcBorders>
+            <w:shd w:fill="F7F9FB" w:color="auto" w:val="clear"/>
+            <w:tcMar>
+              <w:top w:type="dxa" w:w="80"/>
+              <w:left w:type="dxa" w:w="90"/>
+              <w:bottom w:type="dxa" w:w="80"/>
+              <w:right w:type="dxa" w:w="90"/>
+            </w:tcMar>
+            <w:vAlign w:val="top"/>
+          </w:tcPr>
+          <w:p>
+            <w:pPr>
+              <w:spacing w:after="0" w:line="240"/>
+            </w:pPr>
+            <w:r>
+              <w:rPr>
+                <w:sz w:val="18"/>
+                <w:szCs w:val="18"/>
               </w:rPr>
               <w:t xml:space="preserve"> </w:t>
             </w:r>
@@ -4252,30 +4196,30 @@
         </w:tc>
         <w:tc>
           <w:tcPr>
-            <w:tcW w:type="dxa" w:w="3338"/>
-            <w:tcBorders>
-              <w:top w:val="single" w:color="auto" w:sz="4"/>
-              <w:left w:val="single" w:color="auto" w:sz="4"/>
-              <w:bottom w:val="single" w:color="auto" w:sz="4"/>
-              <w:right w:val="single" w:color="auto" w:sz="4"/>
-            </w:tcBorders>
-            <w:shd w:fill="F7F9FB" w:color="auto" w:val="clear"/>
-            <w:tcMar>
-              <w:top w:type="dxa" w:w="80"/>
-              <w:left w:type="dxa" w:w="90"/>
-              <w:bottom w:type="dxa" w:w="80"/>
-              <w:right w:type="dxa" w:w="90"/>
-            </w:tcMar>
-            <w:vAlign w:val="top"/>
-          </w:tcPr>
-          <w:p>
-            <w:pPr>
-              <w:spacing w:after="0" w:line="240"/>
-            </w:pPr>
-            <w:r>
-              <w:rPr>
-                <w:sz w:val="22"/>
-                <w:szCs w:val="22"/>
+            <w:tcW w:type="dxa" w:w="2988"/>
+            <w:tcBorders>
+              <w:top w:val="single" w:color="auto" w:sz="4"/>
+              <w:left w:val="single" w:color="auto" w:sz="4"/>
+              <w:bottom w:val="single" w:color="auto" w:sz="4"/>
+              <w:right w:val="single" w:color="auto" w:sz="4"/>
+            </w:tcBorders>
+            <w:shd w:fill="F7F9FB" w:color="auto" w:val="clear"/>
+            <w:tcMar>
+              <w:top w:type="dxa" w:w="80"/>
+              <w:left w:type="dxa" w:w="90"/>
+              <w:bottom w:type="dxa" w:w="80"/>
+              <w:right w:type="dxa" w:w="90"/>
+            </w:tcMar>
+            <w:vAlign w:val="top"/>
+          </w:tcPr>
+          <w:p>
+            <w:pPr>
+              <w:spacing w:after="0" w:line="240"/>
+            </w:pPr>
+            <w:r>
+              <w:rPr>
+                <w:sz w:val="18"/>
+                <w:szCs w:val="18"/>
               </w:rPr>
               <w:t xml:space="preserve"> </w:t>
             </w:r>
@@ -4289,7 +4233,7 @@
         </w:trPr>
         <w:tc>
           <w:tcPr>
-            <w:tcW w:type="dxa" w:w="2900"/>
+            <w:tcW w:type="dxa" w:w="2100"/>
             <w:tcBorders>
               <w:top w:val="single" w:color="auto" w:sz="4"/>
               <w:left w:val="single" w:color="auto" w:sz="4"/>
@@ -4313,15 +4257,15 @@
               <w:rPr>
                 <w:b/>
                 <w:bCs/>
-                <w:sz w:val="22"/>
-                <w:szCs w:val="22"/>
+                <w:sz w:val="18"/>
+                <w:szCs w:val="18"/>
               </w:rPr>
               <w:t xml:space="preserve">horsepower</w:t>
             </w:r>
             <w:r>
               <w:rPr>
-                <w:sz w:val="22"/>
-                <w:szCs w:val="22"/>
+                <w:sz w:val="18"/>
+                <w:szCs w:val="18"/>
               </w:rPr>
               <w:t xml:space="preserve"> (potencia)</w:t>
             </w:r>
@@ -4329,7 +4273,7 @@
         </w:tc>
         <w:tc>
           <w:tcPr>
-            <w:tcW w:type="dxa" w:w="1900"/>
+            <w:tcW w:type="dxa" w:w="1250"/>
             <w:tcBorders>
               <w:top w:val="single" w:color="auto" w:sz="4"/>
               <w:left w:val="single" w:color="auto" w:sz="4"/>
@@ -4351,8 +4295,8 @@
             </w:pPr>
             <w:r>
               <w:rPr>
-                <w:sz w:val="22"/>
-                <w:szCs w:val="22"/>
+                <w:sz w:val="18"/>
+                <w:szCs w:val="18"/>
               </w:rPr>
               <w:t xml:space="preserve">130.0</w:t>
             </w:r>
@@ -4360,7 +4304,7 @@
         </w:tc>
         <w:tc>
           <w:tcPr>
-            <w:tcW w:type="dxa" w:w="1500"/>
+            <w:tcW w:type="dxa" w:w="1250"/>
             <w:tcBorders>
               <w:top w:val="single" w:color="auto" w:sz="4"/>
               <w:left w:val="single" w:color="auto" w:sz="4"/>
@@ -4382,8 +4326,70 @@
             </w:pPr>
             <w:r>
               <w:rPr>
-                <w:sz w:val="22"/>
-                <w:szCs w:val="22"/>
+                <w:sz w:val="18"/>
+                <w:szCs w:val="18"/>
+              </w:rPr>
+              <w:t xml:space="preserve">65.0</w:t>
+            </w:r>
+          </w:p>
+        </w:tc>
+        <w:tc>
+          <w:tcPr>
+            <w:tcW w:type="dxa" w:w="1250"/>
+            <w:tcBorders>
+              <w:top w:val="single" w:color="auto" w:sz="4"/>
+              <w:left w:val="single" w:color="auto" w:sz="4"/>
+              <w:bottom w:val="single" w:color="auto" w:sz="4"/>
+              <w:right w:val="single" w:color="auto" w:sz="4"/>
+            </w:tcBorders>
+            <w:shd w:fill="FFFFFF" w:color="auto" w:val="clear"/>
+            <w:tcMar>
+              <w:top w:type="dxa" w:w="80"/>
+              <w:left w:type="dxa" w:w="90"/>
+              <w:bottom w:type="dxa" w:w="80"/>
+              <w:right w:type="dxa" w:w="90"/>
+            </w:tcMar>
+            <w:vAlign w:val="top"/>
+          </w:tcPr>
+          <w:p>
+            <w:pPr>
+              <w:spacing w:after="0" w:line="240"/>
+            </w:pPr>
+            <w:r>
+              <w:rPr>
+                <w:sz w:val="18"/>
+                <w:szCs w:val="18"/>
+              </w:rPr>
+              <w:t xml:space="preserve">46.0</w:t>
+            </w:r>
+          </w:p>
+        </w:tc>
+        <w:tc>
+          <w:tcPr>
+            <w:tcW w:type="dxa" w:w="800"/>
+            <w:tcBorders>
+              <w:top w:val="single" w:color="auto" w:sz="4"/>
+              <w:left w:val="single" w:color="auto" w:sz="4"/>
+              <w:bottom w:val="single" w:color="auto" w:sz="4"/>
+              <w:right w:val="single" w:color="auto" w:sz="4"/>
+            </w:tcBorders>
+            <w:shd w:fill="FFFFFF" w:color="auto" w:val="clear"/>
+            <w:tcMar>
+              <w:top w:type="dxa" w:w="80"/>
+              <w:left w:type="dxa" w:w="90"/>
+              <w:bottom w:type="dxa" w:w="80"/>
+              <w:right w:type="dxa" w:w="90"/>
+            </w:tcMar>
+            <w:vAlign w:val="top"/>
+          </w:tcPr>
+          <w:p>
+            <w:pPr>
+              <w:spacing w:after="0" w:line="240"/>
+            </w:pPr>
+            <w:r>
+              <w:rPr>
+                <w:sz w:val="18"/>
+                <w:szCs w:val="18"/>
               </w:rPr>
               <w:t xml:space="preserve"> </w:t>
             </w:r>
@@ -4391,7 +4397,7 @@
         </w:tc>
         <w:tc>
           <w:tcPr>
-            <w:tcW w:type="dxa" w:w="3338"/>
+            <w:tcW w:type="dxa" w:w="2988"/>
             <w:tcBorders>
               <w:top w:val="single" w:color="auto" w:sz="4"/>
               <w:left w:val="single" w:color="auto" w:sz="4"/>
@@ -4413,8 +4419,8 @@
             </w:pPr>
             <w:r>
               <w:rPr>
-                <w:sz w:val="22"/>
-                <w:szCs w:val="22"/>
+                <w:sz w:val="18"/>
+                <w:szCs w:val="18"/>
               </w:rPr>
               <w:t xml:space="preserve"> </w:t>
             </w:r>
@@ -4428,7 +4434,7 @@
         </w:trPr>
         <w:tc>
           <w:tcPr>
-            <w:tcW w:type="dxa" w:w="2900"/>
+            <w:tcW w:type="dxa" w:w="2100"/>
             <w:tcBorders>
               <w:top w:val="single" w:color="auto" w:sz="4"/>
               <w:left w:val="single" w:color="auto" w:sz="4"/>
@@ -4452,15 +4458,15 @@
               <w:rPr>
                 <w:b/>
                 <w:bCs/>
-                <w:sz w:val="22"/>
-                <w:szCs w:val="22"/>
+                <w:sz w:val="18"/>
+                <w:szCs w:val="18"/>
               </w:rPr>
               <w:t xml:space="preserve">weight</w:t>
             </w:r>
             <w:r>
               <w:rPr>
-                <w:sz w:val="22"/>
-                <w:szCs w:val="22"/>
+                <w:sz w:val="18"/>
+                <w:szCs w:val="18"/>
               </w:rPr>
               <w:t xml:space="preserve"> (peso)</w:t>
             </w:r>
@@ -4468,30 +4474,30 @@
         </w:tc>
         <w:tc>
           <w:tcPr>
-            <w:tcW w:type="dxa" w:w="1900"/>
-            <w:tcBorders>
-              <w:top w:val="single" w:color="auto" w:sz="4"/>
-              <w:left w:val="single" w:color="auto" w:sz="4"/>
-              <w:bottom w:val="single" w:color="auto" w:sz="4"/>
-              <w:right w:val="single" w:color="auto" w:sz="4"/>
-            </w:tcBorders>
-            <w:shd w:fill="F7F9FB" w:color="auto" w:val="clear"/>
-            <w:tcMar>
-              <w:top w:type="dxa" w:w="80"/>
-              <w:left w:type="dxa" w:w="90"/>
-              <w:bottom w:type="dxa" w:w="80"/>
-              <w:right w:type="dxa" w:w="90"/>
-            </w:tcMar>
-            <w:vAlign w:val="top"/>
-          </w:tcPr>
-          <w:p>
-            <w:pPr>
-              <w:spacing w:after="0" w:line="240"/>
-            </w:pPr>
-            <w:r>
-              <w:rPr>
-                <w:sz w:val="22"/>
-                <w:szCs w:val="22"/>
+            <w:tcW w:type="dxa" w:w="1250"/>
+            <w:tcBorders>
+              <w:top w:val="single" w:color="auto" w:sz="4"/>
+              <w:left w:val="single" w:color="auto" w:sz="4"/>
+              <w:bottom w:val="single" w:color="auto" w:sz="4"/>
+              <w:right w:val="single" w:color="auto" w:sz="4"/>
+            </w:tcBorders>
+            <w:shd w:fill="F7F9FB" w:color="auto" w:val="clear"/>
+            <w:tcMar>
+              <w:top w:type="dxa" w:w="80"/>
+              <w:left w:type="dxa" w:w="90"/>
+              <w:bottom w:type="dxa" w:w="80"/>
+              <w:right w:type="dxa" w:w="90"/>
+            </w:tcMar>
+            <w:vAlign w:val="top"/>
+          </w:tcPr>
+          <w:p>
+            <w:pPr>
+              <w:spacing w:after="0" w:line="240"/>
+            </w:pPr>
+            <w:r>
+              <w:rPr>
+                <w:sz w:val="18"/>
+                <w:szCs w:val="18"/>
               </w:rPr>
               <w:t xml:space="preserve">3504</w:t>
             </w:r>
@@ -4499,30 +4505,92 @@
         </w:tc>
         <w:tc>
           <w:tcPr>
-            <w:tcW w:type="dxa" w:w="1500"/>
-            <w:tcBorders>
-              <w:top w:val="single" w:color="auto" w:sz="4"/>
-              <w:left w:val="single" w:color="auto" w:sz="4"/>
-              <w:bottom w:val="single" w:color="auto" w:sz="4"/>
-              <w:right w:val="single" w:color="auto" w:sz="4"/>
-            </w:tcBorders>
-            <w:shd w:fill="F7F9FB" w:color="auto" w:val="clear"/>
-            <w:tcMar>
-              <w:top w:type="dxa" w:w="80"/>
-              <w:left w:type="dxa" w:w="90"/>
-              <w:bottom w:type="dxa" w:w="80"/>
-              <w:right w:type="dxa" w:w="90"/>
-            </w:tcMar>
-            <w:vAlign w:val="top"/>
-          </w:tcPr>
-          <w:p>
-            <w:pPr>
-              <w:spacing w:after="0" w:line="240"/>
-            </w:pPr>
-            <w:r>
-              <w:rPr>
-                <w:sz w:val="22"/>
-                <w:szCs w:val="22"/>
+            <w:tcW w:type="dxa" w:w="1250"/>
+            <w:tcBorders>
+              <w:top w:val="single" w:color="auto" w:sz="4"/>
+              <w:left w:val="single" w:color="auto" w:sz="4"/>
+              <w:bottom w:val="single" w:color="auto" w:sz="4"/>
+              <w:right w:val="single" w:color="auto" w:sz="4"/>
+            </w:tcBorders>
+            <w:shd w:fill="F7F9FB" w:color="auto" w:val="clear"/>
+            <w:tcMar>
+              <w:top w:type="dxa" w:w="80"/>
+              <w:left w:type="dxa" w:w="90"/>
+              <w:bottom w:type="dxa" w:w="80"/>
+              <w:right w:type="dxa" w:w="90"/>
+            </w:tcMar>
+            <w:vAlign w:val="top"/>
+          </w:tcPr>
+          <w:p>
+            <w:pPr>
+              <w:spacing w:after="0" w:line="240"/>
+            </w:pPr>
+            <w:r>
+              <w:rPr>
+                <w:sz w:val="18"/>
+                <w:szCs w:val="18"/>
+              </w:rPr>
+              <w:t xml:space="preserve">1773</w:t>
+            </w:r>
+          </w:p>
+        </w:tc>
+        <w:tc>
+          <w:tcPr>
+            <w:tcW w:type="dxa" w:w="1250"/>
+            <w:tcBorders>
+              <w:top w:val="single" w:color="auto" w:sz="4"/>
+              <w:left w:val="single" w:color="auto" w:sz="4"/>
+              <w:bottom w:val="single" w:color="auto" w:sz="4"/>
+              <w:right w:val="single" w:color="auto" w:sz="4"/>
+            </w:tcBorders>
+            <w:shd w:fill="F7F9FB" w:color="auto" w:val="clear"/>
+            <w:tcMar>
+              <w:top w:type="dxa" w:w="80"/>
+              <w:left w:type="dxa" w:w="90"/>
+              <w:bottom w:type="dxa" w:w="80"/>
+              <w:right w:type="dxa" w:w="90"/>
+            </w:tcMar>
+            <w:vAlign w:val="top"/>
+          </w:tcPr>
+          <w:p>
+            <w:pPr>
+              <w:spacing w:after="0" w:line="240"/>
+            </w:pPr>
+            <w:r>
+              <w:rPr>
+                <w:sz w:val="18"/>
+                <w:szCs w:val="18"/>
+              </w:rPr>
+              <w:t xml:space="preserve">1835</w:t>
+            </w:r>
+          </w:p>
+        </w:tc>
+        <w:tc>
+          <w:tcPr>
+            <w:tcW w:type="dxa" w:w="800"/>
+            <w:tcBorders>
+              <w:top w:val="single" w:color="auto" w:sz="4"/>
+              <w:left w:val="single" w:color="auto" w:sz="4"/>
+              <w:bottom w:val="single" w:color="auto" w:sz="4"/>
+              <w:right w:val="single" w:color="auto" w:sz="4"/>
+            </w:tcBorders>
+            <w:shd w:fill="F7F9FB" w:color="auto" w:val="clear"/>
+            <w:tcMar>
+              <w:top w:type="dxa" w:w="80"/>
+              <w:left w:type="dxa" w:w="90"/>
+              <w:bottom w:type="dxa" w:w="80"/>
+              <w:right w:type="dxa" w:w="90"/>
+            </w:tcMar>
+            <w:vAlign w:val="top"/>
+          </w:tcPr>
+          <w:p>
+            <w:pPr>
+              <w:spacing w:after="0" w:line="240"/>
+            </w:pPr>
+            <w:r>
+              <w:rPr>
+                <w:sz w:val="18"/>
+                <w:szCs w:val="18"/>
               </w:rPr>
               <w:t xml:space="preserve"> </w:t>
             </w:r>
@@ -4530,30 +4598,30 @@
         </w:tc>
         <w:tc>
           <w:tcPr>
-            <w:tcW w:type="dxa" w:w="3338"/>
-            <w:tcBorders>
-              <w:top w:val="single" w:color="auto" w:sz="4"/>
-              <w:left w:val="single" w:color="auto" w:sz="4"/>
-              <w:bottom w:val="single" w:color="auto" w:sz="4"/>
-              <w:right w:val="single" w:color="auto" w:sz="4"/>
-            </w:tcBorders>
-            <w:shd w:fill="F7F9FB" w:color="auto" w:val="clear"/>
-            <w:tcMar>
-              <w:top w:type="dxa" w:w="80"/>
-              <w:left w:type="dxa" w:w="90"/>
-              <w:bottom w:type="dxa" w:w="80"/>
-              <w:right w:type="dxa" w:w="90"/>
-            </w:tcMar>
-            <w:vAlign w:val="top"/>
-          </w:tcPr>
-          <w:p>
-            <w:pPr>
-              <w:spacing w:after="0" w:line="240"/>
-            </w:pPr>
-            <w:r>
-              <w:rPr>
-                <w:sz w:val="22"/>
-                <w:szCs w:val="22"/>
+            <w:tcW w:type="dxa" w:w="2988"/>
+            <w:tcBorders>
+              <w:top w:val="single" w:color="auto" w:sz="4"/>
+              <w:left w:val="single" w:color="auto" w:sz="4"/>
+              <w:bottom w:val="single" w:color="auto" w:sz="4"/>
+              <w:right w:val="single" w:color="auto" w:sz="4"/>
+            </w:tcBorders>
+            <w:shd w:fill="F7F9FB" w:color="auto" w:val="clear"/>
+            <w:tcMar>
+              <w:top w:type="dxa" w:w="80"/>
+              <w:left w:type="dxa" w:w="90"/>
+              <w:bottom w:type="dxa" w:w="80"/>
+              <w:right w:type="dxa" w:w="90"/>
+            </w:tcMar>
+            <w:vAlign w:val="top"/>
+          </w:tcPr>
+          <w:p>
+            <w:pPr>
+              <w:spacing w:after="0" w:line="240"/>
+            </w:pPr>
+            <w:r>
+              <w:rPr>
+                <w:sz w:val="18"/>
+                <w:szCs w:val="18"/>
               </w:rPr>
               <w:t xml:space="preserve"> </w:t>
             </w:r>
@@ -4567,7 +4635,7 @@
         </w:trPr>
         <w:tc>
           <w:tcPr>
-            <w:tcW w:type="dxa" w:w="2900"/>
+            <w:tcW w:type="dxa" w:w="2100"/>
             <w:tcBorders>
               <w:top w:val="single" w:color="auto" w:sz="4"/>
               <w:left w:val="single" w:color="auto" w:sz="4"/>
@@ -4591,15 +4659,15 @@
               <w:rPr>
                 <w:b/>
                 <w:bCs/>
-                <w:sz w:val="22"/>
-                <w:szCs w:val="22"/>
+                <w:sz w:val="18"/>
+                <w:szCs w:val="18"/>
               </w:rPr>
               <w:t xml:space="preserve">acceleration</w:t>
             </w:r>
             <w:r>
               <w:rPr>
-                <w:sz w:val="22"/>
-                <w:szCs w:val="22"/>
+                <w:sz w:val="18"/>
+                <w:szCs w:val="18"/>
               </w:rPr>
               <w:t xml:space="preserve"> (aceleración)</w:t>
             </w:r>
@@ -4607,7 +4675,7 @@
         </w:tc>
         <w:tc>
           <w:tcPr>
-            <w:tcW w:type="dxa" w:w="1900"/>
+            <w:tcW w:type="dxa" w:w="1250"/>
             <w:tcBorders>
               <w:top w:val="single" w:color="auto" w:sz="4"/>
               <w:left w:val="single" w:color="auto" w:sz="4"/>
@@ -4629,8 +4697,8 @@
             </w:pPr>
             <w:r>
               <w:rPr>
-                <w:sz w:val="22"/>
-                <w:szCs w:val="22"/>
+                <w:sz w:val="18"/>
+                <w:szCs w:val="18"/>
               </w:rPr>
               <w:t xml:space="preserve">12.0</w:t>
             </w:r>
@@ -4638,7 +4706,7 @@
         </w:tc>
         <w:tc>
           <w:tcPr>
-            <w:tcW w:type="dxa" w:w="1500"/>
+            <w:tcW w:type="dxa" w:w="1250"/>
             <w:tcBorders>
               <w:top w:val="single" w:color="auto" w:sz="4"/>
               <w:left w:val="single" w:color="auto" w:sz="4"/>
@@ -4660,8 +4728,70 @@
             </w:pPr>
             <w:r>
               <w:rPr>
-                <w:sz w:val="22"/>
-                <w:szCs w:val="22"/>
+                <w:sz w:val="18"/>
+                <w:szCs w:val="18"/>
+              </w:rPr>
+              <w:t xml:space="preserve">19.0</w:t>
+            </w:r>
+          </w:p>
+        </w:tc>
+        <w:tc>
+          <w:tcPr>
+            <w:tcW w:type="dxa" w:w="1250"/>
+            <w:tcBorders>
+              <w:top w:val="single" w:color="auto" w:sz="4"/>
+              <w:left w:val="single" w:color="auto" w:sz="4"/>
+              <w:bottom w:val="single" w:color="auto" w:sz="4"/>
+              <w:right w:val="single" w:color="auto" w:sz="4"/>
+            </w:tcBorders>
+            <w:shd w:fill="FFFFFF" w:color="auto" w:val="clear"/>
+            <w:tcMar>
+              <w:top w:type="dxa" w:w="80"/>
+              <w:left w:type="dxa" w:w="90"/>
+              <w:bottom w:type="dxa" w:w="80"/>
+              <w:right w:type="dxa" w:w="90"/>
+            </w:tcMar>
+            <w:vAlign w:val="top"/>
+          </w:tcPr>
+          <w:p>
+            <w:pPr>
+              <w:spacing w:after="0" w:line="240"/>
+            </w:pPr>
+            <w:r>
+              <w:rPr>
+                <w:sz w:val="18"/>
+                <w:szCs w:val="18"/>
+              </w:rPr>
+              <w:t xml:space="preserve">20.5</w:t>
+            </w:r>
+          </w:p>
+        </w:tc>
+        <w:tc>
+          <w:tcPr>
+            <w:tcW w:type="dxa" w:w="800"/>
+            <w:tcBorders>
+              <w:top w:val="single" w:color="auto" w:sz="4"/>
+              <w:left w:val="single" w:color="auto" w:sz="4"/>
+              <w:bottom w:val="single" w:color="auto" w:sz="4"/>
+              <w:right w:val="single" w:color="auto" w:sz="4"/>
+            </w:tcBorders>
+            <w:shd w:fill="FFFFFF" w:color="auto" w:val="clear"/>
+            <w:tcMar>
+              <w:top w:type="dxa" w:w="80"/>
+              <w:left w:type="dxa" w:w="90"/>
+              <w:bottom w:type="dxa" w:w="80"/>
+              <w:right w:type="dxa" w:w="90"/>
+            </w:tcMar>
+            <w:vAlign w:val="top"/>
+          </w:tcPr>
+          <w:p>
+            <w:pPr>
+              <w:spacing w:after="0" w:line="240"/>
+            </w:pPr>
+            <w:r>
+              <w:rPr>
+                <w:sz w:val="18"/>
+                <w:szCs w:val="18"/>
               </w:rPr>
               <w:t xml:space="preserve"> </w:t>
             </w:r>
@@ -4669,7 +4799,7 @@
         </w:tc>
         <w:tc>
           <w:tcPr>
-            <w:tcW w:type="dxa" w:w="3338"/>
+            <w:tcW w:type="dxa" w:w="2988"/>
             <w:tcBorders>
               <w:top w:val="single" w:color="auto" w:sz="4"/>
               <w:left w:val="single" w:color="auto" w:sz="4"/>
@@ -4691,8 +4821,8 @@
             </w:pPr>
             <w:r>
               <w:rPr>
-                <w:sz w:val="22"/>
-                <w:szCs w:val="22"/>
+                <w:sz w:val="18"/>
+                <w:szCs w:val="18"/>
               </w:rPr>
               <w:t xml:space="preserve"> </w:t>
             </w:r>
@@ -4706,7 +4836,7 @@
         </w:trPr>
         <w:tc>
           <w:tcPr>
-            <w:tcW w:type="dxa" w:w="2900"/>
+            <w:tcW w:type="dxa" w:w="2100"/>
             <w:tcBorders>
               <w:top w:val="single" w:color="auto" w:sz="4"/>
               <w:left w:val="single" w:color="auto" w:sz="4"/>
@@ -4730,15 +4860,15 @@
               <w:rPr>
                 <w:b/>
                 <w:bCs/>
-                <w:sz w:val="22"/>
-                <w:szCs w:val="22"/>
+                <w:sz w:val="18"/>
+                <w:szCs w:val="18"/>
               </w:rPr>
               <w:t xml:space="preserve">model_year</w:t>
             </w:r>
             <w:r>
               <w:rPr>
-                <w:sz w:val="22"/>
-                <w:szCs w:val="22"/>
+                <w:sz w:val="18"/>
+                <w:szCs w:val="18"/>
               </w:rPr>
               <w:t xml:space="preserve"> (año del modelo)</w:t>
             </w:r>
@@ -4746,30 +4876,30 @@
         </w:tc>
         <w:tc>
           <w:tcPr>
-            <w:tcW w:type="dxa" w:w="1900"/>
-            <w:tcBorders>
-              <w:top w:val="single" w:color="auto" w:sz="4"/>
-              <w:left w:val="single" w:color="auto" w:sz="4"/>
-              <w:bottom w:val="single" w:color="auto" w:sz="4"/>
-              <w:right w:val="single" w:color="auto" w:sz="4"/>
-            </w:tcBorders>
-            <w:shd w:fill="F7F9FB" w:color="auto" w:val="clear"/>
-            <w:tcMar>
-              <w:top w:type="dxa" w:w="80"/>
-              <w:left w:type="dxa" w:w="90"/>
-              <w:bottom w:type="dxa" w:w="80"/>
-              <w:right w:type="dxa" w:w="90"/>
-            </w:tcMar>
-            <w:vAlign w:val="top"/>
-          </w:tcPr>
-          <w:p>
-            <w:pPr>
-              <w:spacing w:after="0" w:line="240"/>
-            </w:pPr>
-            <w:r>
-              <w:rPr>
-                <w:sz w:val="22"/>
-                <w:szCs w:val="22"/>
+            <w:tcW w:type="dxa" w:w="1250"/>
+            <w:tcBorders>
+              <w:top w:val="single" w:color="auto" w:sz="4"/>
+              <w:left w:val="single" w:color="auto" w:sz="4"/>
+              <w:bottom w:val="single" w:color="auto" w:sz="4"/>
+              <w:right w:val="single" w:color="auto" w:sz="4"/>
+            </w:tcBorders>
+            <w:shd w:fill="F7F9FB" w:color="auto" w:val="clear"/>
+            <w:tcMar>
+              <w:top w:type="dxa" w:w="80"/>
+              <w:left w:type="dxa" w:w="90"/>
+              <w:bottom w:type="dxa" w:w="80"/>
+              <w:right w:type="dxa" w:w="90"/>
+            </w:tcMar>
+            <w:vAlign w:val="top"/>
+          </w:tcPr>
+          <w:p>
+            <w:pPr>
+              <w:spacing w:after="0" w:line="240"/>
+            </w:pPr>
+            <w:r>
+              <w:rPr>
+                <w:sz w:val="18"/>
+                <w:szCs w:val="18"/>
               </w:rPr>
               <w:t xml:space="preserve">70</w:t>
             </w:r>
@@ -4777,30 +4907,92 @@
         </w:tc>
         <w:tc>
           <w:tcPr>
-            <w:tcW w:type="dxa" w:w="1500"/>
-            <w:tcBorders>
-              <w:top w:val="single" w:color="auto" w:sz="4"/>
-              <w:left w:val="single" w:color="auto" w:sz="4"/>
-              <w:bottom w:val="single" w:color="auto" w:sz="4"/>
-              <w:right w:val="single" w:color="auto" w:sz="4"/>
-            </w:tcBorders>
-            <w:shd w:fill="F7F9FB" w:color="auto" w:val="clear"/>
-            <w:tcMar>
-              <w:top w:type="dxa" w:w="80"/>
-              <w:left w:type="dxa" w:w="90"/>
-              <w:bottom w:type="dxa" w:w="80"/>
-              <w:right w:type="dxa" w:w="90"/>
-            </w:tcMar>
-            <w:vAlign w:val="top"/>
-          </w:tcPr>
-          <w:p>
-            <w:pPr>
-              <w:spacing w:after="0" w:line="240"/>
-            </w:pPr>
-            <w:r>
-              <w:rPr>
-                <w:sz w:val="22"/>
-                <w:szCs w:val="22"/>
+            <w:tcW w:type="dxa" w:w="1250"/>
+            <w:tcBorders>
+              <w:top w:val="single" w:color="auto" w:sz="4"/>
+              <w:left w:val="single" w:color="auto" w:sz="4"/>
+              <w:bottom w:val="single" w:color="auto" w:sz="4"/>
+              <w:right w:val="single" w:color="auto" w:sz="4"/>
+            </w:tcBorders>
+            <w:shd w:fill="F7F9FB" w:color="auto" w:val="clear"/>
+            <w:tcMar>
+              <w:top w:type="dxa" w:w="80"/>
+              <w:left w:type="dxa" w:w="90"/>
+              <w:bottom w:type="dxa" w:w="80"/>
+              <w:right w:type="dxa" w:w="90"/>
+            </w:tcMar>
+            <w:vAlign w:val="top"/>
+          </w:tcPr>
+          <w:p>
+            <w:pPr>
+              <w:spacing w:after="0" w:line="240"/>
+            </w:pPr>
+            <w:r>
+              <w:rPr>
+                <w:sz w:val="18"/>
+                <w:szCs w:val="18"/>
+              </w:rPr>
+              <w:t xml:space="preserve">71</w:t>
+            </w:r>
+          </w:p>
+        </w:tc>
+        <w:tc>
+          <w:tcPr>
+            <w:tcW w:type="dxa" w:w="1250"/>
+            <w:tcBorders>
+              <w:top w:val="single" w:color="auto" w:sz="4"/>
+              <w:left w:val="single" w:color="auto" w:sz="4"/>
+              <w:bottom w:val="single" w:color="auto" w:sz="4"/>
+              <w:right w:val="single" w:color="auto" w:sz="4"/>
+            </w:tcBorders>
+            <w:shd w:fill="F7F9FB" w:color="auto" w:val="clear"/>
+            <w:tcMar>
+              <w:top w:type="dxa" w:w="80"/>
+              <w:left w:type="dxa" w:w="90"/>
+              <w:bottom w:type="dxa" w:w="80"/>
+              <w:right w:type="dxa" w:w="90"/>
+            </w:tcMar>
+            <w:vAlign w:val="top"/>
+          </w:tcPr>
+          <w:p>
+            <w:pPr>
+              <w:spacing w:after="0" w:line="240"/>
+            </w:pPr>
+            <w:r>
+              <w:rPr>
+                <w:sz w:val="18"/>
+                <w:szCs w:val="18"/>
+              </w:rPr>
+              <w:t xml:space="preserve">70</w:t>
+            </w:r>
+          </w:p>
+        </w:tc>
+        <w:tc>
+          <w:tcPr>
+            <w:tcW w:type="dxa" w:w="800"/>
+            <w:tcBorders>
+              <w:top w:val="single" w:color="auto" w:sz="4"/>
+              <w:left w:val="single" w:color="auto" w:sz="4"/>
+              <w:bottom w:val="single" w:color="auto" w:sz="4"/>
+              <w:right w:val="single" w:color="auto" w:sz="4"/>
+            </w:tcBorders>
+            <w:shd w:fill="F7F9FB" w:color="auto" w:val="clear"/>
+            <w:tcMar>
+              <w:top w:type="dxa" w:w="80"/>
+              <w:left w:type="dxa" w:w="90"/>
+              <w:bottom w:type="dxa" w:w="80"/>
+              <w:right w:type="dxa" w:w="90"/>
+            </w:tcMar>
+            <w:vAlign w:val="top"/>
+          </w:tcPr>
+          <w:p>
+            <w:pPr>
+              <w:spacing w:after="0" w:line="240"/>
+            </w:pPr>
+            <w:r>
+              <w:rPr>
+                <w:sz w:val="18"/>
+                <w:szCs w:val="18"/>
               </w:rPr>
               <w:t xml:space="preserve"> </w:t>
             </w:r>
@@ -4808,30 +5000,30 @@
         </w:tc>
         <w:tc>
           <w:tcPr>
-            <w:tcW w:type="dxa" w:w="3338"/>
-            <w:tcBorders>
-              <w:top w:val="single" w:color="auto" w:sz="4"/>
-              <w:left w:val="single" w:color="auto" w:sz="4"/>
-              <w:bottom w:val="single" w:color="auto" w:sz="4"/>
-              <w:right w:val="single" w:color="auto" w:sz="4"/>
-            </w:tcBorders>
-            <w:shd w:fill="F7F9FB" w:color="auto" w:val="clear"/>
-            <w:tcMar>
-              <w:top w:type="dxa" w:w="80"/>
-              <w:left w:type="dxa" w:w="90"/>
-              <w:bottom w:type="dxa" w:w="80"/>
-              <w:right w:type="dxa" w:w="90"/>
-            </w:tcMar>
-            <w:vAlign w:val="top"/>
-          </w:tcPr>
-          <w:p>
-            <w:pPr>
-              <w:spacing w:after="0" w:line="240"/>
-            </w:pPr>
-            <w:r>
-              <w:rPr>
-                <w:sz w:val="22"/>
-                <w:szCs w:val="22"/>
+            <w:tcW w:type="dxa" w:w="2988"/>
+            <w:tcBorders>
+              <w:top w:val="single" w:color="auto" w:sz="4"/>
+              <w:left w:val="single" w:color="auto" w:sz="4"/>
+              <w:bottom w:val="single" w:color="auto" w:sz="4"/>
+              <w:right w:val="single" w:color="auto" w:sz="4"/>
+            </w:tcBorders>
+            <w:shd w:fill="F7F9FB" w:color="auto" w:val="clear"/>
+            <w:tcMar>
+              <w:top w:type="dxa" w:w="80"/>
+              <w:left w:type="dxa" w:w="90"/>
+              <w:bottom w:type="dxa" w:w="80"/>
+              <w:right w:type="dxa" w:w="90"/>
+            </w:tcMar>
+            <w:vAlign w:val="top"/>
+          </w:tcPr>
+          <w:p>
+            <w:pPr>
+              <w:spacing w:after="0" w:line="240"/>
+            </w:pPr>
+            <w:r>
+              <w:rPr>
+                <w:sz w:val="18"/>
+                <w:szCs w:val="18"/>
               </w:rPr>
               <w:t xml:space="preserve"> </w:t>
             </w:r>
@@ -4845,7 +5037,7 @@
         </w:trPr>
         <w:tc>
           <w:tcPr>
-            <w:tcW w:type="dxa" w:w="2900"/>
+            <w:tcW w:type="dxa" w:w="2100"/>
             <w:tcBorders>
               <w:top w:val="single" w:color="auto" w:sz="4"/>
               <w:left w:val="single" w:color="auto" w:sz="4"/>
@@ -4869,15 +5061,15 @@
               <w:rPr>
                 <w:b/>
                 <w:bCs/>
-                <w:sz w:val="22"/>
-                <w:szCs w:val="22"/>
+                <w:sz w:val="18"/>
+                <w:szCs w:val="18"/>
               </w:rPr>
               <w:t xml:space="preserve">origin</w:t>
             </w:r>
             <w:r>
               <w:rPr>
-                <w:sz w:val="22"/>
-                <w:szCs w:val="22"/>
+                <w:sz w:val="18"/>
+                <w:szCs w:val="18"/>
               </w:rPr>
               <w:t xml:space="preserve"> (origen)</w:t>
             </w:r>
@@ -4885,7 +5077,7 @@
         </w:tc>
         <w:tc>
           <w:tcPr>
-            <w:tcW w:type="dxa" w:w="1900"/>
+            <w:tcW w:type="dxa" w:w="1250"/>
             <w:tcBorders>
               <w:top w:val="single" w:color="auto" w:sz="4"/>
               <w:left w:val="single" w:color="auto" w:sz="4"/>
@@ -4907,8 +5099,8 @@
             </w:pPr>
             <w:r>
               <w:rPr>
-                <w:sz w:val="22"/>
-                <w:szCs w:val="22"/>
+                <w:sz w:val="18"/>
+                <w:szCs w:val="18"/>
               </w:rPr>
               <w:t xml:space="preserve">usa</w:t>
             </w:r>
@@ -4916,7 +5108,7 @@
         </w:tc>
         <w:tc>
           <w:tcPr>
-            <w:tcW w:type="dxa" w:w="1500"/>
+            <w:tcW w:type="dxa" w:w="1250"/>
             <w:tcBorders>
               <w:top w:val="single" w:color="auto" w:sz="4"/>
               <w:left w:val="single" w:color="auto" w:sz="4"/>
@@ -4938,8 +5130,70 @@
             </w:pPr>
             <w:r>
               <w:rPr>
-                <w:sz w:val="22"/>
-                <w:szCs w:val="22"/>
+                <w:sz w:val="18"/>
+                <w:szCs w:val="18"/>
+              </w:rPr>
+              <w:t xml:space="preserve">japan</w:t>
+            </w:r>
+          </w:p>
+        </w:tc>
+        <w:tc>
+          <w:tcPr>
+            <w:tcW w:type="dxa" w:w="1250"/>
+            <w:tcBorders>
+              <w:top w:val="single" w:color="auto" w:sz="4"/>
+              <w:left w:val="single" w:color="auto" w:sz="4"/>
+              <w:bottom w:val="single" w:color="auto" w:sz="4"/>
+              <w:right w:val="single" w:color="auto" w:sz="4"/>
+            </w:tcBorders>
+            <w:shd w:fill="FFFFFF" w:color="auto" w:val="clear"/>
+            <w:tcMar>
+              <w:top w:type="dxa" w:w="80"/>
+              <w:left w:type="dxa" w:w="90"/>
+              <w:bottom w:type="dxa" w:w="80"/>
+              <w:right w:type="dxa" w:w="90"/>
+            </w:tcMar>
+            <w:vAlign w:val="top"/>
+          </w:tcPr>
+          <w:p>
+            <w:pPr>
+              <w:spacing w:after="0" w:line="240"/>
+            </w:pPr>
+            <w:r>
+              <w:rPr>
+                <w:sz w:val="18"/>
+                <w:szCs w:val="18"/>
+              </w:rPr>
+              <w:t xml:space="preserve">europe</w:t>
+            </w:r>
+          </w:p>
+        </w:tc>
+        <w:tc>
+          <w:tcPr>
+            <w:tcW w:type="dxa" w:w="800"/>
+            <w:tcBorders>
+              <w:top w:val="single" w:color="auto" w:sz="4"/>
+              <w:left w:val="single" w:color="auto" w:sz="4"/>
+              <w:bottom w:val="single" w:color="auto" w:sz="4"/>
+              <w:right w:val="single" w:color="auto" w:sz="4"/>
+            </w:tcBorders>
+            <w:shd w:fill="FFFFFF" w:color="auto" w:val="clear"/>
+            <w:tcMar>
+              <w:top w:type="dxa" w:w="80"/>
+              <w:left w:type="dxa" w:w="90"/>
+              <w:bottom w:type="dxa" w:w="80"/>
+              <w:right w:type="dxa" w:w="90"/>
+            </w:tcMar>
+            <w:vAlign w:val="top"/>
+          </w:tcPr>
+          <w:p>
+            <w:pPr>
+              <w:spacing w:after="0" w:line="240"/>
+            </w:pPr>
+            <w:r>
+              <w:rPr>
+                <w:sz w:val="18"/>
+                <w:szCs w:val="18"/>
               </w:rPr>
               <w:t xml:space="preserve"> </w:t>
             </w:r>
@@ -4947,7 +5201,7 @@
         </w:tc>
         <w:tc>
           <w:tcPr>
-            <w:tcW w:type="dxa" w:w="3338"/>
+            <w:tcW w:type="dxa" w:w="2988"/>
             <w:tcBorders>
               <w:top w:val="single" w:color="auto" w:sz="4"/>
               <w:left w:val="single" w:color="auto" w:sz="4"/>
@@ -4969,8 +5223,8 @@
             </w:pPr>
             <w:r>
               <w:rPr>
-                <w:sz w:val="22"/>
-                <w:szCs w:val="22"/>
+                <w:sz w:val="18"/>
+                <w:szCs w:val="18"/>
               </w:rPr>
               <w:t xml:space="preserve"> </w:t>
             </w:r>
@@ -4984,7 +5238,7 @@
         </w:trPr>
         <w:tc>
           <w:tcPr>
-            <w:tcW w:type="dxa" w:w="2900"/>
+            <w:tcW w:type="dxa" w:w="2100"/>
             <w:tcBorders>
               <w:top w:val="single" w:color="auto" w:sz="4"/>
               <w:left w:val="single" w:color="auto" w:sz="4"/>
@@ -5008,15 +5262,15 @@
               <w:rPr>
                 <w:b/>
                 <w:bCs/>
-                <w:sz w:val="22"/>
-                <w:szCs w:val="22"/>
+                <w:sz w:val="18"/>
+                <w:szCs w:val="18"/>
               </w:rPr>
               <w:t xml:space="preserve">name</w:t>
             </w:r>
             <w:r>
               <w:rPr>
-                <w:sz w:val="22"/>
-                <w:szCs w:val="22"/>
+                <w:sz w:val="18"/>
+                <w:szCs w:val="18"/>
               </w:rPr>
               <w:t xml:space="preserve"> (nombre del auto)</w:t>
             </w:r>
@@ -5024,30 +5278,30 @@
         </w:tc>
         <w:tc>
           <w:tcPr>
-            <w:tcW w:type="dxa" w:w="1900"/>
-            <w:tcBorders>
-              <w:top w:val="single" w:color="auto" w:sz="4"/>
-              <w:left w:val="single" w:color="auto" w:sz="4"/>
-              <w:bottom w:val="single" w:color="auto" w:sz="4"/>
-              <w:right w:val="single" w:color="auto" w:sz="4"/>
-            </w:tcBorders>
-            <w:shd w:fill="F7F9FB" w:color="auto" w:val="clear"/>
-            <w:tcMar>
-              <w:top w:type="dxa" w:w="80"/>
-              <w:left w:type="dxa" w:w="90"/>
-              <w:bottom w:type="dxa" w:w="80"/>
-              <w:right w:type="dxa" w:w="90"/>
-            </w:tcMar>
-            <w:vAlign w:val="top"/>
-          </w:tcPr>
-          <w:p>
-            <w:pPr>
-              <w:spacing w:after="0" w:line="240"/>
-            </w:pPr>
-            <w:r>
-              <w:rPr>
-                <w:sz w:val="22"/>
-                <w:szCs w:val="22"/>
+            <w:tcW w:type="dxa" w:w="1250"/>
+            <w:tcBorders>
+              <w:top w:val="single" w:color="auto" w:sz="4"/>
+              <w:left w:val="single" w:color="auto" w:sz="4"/>
+              <w:bottom w:val="single" w:color="auto" w:sz="4"/>
+              <w:right w:val="single" w:color="auto" w:sz="4"/>
+            </w:tcBorders>
+            <w:shd w:fill="F7F9FB" w:color="auto" w:val="clear"/>
+            <w:tcMar>
+              <w:top w:type="dxa" w:w="80"/>
+              <w:left w:type="dxa" w:w="90"/>
+              <w:bottom w:type="dxa" w:w="80"/>
+              <w:right w:type="dxa" w:w="90"/>
+            </w:tcMar>
+            <w:vAlign w:val="top"/>
+          </w:tcPr>
+          <w:p>
+            <w:pPr>
+              <w:spacing w:after="0" w:line="240"/>
+            </w:pPr>
+            <w:r>
+              <w:rPr>
+                <w:sz w:val="18"/>
+                <w:szCs w:val="18"/>
               </w:rPr>
               <w:t xml:space="preserve">chevrolet chevelle malibu</w:t>
             </w:r>
@@ -5055,30 +5309,92 @@
         </w:tc>
         <w:tc>
           <w:tcPr>
-            <w:tcW w:type="dxa" w:w="1500"/>
-            <w:tcBorders>
-              <w:top w:val="single" w:color="auto" w:sz="4"/>
-              <w:left w:val="single" w:color="auto" w:sz="4"/>
-              <w:bottom w:val="single" w:color="auto" w:sz="4"/>
-              <w:right w:val="single" w:color="auto" w:sz="4"/>
-            </w:tcBorders>
-            <w:shd w:fill="F7F9FB" w:color="auto" w:val="clear"/>
-            <w:tcMar>
-              <w:top w:type="dxa" w:w="80"/>
-              <w:left w:type="dxa" w:w="90"/>
-              <w:bottom w:type="dxa" w:w="80"/>
-              <w:right w:type="dxa" w:w="90"/>
-            </w:tcMar>
-            <w:vAlign w:val="top"/>
-          </w:tcPr>
-          <w:p>
-            <w:pPr>
-              <w:spacing w:after="0" w:line="240"/>
-            </w:pPr>
-            <w:r>
-              <w:rPr>
-                <w:sz w:val="22"/>
-                <w:szCs w:val="22"/>
+            <w:tcW w:type="dxa" w:w="1250"/>
+            <w:tcBorders>
+              <w:top w:val="single" w:color="auto" w:sz="4"/>
+              <w:left w:val="single" w:color="auto" w:sz="4"/>
+              <w:bottom w:val="single" w:color="auto" w:sz="4"/>
+              <w:right w:val="single" w:color="auto" w:sz="4"/>
+            </w:tcBorders>
+            <w:shd w:fill="F7F9FB" w:color="auto" w:val="clear"/>
+            <w:tcMar>
+              <w:top w:type="dxa" w:w="80"/>
+              <w:left w:type="dxa" w:w="90"/>
+              <w:bottom w:type="dxa" w:w="80"/>
+              <w:right w:type="dxa" w:w="90"/>
+            </w:tcMar>
+            <w:vAlign w:val="top"/>
+          </w:tcPr>
+          <w:p>
+            <w:pPr>
+              <w:spacing w:after="0" w:line="240"/>
+            </w:pPr>
+            <w:r>
+              <w:rPr>
+                <w:sz w:val="18"/>
+                <w:szCs w:val="18"/>
+              </w:rPr>
+              <w:t xml:space="preserve">toyota corolla 1200</w:t>
+            </w:r>
+          </w:p>
+        </w:tc>
+        <w:tc>
+          <w:tcPr>
+            <w:tcW w:type="dxa" w:w="1250"/>
+            <w:tcBorders>
+              <w:top w:val="single" w:color="auto" w:sz="4"/>
+              <w:left w:val="single" w:color="auto" w:sz="4"/>
+              <w:bottom w:val="single" w:color="auto" w:sz="4"/>
+              <w:right w:val="single" w:color="auto" w:sz="4"/>
+            </w:tcBorders>
+            <w:shd w:fill="F7F9FB" w:color="auto" w:val="clear"/>
+            <w:tcMar>
+              <w:top w:type="dxa" w:w="80"/>
+              <w:left w:type="dxa" w:w="90"/>
+              <w:bottom w:type="dxa" w:w="80"/>
+              <w:right w:type="dxa" w:w="90"/>
+            </w:tcMar>
+            <w:vAlign w:val="top"/>
+          </w:tcPr>
+          <w:p>
+            <w:pPr>
+              <w:spacing w:after="0" w:line="240"/>
+            </w:pPr>
+            <w:r>
+              <w:rPr>
+                <w:sz w:val="18"/>
+                <w:szCs w:val="18"/>
+              </w:rPr>
+              <w:t xml:space="preserve">volkswagen 1131 deluxe sedan</w:t>
+            </w:r>
+          </w:p>
+        </w:tc>
+        <w:tc>
+          <w:tcPr>
+            <w:tcW w:type="dxa" w:w="800"/>
+            <w:tcBorders>
+              <w:top w:val="single" w:color="auto" w:sz="4"/>
+              <w:left w:val="single" w:color="auto" w:sz="4"/>
+              <w:bottom w:val="single" w:color="auto" w:sz="4"/>
+              <w:right w:val="single" w:color="auto" w:sz="4"/>
+            </w:tcBorders>
+            <w:shd w:fill="F7F9FB" w:color="auto" w:val="clear"/>
+            <w:tcMar>
+              <w:top w:type="dxa" w:w="80"/>
+              <w:left w:type="dxa" w:w="90"/>
+              <w:bottom w:type="dxa" w:w="80"/>
+              <w:right w:type="dxa" w:w="90"/>
+            </w:tcMar>
+            <w:vAlign w:val="top"/>
+          </w:tcPr>
+          <w:p>
+            <w:pPr>
+              <w:spacing w:after="0" w:line="240"/>
+            </w:pPr>
+            <w:r>
+              <w:rPr>
+                <w:sz w:val="18"/>
+                <w:szCs w:val="18"/>
               </w:rPr>
               <w:t xml:space="preserve"> </w:t>
             </w:r>
@@ -5086,30 +5402,30 @@
         </w:tc>
         <w:tc>
           <w:tcPr>
-            <w:tcW w:type="dxa" w:w="3338"/>
-            <w:tcBorders>
-              <w:top w:val="single" w:color="auto" w:sz="4"/>
-              <w:left w:val="single" w:color="auto" w:sz="4"/>
-              <w:bottom w:val="single" w:color="auto" w:sz="4"/>
-              <w:right w:val="single" w:color="auto" w:sz="4"/>
-            </w:tcBorders>
-            <w:shd w:fill="F7F9FB" w:color="auto" w:val="clear"/>
-            <w:tcMar>
-              <w:top w:type="dxa" w:w="80"/>
-              <w:left w:type="dxa" w:w="90"/>
-              <w:bottom w:type="dxa" w:w="80"/>
-              <w:right w:type="dxa" w:w="90"/>
-            </w:tcMar>
-            <w:vAlign w:val="top"/>
-          </w:tcPr>
-          <w:p>
-            <w:pPr>
-              <w:spacing w:after="0" w:line="240"/>
-            </w:pPr>
-            <w:r>
-              <w:rPr>
-                <w:sz w:val="22"/>
-                <w:szCs w:val="22"/>
+            <w:tcW w:type="dxa" w:w="2988"/>
+            <w:tcBorders>
+              <w:top w:val="single" w:color="auto" w:sz="4"/>
+              <w:left w:val="single" w:color="auto" w:sz="4"/>
+              <w:bottom w:val="single" w:color="auto" w:sz="4"/>
+              <w:right w:val="single" w:color="auto" w:sz="4"/>
+            </w:tcBorders>
+            <w:shd w:fill="F7F9FB" w:color="auto" w:val="clear"/>
+            <w:tcMar>
+              <w:top w:type="dxa" w:w="80"/>
+              <w:left w:type="dxa" w:w="90"/>
+              <w:bottom w:type="dxa" w:w="80"/>
+              <w:right w:type="dxa" w:w="90"/>
+            </w:tcMar>
+            <w:vAlign w:val="top"/>
+          </w:tcPr>
+          <w:p>
+            <w:pPr>
+              <w:spacing w:after="0" w:line="240"/>
+            </w:pPr>
+            <w:r>
+              <w:rPr>
+                <w:sz w:val="18"/>
+                <w:szCs w:val="18"/>
               </w:rPr>
               <w:t xml:space="preserve"> </w:t>
             </w:r>
@@ -5123,7 +5439,7 @@
         </w:trPr>
         <w:tc>
           <w:tcPr>
-            <w:tcW w:type="dxa" w:w="2900"/>
+            <w:tcW w:type="dxa" w:w="2100"/>
             <w:tcBorders>
               <w:top w:val="single" w:color="auto" w:sz="4"/>
               <w:left w:val="single" w:color="auto" w:sz="4"/>
@@ -5147,15 +5463,15 @@
               <w:rPr>
                 <w:b/>
                 <w:bCs/>
-                <w:sz w:val="22"/>
-                <w:szCs w:val="22"/>
+                <w:sz w:val="18"/>
+                <w:szCs w:val="18"/>
               </w:rPr>
               <w:t xml:space="preserve">clase_consumo</w:t>
             </w:r>
             <w:r>
               <w:rPr>
-                <w:sz w:val="22"/>
-                <w:szCs w:val="22"/>
+                <w:sz w:val="18"/>
+                <w:szCs w:val="18"/>
               </w:rPr>
               <w:t xml:space="preserve"> (clase de consumo)</w:t>
             </w:r>
@@ -5163,7 +5479,7 @@
         </w:tc>
         <w:tc>
           <w:tcPr>
-            <w:tcW w:type="dxa" w:w="1900"/>
+            <w:tcW w:type="dxa" w:w="1250"/>
             <w:tcBorders>
               <w:top w:val="single" w:color="auto" w:sz="4"/>
               <w:left w:val="single" w:color="auto" w:sz="4"/>
@@ -5185,8 +5501,8 @@
             </w:pPr>
             <w:r>
               <w:rPr>
-                <w:sz w:val="22"/>
-                <w:szCs w:val="22"/>
+                <w:sz w:val="18"/>
+                <w:szCs w:val="18"/>
               </w:rPr>
               <w:t xml:space="preserve">Alto consumo</w:t>
             </w:r>
@@ -5194,7 +5510,7 @@
         </w:tc>
         <w:tc>
           <w:tcPr>
-            <w:tcW w:type="dxa" w:w="1500"/>
+            <w:tcW w:type="dxa" w:w="1250"/>
             <w:tcBorders>
               <w:top w:val="single" w:color="auto" w:sz="4"/>
               <w:left w:val="single" w:color="auto" w:sz="4"/>
@@ -5216,8 +5532,70 @@
             </w:pPr>
             <w:r>
               <w:rPr>
-                <w:sz w:val="22"/>
-                <w:szCs w:val="22"/>
+                <w:sz w:val="18"/>
+                <w:szCs w:val="18"/>
+              </w:rPr>
+              <w:t xml:space="preserve">Bajo consumo</w:t>
+            </w:r>
+          </w:p>
+        </w:tc>
+        <w:tc>
+          <w:tcPr>
+            <w:tcW w:type="dxa" w:w="1250"/>
+            <w:tcBorders>
+              <w:top w:val="single" w:color="auto" w:sz="4"/>
+              <w:left w:val="single" w:color="auto" w:sz="4"/>
+              <w:bottom w:val="single" w:color="auto" w:sz="4"/>
+              <w:right w:val="single" w:color="auto" w:sz="4"/>
+            </w:tcBorders>
+            <w:shd w:fill="FFFFFF" w:color="auto" w:val="clear"/>
+            <w:tcMar>
+              <w:top w:type="dxa" w:w="80"/>
+              <w:left w:type="dxa" w:w="90"/>
+              <w:bottom w:type="dxa" w:w="80"/>
+              <w:right w:type="dxa" w:w="90"/>
+            </w:tcMar>
+            <w:vAlign w:val="top"/>
+          </w:tcPr>
+          <w:p>
+            <w:pPr>
+              <w:spacing w:after="0" w:line="240"/>
+            </w:pPr>
+            <w:r>
+              <w:rPr>
+                <w:sz w:val="18"/>
+                <w:szCs w:val="18"/>
+              </w:rPr>
+              <w:t xml:space="preserve">Consumo medio</w:t>
+            </w:r>
+          </w:p>
+        </w:tc>
+        <w:tc>
+          <w:tcPr>
+            <w:tcW w:type="dxa" w:w="800"/>
+            <w:tcBorders>
+              <w:top w:val="single" w:color="auto" w:sz="4"/>
+              <w:left w:val="single" w:color="auto" w:sz="4"/>
+              <w:bottom w:val="single" w:color="auto" w:sz="4"/>
+              <w:right w:val="single" w:color="auto" w:sz="4"/>
+            </w:tcBorders>
+            <w:shd w:fill="FFFFFF" w:color="auto" w:val="clear"/>
+            <w:tcMar>
+              <w:top w:type="dxa" w:w="80"/>
+              <w:left w:type="dxa" w:w="90"/>
+              <w:bottom w:type="dxa" w:w="80"/>
+              <w:right w:type="dxa" w:w="90"/>
+            </w:tcMar>
+            <w:vAlign w:val="top"/>
+          </w:tcPr>
+          <w:p>
+            <w:pPr>
+              <w:spacing w:after="0" w:line="240"/>
+            </w:pPr>
+            <w:r>
+              <w:rPr>
+                <w:sz w:val="18"/>
+                <w:szCs w:val="18"/>
               </w:rPr>
               <w:t xml:space="preserve"> </w:t>
             </w:r>
@@ -5225,7 +5603,7 @@
         </w:tc>
         <w:tc>
           <w:tcPr>
-            <w:tcW w:type="dxa" w:w="3338"/>
+            <w:tcW w:type="dxa" w:w="2988"/>
             <w:tcBorders>
               <w:top w:val="single" w:color="auto" w:sz="4"/>
               <w:left w:val="single" w:color="auto" w:sz="4"/>
@@ -5247,8 +5625,8 @@
             </w:pPr>
             <w:r>
               <w:rPr>
-                <w:sz w:val="22"/>
-                <w:szCs w:val="22"/>
+                <w:sz w:val="18"/>
+                <w:szCs w:val="18"/>
               </w:rPr>
               <w:t xml:space="preserve"> </w:t>
             </w:r>
@@ -5262,7 +5640,7 @@
         </w:trPr>
         <w:tc>
           <w:tcPr>
-            <w:tcW w:type="dxa" w:w="2900"/>
+            <w:tcW w:type="dxa" w:w="2100"/>
             <w:tcBorders>
               <w:top w:val="single" w:color="auto" w:sz="4"/>
               <w:left w:val="single" w:color="auto" w:sz="4"/>
@@ -5286,15 +5664,15 @@
               <w:rPr>
                 <w:b/>
                 <w:bCs/>
-                <w:sz w:val="22"/>
-                <w:szCs w:val="22"/>
+                <w:sz w:val="18"/>
+                <w:szCs w:val="18"/>
               </w:rPr>
               <w:t xml:space="preserve">es_usa</w:t>
             </w:r>
             <w:r>
               <w:rPr>
-                <w:sz w:val="22"/>
-                <w:szCs w:val="22"/>
+                <w:sz w:val="18"/>
+                <w:szCs w:val="18"/>
               </w:rPr>
               <w:t xml:space="preserve"> (es de EE. UU.)</w:t>
             </w:r>
@@ -5302,30 +5680,30 @@
         </w:tc>
         <w:tc>
           <w:tcPr>
-            <w:tcW w:type="dxa" w:w="1900"/>
-            <w:tcBorders>
-              <w:top w:val="single" w:color="auto" w:sz="4"/>
-              <w:left w:val="single" w:color="auto" w:sz="4"/>
-              <w:bottom w:val="single" w:color="auto" w:sz="4"/>
-              <w:right w:val="single" w:color="auto" w:sz="4"/>
-            </w:tcBorders>
-            <w:shd w:fill="F7F9FB" w:color="auto" w:val="clear"/>
-            <w:tcMar>
-              <w:top w:type="dxa" w:w="80"/>
-              <w:left w:type="dxa" w:w="90"/>
-              <w:bottom w:type="dxa" w:w="80"/>
-              <w:right w:type="dxa" w:w="90"/>
-            </w:tcMar>
-            <w:vAlign w:val="top"/>
-          </w:tcPr>
-          <w:p>
-            <w:pPr>
-              <w:spacing w:after="0" w:line="240"/>
-            </w:pPr>
-            <w:r>
-              <w:rPr>
-                <w:sz w:val="22"/>
-                <w:szCs w:val="22"/>
+            <w:tcW w:type="dxa" w:w="1250"/>
+            <w:tcBorders>
+              <w:top w:val="single" w:color="auto" w:sz="4"/>
+              <w:left w:val="single" w:color="auto" w:sz="4"/>
+              <w:bottom w:val="single" w:color="auto" w:sz="4"/>
+              <w:right w:val="single" w:color="auto" w:sz="4"/>
+            </w:tcBorders>
+            <w:shd w:fill="F7F9FB" w:color="auto" w:val="clear"/>
+            <w:tcMar>
+              <w:top w:type="dxa" w:w="80"/>
+              <w:left w:type="dxa" w:w="90"/>
+              <w:bottom w:type="dxa" w:w="80"/>
+              <w:right w:type="dxa" w:w="90"/>
+            </w:tcMar>
+            <w:vAlign w:val="top"/>
+          </w:tcPr>
+          <w:p>
+            <w:pPr>
+              <w:spacing w:after="0" w:line="240"/>
+            </w:pPr>
+            <w:r>
+              <w:rPr>
+                <w:sz w:val="18"/>
+                <w:szCs w:val="18"/>
               </w:rPr>
               <w:t xml:space="preserve">True</w:t>
             </w:r>
@@ -5333,30 +5711,92 @@
         </w:tc>
         <w:tc>
           <w:tcPr>
-            <w:tcW w:type="dxa" w:w="1500"/>
-            <w:tcBorders>
-              <w:top w:val="single" w:color="auto" w:sz="4"/>
-              <w:left w:val="single" w:color="auto" w:sz="4"/>
-              <w:bottom w:val="single" w:color="auto" w:sz="4"/>
-              <w:right w:val="single" w:color="auto" w:sz="4"/>
-            </w:tcBorders>
-            <w:shd w:fill="F7F9FB" w:color="auto" w:val="clear"/>
-            <w:tcMar>
-              <w:top w:type="dxa" w:w="80"/>
-              <w:left w:type="dxa" w:w="90"/>
-              <w:bottom w:type="dxa" w:w="80"/>
-              <w:right w:type="dxa" w:w="90"/>
-            </w:tcMar>
-            <w:vAlign w:val="top"/>
-          </w:tcPr>
-          <w:p>
-            <w:pPr>
-              <w:spacing w:after="0" w:line="240"/>
-            </w:pPr>
-            <w:r>
-              <w:rPr>
-                <w:sz w:val="22"/>
-                <w:szCs w:val="22"/>
+            <w:tcW w:type="dxa" w:w="1250"/>
+            <w:tcBorders>
+              <w:top w:val="single" w:color="auto" w:sz="4"/>
+              <w:left w:val="single" w:color="auto" w:sz="4"/>
+              <w:bottom w:val="single" w:color="auto" w:sz="4"/>
+              <w:right w:val="single" w:color="auto" w:sz="4"/>
+            </w:tcBorders>
+            <w:shd w:fill="F7F9FB" w:color="auto" w:val="clear"/>
+            <w:tcMar>
+              <w:top w:type="dxa" w:w="80"/>
+              <w:left w:type="dxa" w:w="90"/>
+              <w:bottom w:type="dxa" w:w="80"/>
+              <w:right w:type="dxa" w:w="90"/>
+            </w:tcMar>
+            <w:vAlign w:val="top"/>
+          </w:tcPr>
+          <w:p>
+            <w:pPr>
+              <w:spacing w:after="0" w:line="240"/>
+            </w:pPr>
+            <w:r>
+              <w:rPr>
+                <w:sz w:val="18"/>
+                <w:szCs w:val="18"/>
+              </w:rPr>
+              <w:t xml:space="preserve">False</w:t>
+            </w:r>
+          </w:p>
+        </w:tc>
+        <w:tc>
+          <w:tcPr>
+            <w:tcW w:type="dxa" w:w="1250"/>
+            <w:tcBorders>
+              <w:top w:val="single" w:color="auto" w:sz="4"/>
+              <w:left w:val="single" w:color="auto" w:sz="4"/>
+              <w:bottom w:val="single" w:color="auto" w:sz="4"/>
+              <w:right w:val="single" w:color="auto" w:sz="4"/>
+            </w:tcBorders>
+            <w:shd w:fill="F7F9FB" w:color="auto" w:val="clear"/>
+            <w:tcMar>
+              <w:top w:type="dxa" w:w="80"/>
+              <w:left w:type="dxa" w:w="90"/>
+              <w:bottom w:type="dxa" w:w="80"/>
+              <w:right w:type="dxa" w:w="90"/>
+            </w:tcMar>
+            <w:vAlign w:val="top"/>
+          </w:tcPr>
+          <w:p>
+            <w:pPr>
+              <w:spacing w:after="0" w:line="240"/>
+            </w:pPr>
+            <w:r>
+              <w:rPr>
+                <w:sz w:val="18"/>
+                <w:szCs w:val="18"/>
+              </w:rPr>
+              <w:t xml:space="preserve">False</w:t>
+            </w:r>
+          </w:p>
+        </w:tc>
+        <w:tc>
+          <w:tcPr>
+            <w:tcW w:type="dxa" w:w="800"/>
+            <w:tcBorders>
+              <w:top w:val="single" w:color="auto" w:sz="4"/>
+              <w:left w:val="single" w:color="auto" w:sz="4"/>
+              <w:bottom w:val="single" w:color="auto" w:sz="4"/>
+              <w:right w:val="single" w:color="auto" w:sz="4"/>
+            </w:tcBorders>
+            <w:shd w:fill="F7F9FB" w:color="auto" w:val="clear"/>
+            <w:tcMar>
+              <w:top w:type="dxa" w:w="80"/>
+              <w:left w:type="dxa" w:w="90"/>
+              <w:bottom w:type="dxa" w:w="80"/>
+              <w:right w:type="dxa" w:w="90"/>
+            </w:tcMar>
+            <w:vAlign w:val="top"/>
+          </w:tcPr>
+          <w:p>
+            <w:pPr>
+              <w:spacing w:after="0" w:line="240"/>
+            </w:pPr>
+            <w:r>
+              <w:rPr>
+                <w:sz w:val="18"/>
+                <w:szCs w:val="18"/>
               </w:rPr>
               <w:t xml:space="preserve"> </w:t>
             </w:r>
@@ -5364,30 +5804,30 @@
         </w:tc>
         <w:tc>
           <w:tcPr>
-            <w:tcW w:type="dxa" w:w="3338"/>
-            <w:tcBorders>
-              <w:top w:val="single" w:color="auto" w:sz="4"/>
-              <w:left w:val="single" w:color="auto" w:sz="4"/>
-              <w:bottom w:val="single" w:color="auto" w:sz="4"/>
-              <w:right w:val="single" w:color="auto" w:sz="4"/>
-            </w:tcBorders>
-            <w:shd w:fill="F7F9FB" w:color="auto" w:val="clear"/>
-            <w:tcMar>
-              <w:top w:type="dxa" w:w="80"/>
-              <w:left w:type="dxa" w:w="90"/>
-              <w:bottom w:type="dxa" w:w="80"/>
-              <w:right w:type="dxa" w:w="90"/>
-            </w:tcMar>
-            <w:vAlign w:val="top"/>
-          </w:tcPr>
-          <w:p>
-            <w:pPr>
-              <w:spacing w:after="0" w:line="240"/>
-            </w:pPr>
-            <w:r>
-              <w:rPr>
-                <w:sz w:val="22"/>
-                <w:szCs w:val="22"/>
+            <w:tcW w:type="dxa" w:w="2988"/>
+            <w:tcBorders>
+              <w:top w:val="single" w:color="auto" w:sz="4"/>
+              <w:left w:val="single" w:color="auto" w:sz="4"/>
+              <w:bottom w:val="single" w:color="auto" w:sz="4"/>
+              <w:right w:val="single" w:color="auto" w:sz="4"/>
+            </w:tcBorders>
+            <w:shd w:fill="F7F9FB" w:color="auto" w:val="clear"/>
+            <w:tcMar>
+              <w:top w:type="dxa" w:w="80"/>
+              <w:left w:type="dxa" w:w="90"/>
+              <w:bottom w:type="dxa" w:w="80"/>
+              <w:right w:type="dxa" w:w="90"/>
+            </w:tcMar>
+            <w:vAlign w:val="top"/>
+          </w:tcPr>
+          <w:p>
+            <w:pPr>
+              <w:spacing w:after="0" w:line="240"/>
+            </w:pPr>
+            <w:r>
+              <w:rPr>
+                <w:sz w:val="18"/>
+                <w:szCs w:val="18"/>
               </w:rPr>
               <w:t xml:space="preserve"> </w:t>
             </w:r>
@@ -5407,7 +5847,7 @@
           <w:sz w:val="26"/>
           <w:szCs w:val="26"/>
         </w:rPr>
-        <w:t xml:space="preserve">Actividad 2 — Metadatos del dataset</w:t>
+        <w:t xml:space="preserve">Actividad 2 — Calidad del dato con apoyo de IA</w:t>
       </w:r>
     </w:p>
     <w:p>
@@ -5423,7 +5863,7 @@
           <w:sz w:val="20"/>
           <w:szCs w:val="20"/>
         </w:rPr>
-        <w:t xml:space="preserve">2 puntos · Celda 2</w:t>
+        <w:t xml:space="preserve">3 puntos</w:t>
       </w:r>
     </w:p>
     <w:p>
@@ -5439,812 +5879,7 @@
         <w:t xml:space="preserve">Instrucciones:</w:t>
       </w:r>
       <w:r>
-        <w:t xml:space="preserve"> los metadatos son los datos que describen al dato: de dónde viene, cuánto contiene y qué representa. Ejecute la celda 2, que extrae los metadatos del dataset de autos, y lea la página de la fuente: https://archive.ics.uci.edu/dataset/9/auto+mpg. Con ambas, complete la tabla 2.1.</w:t>
-      </w:r>
-    </w:p>
-    <w:p>
-      <w:pPr>
-        <w:keepNext/>
-        <w:spacing w:after="40" w:before="200" w:line="240"/>
-      </w:pPr>
-      <w:r>
-        <w:rPr>
-          <w:b/>
-          <w:bCs/>
-          <w:color w:val="5A6672"/>
-          <w:sz w:val="18"/>
-          <w:szCs w:val="18"/>
-        </w:rPr>
-        <w:t xml:space="preserve">Celda 2 de 9</w:t>
-      </w:r>
-    </w:p>
-    <w:p>
-      <w:pPr>
-        <w:keepNext/>
-        <w:shd w:fill="F5F5F5" w:val="clear"/>
-        <w:spacing w:after="0" w:before="120" w:line="240"/>
-      </w:pPr>
-      <w:r>
-        <w:rPr>
-          <w:rFonts w:ascii="Consolas" w:cs="Consolas" w:eastAsia="Consolas" w:hAnsi="Consolas"/>
-          <w:sz w:val="18"/>
-          <w:szCs w:val="18"/>
-        </w:rPr>
-        <w:t xml:space="preserve">print("Fuente      :", URL)</w:t>
-      </w:r>
-    </w:p>
-    <w:p>
-      <w:pPr>
-        <w:keepNext/>
-        <w:shd w:fill="F5F5F5" w:val="clear"/>
-        <w:spacing w:after="0" w:before="0" w:line="240"/>
-      </w:pPr>
-      <w:r>
-        <w:rPr>
-          <w:rFonts w:ascii="Consolas" w:cs="Consolas" w:eastAsia="Consolas" w:hAnsi="Consolas"/>
-          <w:sz w:val="18"/>
-          <w:szCs w:val="18"/>
-        </w:rPr>
-        <w:t xml:space="preserve">print("Filas       :", autos.shape[0])</w:t>
-      </w:r>
-    </w:p>
-    <w:p>
-      <w:pPr>
-        <w:keepNext/>
-        <w:shd w:fill="F5F5F5" w:val="clear"/>
-        <w:spacing w:after="0" w:before="0" w:line="240"/>
-      </w:pPr>
-      <w:r>
-        <w:rPr>
-          <w:rFonts w:ascii="Consolas" w:cs="Consolas" w:eastAsia="Consolas" w:hAnsi="Consolas"/>
-          <w:sz w:val="18"/>
-          <w:szCs w:val="18"/>
-        </w:rPr>
-        <w:t xml:space="preserve">print("Columnas    :", autos.shape[1])</w:t>
-      </w:r>
-    </w:p>
-    <w:p>
-      <w:pPr>
-        <w:keepNext/>
-        <w:shd w:fill="F5F5F5" w:val="clear"/>
-        <w:spacing w:after="0" w:before="0" w:line="240"/>
-      </w:pPr>
-      <w:r>
-        <w:rPr>
-          <w:rFonts w:ascii="Consolas" w:cs="Consolas" w:eastAsia="Consolas" w:hAnsi="Consolas"/>
-          <w:sz w:val="18"/>
-          <w:szCs w:val="18"/>
-        </w:rPr>
-        <w:t xml:space="preserve">print("Memoria (KB):", round(autos.memory_usage(deep=True).sum() / 1024, 1))</w:t>
-      </w:r>
-    </w:p>
-    <w:p>
-      <w:pPr>
-        <w:keepNext/>
-        <w:shd w:fill="F5F5F5" w:val="clear"/>
-        <w:spacing w:after="0" w:before="0" w:line="240"/>
-      </w:pPr>
-      <w:r>
-        <w:rPr>
-          <w:rFonts w:ascii="Consolas" w:cs="Consolas" w:eastAsia="Consolas" w:hAnsi="Consolas"/>
-          <w:sz w:val="18"/>
-          <w:szCs w:val="18"/>
-        </w:rPr>
-        <w:t xml:space="preserve">print()</w:t>
-      </w:r>
-    </w:p>
-    <w:p>
-      <w:pPr>
-        <w:keepNext w:val="false"/>
-        <w:shd w:fill="F5F5F5" w:val="clear"/>
-        <w:spacing w:after="120" w:before="0" w:line="240"/>
-      </w:pPr>
-      <w:r>
-        <w:rPr>
-          <w:rFonts w:ascii="Consolas" w:cs="Consolas" w:eastAsia="Consolas" w:hAnsi="Consolas"/>
-          <w:sz w:val="18"/>
-          <w:szCs w:val="18"/>
-        </w:rPr>
-        <w:t xml:space="preserve">autos.info()</w:t>
-      </w:r>
-    </w:p>
-    <w:p>
-      <w:pPr>
-        <w:keepNext/>
-        <w:spacing w:after="100" w:before="200"/>
-        <w:jc w:val="both"/>
-      </w:pPr>
-      <w:r>
-        <w:rPr>
-          <w:b/>
-          <w:bCs/>
-        </w:rPr>
-        <w:t xml:space="preserve">Tabla 2.1.</w:t>
-      </w:r>
-      <w:r>
-        <w:t xml:space="preserve"> Ficha de metadatos del dataset de autos.</w:t>
-      </w:r>
-    </w:p>
-    <w:tbl>
-      <w:tblPr>
-        <w:tblW w:type="dxa" w:w="9638"/>
-        <w:tblBorders>
-          <w:top w:val="single" w:color="auto" w:sz="4"/>
-          <w:left w:val="single" w:color="auto" w:sz="4"/>
-          <w:bottom w:val="single" w:color="auto" w:sz="4"/>
-          <w:right w:val="single" w:color="auto" w:sz="4"/>
-          <w:insideH w:val="single" w:color="auto" w:sz="4"/>
-          <w:insideV w:val="single" w:color="auto" w:sz="4"/>
-        </w:tblBorders>
-      </w:tblPr>
-      <w:tblGrid>
-        <w:gridCol w:w="4200"/>
-        <w:gridCol w:w="5438"/>
-      </w:tblGrid>
-      <w:tr>
-        <w:trPr>
-          <w:cantSplit/>
-          <w:tblHeader/>
-        </w:trPr>
-        <w:tc>
-          <w:tcPr>
-            <w:tcW w:type="dxa" w:w="4200"/>
-            <w:tcBorders>
-              <w:top w:val="single" w:color="auto" w:sz="4"/>
-              <w:left w:val="single" w:color="auto" w:sz="4"/>
-              <w:bottom w:val="single" w:color="auto" w:sz="4"/>
-              <w:right w:val="single" w:color="auto" w:sz="4"/>
-            </w:tcBorders>
-            <w:shd w:fill="1E3A5F" w:color="auto" w:val="clear"/>
-            <w:tcMar>
-              <w:top w:type="dxa" w:w="80"/>
-              <w:left w:type="dxa" w:w="90"/>
-              <w:bottom w:type="dxa" w:w="80"/>
-              <w:right w:type="dxa" w:w="90"/>
-            </w:tcMar>
-            <w:vAlign w:val="top"/>
-          </w:tcPr>
-          <w:p>
-            <w:pPr>
-              <w:spacing w:after="0" w:line="240"/>
-            </w:pPr>
-            <w:r>
-              <w:rPr>
-                <w:b/>
-                <w:bCs/>
-                <w:color w:val="FFFFFF"/>
-                <w:sz w:val="22"/>
-                <w:szCs w:val="22"/>
-              </w:rPr>
-              <w:t xml:space="preserve">Metadato</w:t>
-            </w:r>
-          </w:p>
-        </w:tc>
-        <w:tc>
-          <w:tcPr>
-            <w:tcW w:type="dxa" w:w="5438"/>
-            <w:tcBorders>
-              <w:top w:val="single" w:color="auto" w:sz="4"/>
-              <w:left w:val="single" w:color="auto" w:sz="4"/>
-              <w:bottom w:val="single" w:color="auto" w:sz="4"/>
-              <w:right w:val="single" w:color="auto" w:sz="4"/>
-            </w:tcBorders>
-            <w:shd w:fill="1E3A5F" w:color="auto" w:val="clear"/>
-            <w:tcMar>
-              <w:top w:type="dxa" w:w="80"/>
-              <w:left w:type="dxa" w:w="90"/>
-              <w:bottom w:type="dxa" w:w="80"/>
-              <w:right w:type="dxa" w:w="90"/>
-            </w:tcMar>
-            <w:vAlign w:val="top"/>
-          </w:tcPr>
-          <w:p>
-            <w:pPr>
-              <w:spacing w:after="0" w:line="240"/>
-            </w:pPr>
-            <w:r>
-              <w:rPr>
-                <w:b/>
-                <w:bCs/>
-                <w:color w:val="FFFFFF"/>
-                <w:sz w:val="22"/>
-                <w:szCs w:val="22"/>
-              </w:rPr>
-              <w:t xml:space="preserve">Valor</w:t>
-            </w:r>
-          </w:p>
-        </w:tc>
-      </w:tr>
-      <w:tr>
-        <w:trPr>
-          <w:cantSplit/>
-          <w:trHeight w:val="460" w:hRule="atLeast"/>
-        </w:trPr>
-        <w:tc>
-          <w:tcPr>
-            <w:tcW w:type="dxa" w:w="4200"/>
-            <w:tcBorders>
-              <w:top w:val="single" w:color="auto" w:sz="4"/>
-              <w:left w:val="single" w:color="auto" w:sz="4"/>
-              <w:bottom w:val="single" w:color="auto" w:sz="4"/>
-              <w:right w:val="single" w:color="auto" w:sz="4"/>
-            </w:tcBorders>
-            <w:shd w:fill="F7F9FB" w:color="auto" w:val="clear"/>
-            <w:tcMar>
-              <w:top w:type="dxa" w:w="80"/>
-              <w:left w:type="dxa" w:w="90"/>
-              <w:bottom w:type="dxa" w:w="80"/>
-              <w:right w:type="dxa" w:w="90"/>
-            </w:tcMar>
-            <w:vAlign w:val="top"/>
-          </w:tcPr>
-          <w:p>
-            <w:pPr>
-              <w:spacing w:after="0" w:line="240"/>
-            </w:pPr>
-            <w:r>
-              <w:rPr>
-                <w:sz w:val="22"/>
-                <w:szCs w:val="22"/>
-              </w:rPr>
-              <w:t xml:space="preserve">Nombre del dataset</w:t>
-            </w:r>
-          </w:p>
-        </w:tc>
-        <w:tc>
-          <w:tcPr>
-            <w:tcW w:type="dxa" w:w="5438"/>
-            <w:tcBorders>
-              <w:top w:val="single" w:color="auto" w:sz="4"/>
-              <w:left w:val="single" w:color="auto" w:sz="4"/>
-              <w:bottom w:val="single" w:color="auto" w:sz="4"/>
-              <w:right w:val="single" w:color="auto" w:sz="4"/>
-            </w:tcBorders>
-            <w:shd w:fill="F7F9FB" w:color="auto" w:val="clear"/>
-            <w:tcMar>
-              <w:top w:type="dxa" w:w="80"/>
-              <w:left w:type="dxa" w:w="90"/>
-              <w:bottom w:type="dxa" w:w="80"/>
-              <w:right w:type="dxa" w:w="90"/>
-            </w:tcMar>
-            <w:vAlign w:val="top"/>
-          </w:tcPr>
-          <w:p>
-            <w:pPr>
-              <w:spacing w:after="0" w:line="240"/>
-            </w:pPr>
-            <w:r>
-              <w:rPr>
-                <w:sz w:val="22"/>
-                <w:szCs w:val="22"/>
-              </w:rPr>
-              <w:t xml:space="preserve"> </w:t>
-            </w:r>
-          </w:p>
-        </w:tc>
-      </w:tr>
-      <w:tr>
-        <w:trPr>
-          <w:cantSplit/>
-          <w:trHeight w:val="460" w:hRule="atLeast"/>
-        </w:trPr>
-        <w:tc>
-          <w:tcPr>
-            <w:tcW w:type="dxa" w:w="4200"/>
-            <w:tcBorders>
-              <w:top w:val="single" w:color="auto" w:sz="4"/>
-              <w:left w:val="single" w:color="auto" w:sz="4"/>
-              <w:bottom w:val="single" w:color="auto" w:sz="4"/>
-              <w:right w:val="single" w:color="auto" w:sz="4"/>
-            </w:tcBorders>
-            <w:shd w:fill="FFFFFF" w:color="auto" w:val="clear"/>
-            <w:tcMar>
-              <w:top w:type="dxa" w:w="80"/>
-              <w:left w:type="dxa" w:w="90"/>
-              <w:bottom w:type="dxa" w:w="80"/>
-              <w:right w:type="dxa" w:w="90"/>
-            </w:tcMar>
-            <w:vAlign w:val="top"/>
-          </w:tcPr>
-          <w:p>
-            <w:pPr>
-              <w:spacing w:after="0" w:line="240"/>
-            </w:pPr>
-            <w:r>
-              <w:rPr>
-                <w:sz w:val="22"/>
-                <w:szCs w:val="22"/>
-              </w:rPr>
-              <w:t xml:space="preserve">Fuente (URL)</w:t>
-            </w:r>
-          </w:p>
-        </w:tc>
-        <w:tc>
-          <w:tcPr>
-            <w:tcW w:type="dxa" w:w="5438"/>
-            <w:tcBorders>
-              <w:top w:val="single" w:color="auto" w:sz="4"/>
-              <w:left w:val="single" w:color="auto" w:sz="4"/>
-              <w:bottom w:val="single" w:color="auto" w:sz="4"/>
-              <w:right w:val="single" w:color="auto" w:sz="4"/>
-            </w:tcBorders>
-            <w:shd w:fill="FFFFFF" w:color="auto" w:val="clear"/>
-            <w:tcMar>
-              <w:top w:type="dxa" w:w="80"/>
-              <w:left w:type="dxa" w:w="90"/>
-              <w:bottom w:type="dxa" w:w="80"/>
-              <w:right w:type="dxa" w:w="90"/>
-            </w:tcMar>
-            <w:vAlign w:val="top"/>
-          </w:tcPr>
-          <w:p>
-            <w:pPr>
-              <w:spacing w:after="0" w:line="240"/>
-            </w:pPr>
-            <w:r>
-              <w:rPr>
-                <w:sz w:val="22"/>
-                <w:szCs w:val="22"/>
-              </w:rPr>
-              <w:t xml:space="preserve"> </w:t>
-            </w:r>
-          </w:p>
-        </w:tc>
-      </w:tr>
-      <w:tr>
-        <w:trPr>
-          <w:cantSplit/>
-          <w:trHeight w:val="460" w:hRule="atLeast"/>
-        </w:trPr>
-        <w:tc>
-          <w:tcPr>
-            <w:tcW w:type="dxa" w:w="4200"/>
-            <w:tcBorders>
-              <w:top w:val="single" w:color="auto" w:sz="4"/>
-              <w:left w:val="single" w:color="auto" w:sz="4"/>
-              <w:bottom w:val="single" w:color="auto" w:sz="4"/>
-              <w:right w:val="single" w:color="auto" w:sz="4"/>
-            </w:tcBorders>
-            <w:shd w:fill="F7F9FB" w:color="auto" w:val="clear"/>
-            <w:tcMar>
-              <w:top w:type="dxa" w:w="80"/>
-              <w:left w:type="dxa" w:w="90"/>
-              <w:bottom w:type="dxa" w:w="80"/>
-              <w:right w:type="dxa" w:w="90"/>
-            </w:tcMar>
-            <w:vAlign w:val="top"/>
-          </w:tcPr>
-          <w:p>
-            <w:pPr>
-              <w:spacing w:after="0" w:line="240"/>
-            </w:pPr>
-            <w:r>
-              <w:rPr>
-                <w:sz w:val="22"/>
-                <w:szCs w:val="22"/>
-              </w:rPr>
-              <w:t xml:space="preserve">Formato del archivo</w:t>
-            </w:r>
-          </w:p>
-        </w:tc>
-        <w:tc>
-          <w:tcPr>
-            <w:tcW w:type="dxa" w:w="5438"/>
-            <w:tcBorders>
-              <w:top w:val="single" w:color="auto" w:sz="4"/>
-              <w:left w:val="single" w:color="auto" w:sz="4"/>
-              <w:bottom w:val="single" w:color="auto" w:sz="4"/>
-              <w:right w:val="single" w:color="auto" w:sz="4"/>
-            </w:tcBorders>
-            <w:shd w:fill="F7F9FB" w:color="auto" w:val="clear"/>
-            <w:tcMar>
-              <w:top w:type="dxa" w:w="80"/>
-              <w:left w:type="dxa" w:w="90"/>
-              <w:bottom w:type="dxa" w:w="80"/>
-              <w:right w:type="dxa" w:w="90"/>
-            </w:tcMar>
-            <w:vAlign w:val="top"/>
-          </w:tcPr>
-          <w:p>
-            <w:pPr>
-              <w:spacing w:after="0" w:line="240"/>
-            </w:pPr>
-            <w:r>
-              <w:rPr>
-                <w:sz w:val="22"/>
-                <w:szCs w:val="22"/>
-              </w:rPr>
-              <w:t xml:space="preserve"> </w:t>
-            </w:r>
-          </w:p>
-        </w:tc>
-      </w:tr>
-      <w:tr>
-        <w:trPr>
-          <w:cantSplit/>
-          <w:trHeight w:val="460" w:hRule="atLeast"/>
-        </w:trPr>
-        <w:tc>
-          <w:tcPr>
-            <w:tcW w:type="dxa" w:w="4200"/>
-            <w:tcBorders>
-              <w:top w:val="single" w:color="auto" w:sz="4"/>
-              <w:left w:val="single" w:color="auto" w:sz="4"/>
-              <w:bottom w:val="single" w:color="auto" w:sz="4"/>
-              <w:right w:val="single" w:color="auto" w:sz="4"/>
-            </w:tcBorders>
-            <w:shd w:fill="FFFFFF" w:color="auto" w:val="clear"/>
-            <w:tcMar>
-              <w:top w:type="dxa" w:w="80"/>
-              <w:left w:type="dxa" w:w="90"/>
-              <w:bottom w:type="dxa" w:w="80"/>
-              <w:right w:type="dxa" w:w="90"/>
-            </w:tcMar>
-            <w:vAlign w:val="top"/>
-          </w:tcPr>
-          <w:p>
-            <w:pPr>
-              <w:spacing w:after="0" w:line="240"/>
-            </w:pPr>
-            <w:r>
-              <w:rPr>
-                <w:sz w:val="22"/>
-                <w:szCs w:val="22"/>
-              </w:rPr>
-              <w:t xml:space="preserve">Número de filas</w:t>
-            </w:r>
-          </w:p>
-        </w:tc>
-        <w:tc>
-          <w:tcPr>
-            <w:tcW w:type="dxa" w:w="5438"/>
-            <w:tcBorders>
-              <w:top w:val="single" w:color="auto" w:sz="4"/>
-              <w:left w:val="single" w:color="auto" w:sz="4"/>
-              <w:bottom w:val="single" w:color="auto" w:sz="4"/>
-              <w:right w:val="single" w:color="auto" w:sz="4"/>
-            </w:tcBorders>
-            <w:shd w:fill="FFFFFF" w:color="auto" w:val="clear"/>
-            <w:tcMar>
-              <w:top w:type="dxa" w:w="80"/>
-              <w:left w:type="dxa" w:w="90"/>
-              <w:bottom w:type="dxa" w:w="80"/>
-              <w:right w:type="dxa" w:w="90"/>
-            </w:tcMar>
-            <w:vAlign w:val="top"/>
-          </w:tcPr>
-          <w:p>
-            <w:pPr>
-              <w:spacing w:after="0" w:line="240"/>
-            </w:pPr>
-            <w:r>
-              <w:rPr>
-                <w:sz w:val="22"/>
-                <w:szCs w:val="22"/>
-              </w:rPr>
-              <w:t xml:space="preserve"> </w:t>
-            </w:r>
-          </w:p>
-        </w:tc>
-      </w:tr>
-      <w:tr>
-        <w:trPr>
-          <w:cantSplit/>
-          <w:trHeight w:val="460" w:hRule="atLeast"/>
-        </w:trPr>
-        <w:tc>
-          <w:tcPr>
-            <w:tcW w:type="dxa" w:w="4200"/>
-            <w:tcBorders>
-              <w:top w:val="single" w:color="auto" w:sz="4"/>
-              <w:left w:val="single" w:color="auto" w:sz="4"/>
-              <w:bottom w:val="single" w:color="auto" w:sz="4"/>
-              <w:right w:val="single" w:color="auto" w:sz="4"/>
-            </w:tcBorders>
-            <w:shd w:fill="F7F9FB" w:color="auto" w:val="clear"/>
-            <w:tcMar>
-              <w:top w:type="dxa" w:w="80"/>
-              <w:left w:type="dxa" w:w="90"/>
-              <w:bottom w:type="dxa" w:w="80"/>
-              <w:right w:type="dxa" w:w="90"/>
-            </w:tcMar>
-            <w:vAlign w:val="top"/>
-          </w:tcPr>
-          <w:p>
-            <w:pPr>
-              <w:spacing w:after="0" w:line="240"/>
-            </w:pPr>
-            <w:r>
-              <w:rPr>
-                <w:sz w:val="22"/>
-                <w:szCs w:val="22"/>
-              </w:rPr>
-              <w:t xml:space="preserve">Número de columnas</w:t>
-            </w:r>
-          </w:p>
-        </w:tc>
-        <w:tc>
-          <w:tcPr>
-            <w:tcW w:type="dxa" w:w="5438"/>
-            <w:tcBorders>
-              <w:top w:val="single" w:color="auto" w:sz="4"/>
-              <w:left w:val="single" w:color="auto" w:sz="4"/>
-              <w:bottom w:val="single" w:color="auto" w:sz="4"/>
-              <w:right w:val="single" w:color="auto" w:sz="4"/>
-            </w:tcBorders>
-            <w:shd w:fill="F7F9FB" w:color="auto" w:val="clear"/>
-            <w:tcMar>
-              <w:top w:type="dxa" w:w="80"/>
-              <w:left w:type="dxa" w:w="90"/>
-              <w:bottom w:type="dxa" w:w="80"/>
-              <w:right w:type="dxa" w:w="90"/>
-            </w:tcMar>
-            <w:vAlign w:val="top"/>
-          </w:tcPr>
-          <w:p>
-            <w:pPr>
-              <w:spacing w:after="0" w:line="240"/>
-            </w:pPr>
-            <w:r>
-              <w:rPr>
-                <w:sz w:val="22"/>
-                <w:szCs w:val="22"/>
-              </w:rPr>
-              <w:t xml:space="preserve"> </w:t>
-            </w:r>
-          </w:p>
-        </w:tc>
-      </w:tr>
-      <w:tr>
-        <w:trPr>
-          <w:cantSplit/>
-          <w:trHeight w:val="460" w:hRule="atLeast"/>
-        </w:trPr>
-        <w:tc>
-          <w:tcPr>
-            <w:tcW w:type="dxa" w:w="4200"/>
-            <w:tcBorders>
-              <w:top w:val="single" w:color="auto" w:sz="4"/>
-              <w:left w:val="single" w:color="auto" w:sz="4"/>
-              <w:bottom w:val="single" w:color="auto" w:sz="4"/>
-              <w:right w:val="single" w:color="auto" w:sz="4"/>
-            </w:tcBorders>
-            <w:shd w:fill="FFFFFF" w:color="auto" w:val="clear"/>
-            <w:tcMar>
-              <w:top w:type="dxa" w:w="80"/>
-              <w:left w:type="dxa" w:w="90"/>
-              <w:bottom w:type="dxa" w:w="80"/>
-              <w:right w:type="dxa" w:w="90"/>
-            </w:tcMar>
-            <w:vAlign w:val="top"/>
-          </w:tcPr>
-          <w:p>
-            <w:pPr>
-              <w:spacing w:after="0" w:line="240"/>
-            </w:pPr>
-            <w:r>
-              <w:rPr>
-                <w:sz w:val="22"/>
-                <w:szCs w:val="22"/>
-              </w:rPr>
-              <w:t xml:space="preserve">Tamaño en memoria (KB)</w:t>
-            </w:r>
-          </w:p>
-        </w:tc>
-        <w:tc>
-          <w:tcPr>
-            <w:tcW w:type="dxa" w:w="5438"/>
-            <w:tcBorders>
-              <w:top w:val="single" w:color="auto" w:sz="4"/>
-              <w:left w:val="single" w:color="auto" w:sz="4"/>
-              <w:bottom w:val="single" w:color="auto" w:sz="4"/>
-              <w:right w:val="single" w:color="auto" w:sz="4"/>
-            </w:tcBorders>
-            <w:shd w:fill="FFFFFF" w:color="auto" w:val="clear"/>
-            <w:tcMar>
-              <w:top w:type="dxa" w:w="80"/>
-              <w:left w:type="dxa" w:w="90"/>
-              <w:bottom w:type="dxa" w:w="80"/>
-              <w:right w:type="dxa" w:w="90"/>
-            </w:tcMar>
-            <w:vAlign w:val="top"/>
-          </w:tcPr>
-          <w:p>
-            <w:pPr>
-              <w:spacing w:after="0" w:line="240"/>
-            </w:pPr>
-            <w:r>
-              <w:rPr>
-                <w:sz w:val="22"/>
-                <w:szCs w:val="22"/>
-              </w:rPr>
-              <w:t xml:space="preserve"> </w:t>
-            </w:r>
-          </w:p>
-        </w:tc>
-      </w:tr>
-      <w:tr>
-        <w:trPr>
-          <w:cantSplit/>
-          <w:trHeight w:val="460" w:hRule="atLeast"/>
-        </w:trPr>
-        <w:tc>
-          <w:tcPr>
-            <w:tcW w:type="dxa" w:w="4200"/>
-            <w:tcBorders>
-              <w:top w:val="single" w:color="auto" w:sz="4"/>
-              <w:left w:val="single" w:color="auto" w:sz="4"/>
-              <w:bottom w:val="single" w:color="auto" w:sz="4"/>
-              <w:right w:val="single" w:color="auto" w:sz="4"/>
-            </w:tcBorders>
-            <w:shd w:fill="F7F9FB" w:color="auto" w:val="clear"/>
-            <w:tcMar>
-              <w:top w:type="dxa" w:w="80"/>
-              <w:left w:type="dxa" w:w="90"/>
-              <w:bottom w:type="dxa" w:w="80"/>
-              <w:right w:type="dxa" w:w="90"/>
-            </w:tcMar>
-            <w:vAlign w:val="top"/>
-          </w:tcPr>
-          <w:p>
-            <w:pPr>
-              <w:spacing w:after="0" w:line="240"/>
-            </w:pPr>
-            <w:r>
-              <w:rPr>
-                <w:sz w:val="22"/>
-                <w:szCs w:val="22"/>
-              </w:rPr>
-              <w:t xml:space="preserve">¿Qué representa una fila?</w:t>
-            </w:r>
-          </w:p>
-        </w:tc>
-        <w:tc>
-          <w:tcPr>
-            <w:tcW w:type="dxa" w:w="5438"/>
-            <w:tcBorders>
-              <w:top w:val="single" w:color="auto" w:sz="4"/>
-              <w:left w:val="single" w:color="auto" w:sz="4"/>
-              <w:bottom w:val="single" w:color="auto" w:sz="4"/>
-              <w:right w:val="single" w:color="auto" w:sz="4"/>
-            </w:tcBorders>
-            <w:shd w:fill="F7F9FB" w:color="auto" w:val="clear"/>
-            <w:tcMar>
-              <w:top w:type="dxa" w:w="80"/>
-              <w:left w:type="dxa" w:w="90"/>
-              <w:bottom w:type="dxa" w:w="80"/>
-              <w:right w:type="dxa" w:w="90"/>
-            </w:tcMar>
-            <w:vAlign w:val="top"/>
-          </w:tcPr>
-          <w:p>
-            <w:pPr>
-              <w:spacing w:after="0" w:line="240"/>
-            </w:pPr>
-            <w:r>
-              <w:rPr>
-                <w:sz w:val="22"/>
-                <w:szCs w:val="22"/>
-              </w:rPr>
-              <w:t xml:space="preserve"> </w:t>
-            </w:r>
-          </w:p>
-        </w:tc>
-      </w:tr>
-      <w:tr>
-        <w:trPr>
-          <w:cantSplit/>
-          <w:trHeight w:val="460" w:hRule="atLeast"/>
-        </w:trPr>
-        <w:tc>
-          <w:tcPr>
-            <w:tcW w:type="dxa" w:w="4200"/>
-            <w:tcBorders>
-              <w:top w:val="single" w:color="auto" w:sz="4"/>
-              <w:left w:val="single" w:color="auto" w:sz="4"/>
-              <w:bottom w:val="single" w:color="auto" w:sz="4"/>
-              <w:right w:val="single" w:color="auto" w:sz="4"/>
-            </w:tcBorders>
-            <w:shd w:fill="FFFFFF" w:color="auto" w:val="clear"/>
-            <w:tcMar>
-              <w:top w:type="dxa" w:w="80"/>
-              <w:left w:type="dxa" w:w="90"/>
-              <w:bottom w:type="dxa" w:w="80"/>
-              <w:right w:type="dxa" w:w="90"/>
-            </w:tcMar>
-            <w:vAlign w:val="top"/>
-          </w:tcPr>
-          <w:p>
-            <w:pPr>
-              <w:spacing w:after="0" w:line="240"/>
-            </w:pPr>
-            <w:r>
-              <w:rPr>
-                <w:sz w:val="22"/>
-                <w:szCs w:val="22"/>
-              </w:rPr>
-              <w:t xml:space="preserve">Columna con valores faltantes</w:t>
-            </w:r>
-          </w:p>
-        </w:tc>
-        <w:tc>
-          <w:tcPr>
-            <w:tcW w:type="dxa" w:w="5438"/>
-            <w:tcBorders>
-              <w:top w:val="single" w:color="auto" w:sz="4"/>
-              <w:left w:val="single" w:color="auto" w:sz="4"/>
-              <w:bottom w:val="single" w:color="auto" w:sz="4"/>
-              <w:right w:val="single" w:color="auto" w:sz="4"/>
-            </w:tcBorders>
-            <w:shd w:fill="FFFFFF" w:color="auto" w:val="clear"/>
-            <w:tcMar>
-              <w:top w:type="dxa" w:w="80"/>
-              <w:left w:type="dxa" w:w="90"/>
-              <w:bottom w:type="dxa" w:w="80"/>
-              <w:right w:type="dxa" w:w="90"/>
-            </w:tcMar>
-            <w:vAlign w:val="top"/>
-          </w:tcPr>
-          <w:p>
-            <w:pPr>
-              <w:spacing w:after="0" w:line="240"/>
-            </w:pPr>
-            <w:r>
-              <w:rPr>
-                <w:sz w:val="22"/>
-                <w:szCs w:val="22"/>
-              </w:rPr>
-              <w:t xml:space="preserve"> </w:t>
-            </w:r>
-          </w:p>
-        </w:tc>
-      </w:tr>
-    </w:tbl>
-    <w:p>
-      <w:pPr>
-        <w:pStyle w:val="Heading2"/>
-        <w:keepNext/>
-        <w:spacing w:after="160" w:before="360"/>
-      </w:pPr>
-      <w:r>
-        <w:rPr>
-          <w:color w:val="2E74B5"/>
-          <w:sz w:val="26"/>
-          <w:szCs w:val="26"/>
-        </w:rPr>
-        <w:t xml:space="preserve">Actividad 3 — Calidad del dato con apoyo de IA</w:t>
-      </w:r>
-    </w:p>
-    <w:p>
-      <w:pPr>
-        <w:keepNext/>
-        <w:spacing w:after="140" w:before="0"/>
-      </w:pPr>
-      <w:r>
-        <w:rPr>
-          <w:i/>
-          <w:iCs/>
-          <w:color w:val="5A6672"/>
-          <w:sz w:val="20"/>
-          <w:szCs w:val="20"/>
-        </w:rPr>
-        <w:t xml:space="preserve">2 puntos</w:t>
-      </w:r>
-    </w:p>
-    <w:p>
-      <w:pPr>
-        <w:spacing w:after="160" w:before="0"/>
-        <w:jc w:val="both"/>
-      </w:pPr>
-      <w:r>
-        <w:rPr>
-          <w:b/>
-          <w:bCs/>
-        </w:rPr>
-        <w:t xml:space="preserve">Instrucciones:</w:t>
-      </w:r>
-      <w:r>
-        <w:t xml:space="preserve"> abra Claude, Grok o ChatGPT y pegue el mensaje siguiente. Con la respuesta de la IA, el grupo completa la tabla 3.1 y luego contrasta cada veredicto con su propia lectura del dataset.</w:t>
+        <w:t xml:space="preserve"> abra Claude, Grok o ChatGPT y pegue el mensaje siguiente. Con la respuesta de la IA, el grupo completa la tabla 2.1 y luego contrasta cada veredicto con su propia lectura del dataset.</w:t>
       </w:r>
     </w:p>
     <w:p>
@@ -6271,7 +5906,7 @@
           <w:sz w:val="20"/>
           <w:szCs w:val="20"/>
         </w:rPr>
-        <w:t xml:space="preserve">  «Actúa como auditor de calidad de datos. Ingresa a este enlace y revisa el dataset de autos (398 registros): https://raw.githubusercontent.com/mwaskom/seaborn-data/master/mpg.csv . Evalúa cinco dimensiones: exactitud, completitud, unicidad, consistencia y oportunidad. Entrégame una tabla con la dimensión, la evidencia (con cifras), el veredicto (Cumple, Cumple parcialmente o No cumple) y una acción recomendada. Si no puedes abrir el enlace o no tienes evidencia suficiente, dilo.»</w:t>
+        <w:t xml:space="preserve">  «Actúa como auditor de calidad de datos. Ingresa a este enlace y revisa el dataset de autos (398 registros): https://raw.githubusercontent.com/mwaskom/seaborn-data/master/mpg.csv . Evalúa cinco dimensiones: completitud, exactitud, consistencia, unicidad y oportunidad. Entrégame una tabla con la dimensión, la evidencia (con cifras), el veredicto (Cumple, Cumple parcialmente o No cumple) y una acción recomendada. Si no puedes abrir el enlace o no tienes evidencia suficiente, dilo.»</w:t>
       </w:r>
     </w:p>
     <w:p>
@@ -6298,7 +5933,7 @@
           <w:b/>
           <w:bCs/>
         </w:rPr>
-        <w:t xml:space="preserve">Tabla 3.1.</w:t>
+        <w:t xml:space="preserve">Tabla 2.1.</w:t>
       </w:r>
       <w:r>
         <w:t xml:space="preserve"> Evaluación de la calidad del dato.</w:t>
@@ -6533,7 +6168,7 @@
                 <w:sz w:val="22"/>
                 <w:szCs w:val="22"/>
               </w:rPr>
-              <w:t xml:space="preserve">Exactitud</w:t>
+              <w:t xml:space="preserve">Completitud</w:t>
             </w:r>
           </w:p>
         </w:tc>
@@ -6564,7 +6199,7 @@
                 <w:sz w:val="22"/>
                 <w:szCs w:val="22"/>
               </w:rPr>
-              <w:t xml:space="preserve">¿Los valores están en rangos posibles?</w:t>
+              <w:t xml:space="preserve">¿Hay valores faltantes?</w:t>
             </w:r>
           </w:p>
         </w:tc>
@@ -6696,7 +6331,7 @@
                 <w:sz w:val="22"/>
                 <w:szCs w:val="22"/>
               </w:rPr>
-              <w:t xml:space="preserve">Completitud</w:t>
+              <w:t xml:space="preserve">Exactitud</w:t>
             </w:r>
           </w:p>
         </w:tc>
@@ -6727,7 +6362,7 @@
                 <w:sz w:val="22"/>
                 <w:szCs w:val="22"/>
               </w:rPr>
-              <w:t xml:space="preserve">¿Hay valores faltantes?</w:t>
+              <w:t xml:space="preserve">¿Los valores están en rangos posibles?</w:t>
             </w:r>
           </w:p>
         </w:tc>
@@ -6859,7 +6494,7 @@
                 <w:sz w:val="22"/>
                 <w:szCs w:val="22"/>
               </w:rPr>
-              <w:t xml:space="preserve">Unicidad</w:t>
+              <w:t xml:space="preserve">Consistencia</w:t>
             </w:r>
           </w:p>
         </w:tc>
@@ -6890,7 +6525,7 @@
                 <w:sz w:val="22"/>
                 <w:szCs w:val="22"/>
               </w:rPr>
-              <w:t xml:space="preserve">¿Hay registros duplicados?</w:t>
+              <w:t xml:space="preserve">¿Las categorías se escriben de forma uniforme?</w:t>
             </w:r>
           </w:p>
         </w:tc>
@@ -7022,7 +6657,7 @@
                 <w:sz w:val="22"/>
                 <w:szCs w:val="22"/>
               </w:rPr>
-              <w:t xml:space="preserve">Consistencia</w:t>
+              <w:t xml:space="preserve">Unicidad</w:t>
             </w:r>
           </w:p>
         </w:tc>
@@ -7053,7 +6688,7 @@
                 <w:sz w:val="22"/>
                 <w:szCs w:val="22"/>
               </w:rPr>
-              <w:t xml:space="preserve">¿Las categorías se escriben de forma uniforme?</w:t>
+              <w:t xml:space="preserve">¿Hay registros duplicados?</w:t>
             </w:r>
           </w:p>
         </w:tc>
@@ -7364,7 +6999,7 @@
           <w:sz w:val="26"/>
           <w:szCs w:val="26"/>
         </w:rPr>
-        <w:t xml:space="preserve">Actividad 4 — Datos estructurados y no estructurados</w:t>
+        <w:t xml:space="preserve">Actividad 3 — Datos estructurados y no estructurados</w:t>
       </w:r>
     </w:p>
     <w:p>
@@ -7396,7 +7031,7 @@
         <w:t xml:space="preserve">Instrucciones:</w:t>
       </w:r>
       <w:r>
-        <w:t xml:space="preserve"> complete la tabla 4.1 escribiendo en la columna «Tipo» si cada fuente es </w:t>
+        <w:t xml:space="preserve"> complete la tabla 3.1 escribiendo en la columna «Tipo» si cada fuente es </w:t>
       </w:r>
       <w:r>
         <w:rPr>
@@ -7586,7 +7221,7 @@
                 <w:sz w:val="22"/>
                 <w:szCs w:val="22"/>
               </w:rPr>
-              <w:t xml:space="preserve">El archivo CSV de autos de la Celda 1</w:t>
+              <w:t xml:space="preserve">El archivo CSV de autos del enlace</w:t>
             </w:r>
           </w:p>
         </w:tc>
@@ -8557,7 +8192,7 @@
           <w:sz w:val="26"/>
           <w:szCs w:val="26"/>
         </w:rPr>
-        <w:t xml:space="preserve">Actividad 5 — Caso El Buen Sabor: estructura de la base de datos SQLite</w:t>
+        <w:t xml:space="preserve">Actividad 4 — Caso El Buen Sabor: estructura de la base de datos SQLite</w:t>
       </w:r>
     </w:p>
     <w:p>
@@ -8573,7 +8208,7 @@
           <w:sz w:val="20"/>
           <w:szCs w:val="20"/>
         </w:rPr>
-        <w:t xml:space="preserve">3 puntos · Celdas 3, 4 y 5</w:t>
+        <w:t xml:space="preserve">3 puntos · Celdas 1, 2 y 3</w:t>
       </w:r>
     </w:p>
     <w:p>
@@ -8616,7 +8251,7 @@
         <w:t xml:space="preserve">Instrucciones:</w:t>
       </w:r>
       <w:r>
-        <w:t xml:space="preserve"> ejecute las celdas 3 y 4, que </w:t>
+        <w:t xml:space="preserve"> ejecute las celdas 1 y 2, que </w:t>
       </w:r>
       <w:r>
         <w:rPr>
@@ -8626,7 +8261,7 @@
         <w:t xml:space="preserve">crean y llenan la base de datos SQLite</w:t>
       </w:r>
       <w:r>
-        <w:t xml:space="preserve"> con tres tablas: sedes, productos y ventas. Luego ejecute la celda 5, que muestra el contenido de cada tabla, y complete las tablas 5.1 a 5.3 leyendo la estructura en el código de la celda 3. En SQLite un valor booleano se guarda como entero: 1 (sí) o 0 (no).</w:t>
+        <w:t xml:space="preserve"> con tres tablas: sedes, productos y ventas. Luego ejecute la celda 3, que muestra el contenido de cada tabla, y complete las tablas 4.1 a 4.3 leyendo la estructura en el código de la celda 1. En SQLite un valor booleano se guarda como entero: 1 (sí) o 0 (no).</w:t>
       </w:r>
     </w:p>
     <w:p>
@@ -8642,7 +8277,7 @@
           <w:sz w:val="18"/>
           <w:szCs w:val="18"/>
         </w:rPr>
-        <w:t xml:space="preserve">Celda 3 de 9</w:t>
+        <w:t xml:space="preserve">Celda 1 de 7</w:t>
       </w:r>
     </w:p>
     <w:p>
@@ -9068,7 +8703,7 @@
           <w:sz w:val="18"/>
           <w:szCs w:val="18"/>
         </w:rPr>
-        <w:t xml:space="preserve">Celda 4 de 9</w:t>
+        <w:t xml:space="preserve">Celda 2 de 7</w:t>
       </w:r>
     </w:p>
     <w:p>
@@ -9419,7 +9054,7 @@
           <w:sz w:val="18"/>
           <w:szCs w:val="18"/>
         </w:rPr>
-        <w:t xml:space="preserve">Celda 5 de 9</w:t>
+        <w:t xml:space="preserve">Celda 3 de 7</w:t>
       </w:r>
     </w:p>
     <w:p>
@@ -9553,7 +9188,7 @@
           <w:b/>
           <w:bCs/>
         </w:rPr>
-        <w:t xml:space="preserve">Tabla 5.1.</w:t>
+        <w:t xml:space="preserve">Tabla 4.1.</w:t>
       </w:r>
       <w:r>
         <w:t xml:space="preserve"> Tabla sedes.</w:t>
@@ -10255,7 +9890,7 @@
           <w:b/>
           <w:bCs/>
         </w:rPr>
-        <w:t xml:space="preserve">Tabla 5.2.</w:t>
+        <w:t xml:space="preserve">Tabla 4.2.</w:t>
       </w:r>
       <w:r>
         <w:t xml:space="preserve"> Tabla productos.</w:t>
@@ -11120,7 +10755,7 @@
           <w:b/>
           <w:bCs/>
         </w:rPr>
-        <w:t xml:space="preserve">Tabla 5.3.</w:t>
+        <w:t xml:space="preserve">Tabla 4.3.</w:t>
       </w:r>
       <w:r>
         <w:t xml:space="preserve"> Tabla ventas.</w:t>
@@ -12659,7 +12294,7 @@
                 <w:sz w:val="22"/>
                 <w:szCs w:val="22"/>
               </w:rPr>
-              <w:t xml:space="preserve">En la Celda 5, la venta 4 muestra None en satisfaccion. ¿Es un error o un dato faltante? ¿Qué dimensión de calidad afecta?</w:t>
+              <w:t xml:space="preserve">En la Celda 3, la venta 4 muestra None en satisfaccion. ¿Es un error o un dato faltante? ¿Qué dimensión de calidad afecta?</w:t>
             </w:r>
           </w:p>
         </w:tc>
@@ -12708,7 +12343,7 @@
           <w:sz w:val="26"/>
           <w:szCs w:val="26"/>
         </w:rPr>
-        <w:t xml:space="preserve">Actividad 6 — Lectura e interpretación de consultas SQLite</w:t>
+        <w:t xml:space="preserve">Actividad 5 — Lectura e interpretación de consultas SQLite</w:t>
       </w:r>
     </w:p>
     <w:p>
@@ -12724,7 +12359,7 @@
           <w:sz w:val="20"/>
           <w:szCs w:val="20"/>
         </w:rPr>
-        <w:t xml:space="preserve">4 puntos · Celdas 6 a 9 · 1 punto por consulta</w:t>
+        <w:t xml:space="preserve">4 puntos · Celdas 4 a 7 · 1 punto por consulta · cada una incluye una función de resumen distinta</w:t>
       </w:r>
     </w:p>
     <w:p>
@@ -12767,24 +12402,54 @@
         <w:t xml:space="preserve">Instrucciones:</w:t>
       </w:r>
       <w:r>
-        <w:t xml:space="preserve"> como analista, cada consulta responde una pregunta de la administradora. El código ya está escrito: ejecútelo y, debajo, explique </w:t>
+        <w:t xml:space="preserve"> como analista, cada consulta responde una pregunta de la administradora. Cada celda ejecuta dos consultas: una </w:t>
       </w:r>
       <w:r>
         <w:rPr>
           <w:b/>
           <w:bCs/>
         </w:rPr>
-        <w:t xml:space="preserve">qué hace cada cláusula</w:t>
-      </w:r>
-      <w:r>
-        <w:t xml:space="preserve"> y </w:t>
+        <w:t xml:space="preserve">lista</w:t>
+      </w:r>
+      <w:r>
+        <w:t xml:space="preserve"> los registros y otra </w:t>
       </w:r>
       <w:r>
         <w:rPr>
           <w:b/>
           <w:bCs/>
         </w:rPr>
-        <w:t xml:space="preserve">qué significa el resultado</w:t>
+        <w:t xml:space="preserve">resume</w:t>
+      </w:r>
+      <w:r>
+        <w:t xml:space="preserve"> con una función (COUNT, MIN, SUM o AVG). El código ya está escrito: ejecútelo y, debajo, explique </w:t>
+      </w:r>
+      <w:r>
+        <w:rPr>
+          <w:b/>
+          <w:bCs/>
+        </w:rPr>
+        <w:t xml:space="preserve">qué hace cada cláusula</w:t>
+      </w:r>
+      <w:r>
+        <w:t xml:space="preserve">, </w:t>
+      </w:r>
+      <w:r>
+        <w:rPr>
+          <w:b/>
+          <w:bCs/>
+        </w:rPr>
+        <w:t xml:space="preserve">qué función se usó</w:t>
+      </w:r>
+      <w:r>
+        <w:t xml:space="preserve"> y </w:t>
+      </w:r>
+      <w:r>
+        <w:rPr>
+          <w:b/>
+          <w:bCs/>
+        </w:rPr>
+        <w:t xml:space="preserve">qué significa cada resultado</w:t>
       </w:r>
       <w:r>
         <w:t xml:space="preserve">. No modifique los registros.</w:t>
@@ -12802,7 +12467,7 @@
           <w:bCs/>
           <w:color w:val="1F4D78"/>
         </w:rPr>
-        <w:t xml:space="preserve">Consulta 1 · 1 punto</w:t>
+        <w:t xml:space="preserve">Consulta 1 · función COUNT · 1 punto</w:t>
       </w:r>
     </w:p>
     <w:p>
@@ -12819,7 +12484,7 @@
         <w:t xml:space="preserve">Pregunta del analista:</w:t>
       </w:r>
       <w:r>
-        <w:t xml:space="preserve"> ¿Qué ventas fueron de S/ 50 o más? Muéstrelas de mayor a menor.</w:t>
+        <w:t xml:space="preserve"> ¿Qué ventas fueron de S/ 50 o más, de mayor a menor, y cuántas son?</w:t>
       </w:r>
     </w:p>
     <w:p>
@@ -12835,7 +12500,7 @@
           <w:sz w:val="18"/>
           <w:szCs w:val="18"/>
         </w:rPr>
-        <w:t xml:space="preserve">Celda 6 de 9</w:t>
+        <w:t xml:space="preserve">Celda 4 de 7</w:t>
       </w:r>
     </w:p>
     <w:p>
@@ -12900,6 +12565,81 @@
     </w:p>
     <w:p>
       <w:pPr>
+        <w:keepNext/>
+        <w:shd w:fill="F5F5F5" w:val="clear"/>
+        <w:spacing w:after="0" w:before="0" w:line="240"/>
+      </w:pPr>
+      <w:r>
+        <w:rPr>
+          <w:rFonts w:ascii="Consolas" w:cs="Consolas" w:eastAsia="Consolas" w:hAnsi="Consolas"/>
+          <w:sz w:val="18"/>
+          <w:szCs w:val="18"/>
+        </w:rPr>
+        <w:t xml:space="preserve">print(conexion.execute(consulta).fetchall())</w:t>
+      </w:r>
+    </w:p>
+    <w:p>
+      <w:pPr>
+        <w:keepNext/>
+        <w:shd w:fill="F5F5F5" w:val="clear"/>
+        <w:spacing w:after="0" w:before="0" w:line="240"/>
+      </w:pPr>
+      <w:r>
+        <w:rPr>
+          <w:rFonts w:ascii="Consolas" w:cs="Consolas" w:eastAsia="Consolas" w:hAnsi="Consolas"/>
+          <w:sz w:val="18"/>
+          <w:szCs w:val="18"/>
+        </w:rPr>
+        <w:t xml:space="preserve"> </w:t>
+      </w:r>
+    </w:p>
+    <w:p>
+      <w:pPr>
+        <w:keepNext/>
+        <w:shd w:fill="F5F5F5" w:val="clear"/>
+        <w:spacing w:after="0" w:before="0" w:line="240"/>
+      </w:pPr>
+      <w:r>
+        <w:rPr>
+          <w:rFonts w:ascii="Consolas" w:cs="Consolas" w:eastAsia="Consolas" w:hAnsi="Consolas"/>
+          <w:sz w:val="18"/>
+          <w:szCs w:val="18"/>
+        </w:rPr>
+        <w:t xml:space="preserve">consulta = """SELECT COUNT(*) AS ventas_de_50_o_mas</w:t>
+      </w:r>
+    </w:p>
+    <w:p>
+      <w:pPr>
+        <w:keepNext/>
+        <w:shd w:fill="F5F5F5" w:val="clear"/>
+        <w:spacing w:after="0" w:before="0" w:line="240"/>
+      </w:pPr>
+      <w:r>
+        <w:rPr>
+          <w:rFonts w:ascii="Consolas" w:cs="Consolas" w:eastAsia="Consolas" w:hAnsi="Consolas"/>
+          <w:sz w:val="18"/>
+          <w:szCs w:val="18"/>
+        </w:rPr>
+        <w:t xml:space="preserve">FROM ventas</w:t>
+      </w:r>
+    </w:p>
+    <w:p>
+      <w:pPr>
+        <w:keepNext/>
+        <w:shd w:fill="F5F5F5" w:val="clear"/>
+        <w:spacing w:after="0" w:before="0" w:line="240"/>
+      </w:pPr>
+      <w:r>
+        <w:rPr>
+          <w:rFonts w:ascii="Consolas" w:cs="Consolas" w:eastAsia="Consolas" w:hAnsi="Consolas"/>
+          <w:sz w:val="18"/>
+          <w:szCs w:val="18"/>
+        </w:rPr>
+        <w:t xml:space="preserve">WHERE monto &gt;= 50;"""</w:t>
+      </w:r>
+    </w:p>
+    <w:p>
+      <w:pPr>
         <w:keepNext w:val="false"/>
         <w:shd w:fill="F5F5F5" w:val="clear"/>
         <w:spacing w:after="120" w:before="0" w:line="240"/>
@@ -12910,7 +12650,7 @@
           <w:sz w:val="18"/>
           <w:szCs w:val="18"/>
         </w:rPr>
-        <w:t xml:space="preserve">conexion.execute(consulta).fetchall()</w:t>
+        <w:t xml:space="preserve">print(conexion.execute(consulta).fetchall())</w:t>
       </w:r>
     </w:p>
     <w:p>
@@ -12962,7 +12702,7 @@
           <w:bCs/>
           <w:color w:val="1F4D78"/>
         </w:rPr>
-        <w:t xml:space="preserve">Consulta 2 · 1 punto</w:t>
+        <w:t xml:space="preserve">Consulta 2 · función MIN · 1 punto</w:t>
       </w:r>
     </w:p>
     <w:p>
@@ -12979,7 +12719,7 @@
         <w:t xml:space="preserve">Pregunta del analista:</w:t>
       </w:r>
       <w:r>
-        <w:t xml:space="preserve"> ¿Cuáles son las dos ventas de menor monto?</w:t>
+        <w:t xml:space="preserve"> ¿Cuáles son las dos ventas de menor monto y cuál es el monto mínimo registrado?</w:t>
       </w:r>
     </w:p>
     <w:p>
@@ -12995,7 +12735,7 @@
           <w:sz w:val="18"/>
           <w:szCs w:val="18"/>
         </w:rPr>
-        <w:t xml:space="preserve">Celda 7 de 9</w:t>
+        <w:t xml:space="preserve">Celda 5 de 7</w:t>
       </w:r>
     </w:p>
     <w:p>
@@ -13060,6 +12800,66 @@
     </w:p>
     <w:p>
       <w:pPr>
+        <w:keepNext/>
+        <w:shd w:fill="F5F5F5" w:val="clear"/>
+        <w:spacing w:after="0" w:before="0" w:line="240"/>
+      </w:pPr>
+      <w:r>
+        <w:rPr>
+          <w:rFonts w:ascii="Consolas" w:cs="Consolas" w:eastAsia="Consolas" w:hAnsi="Consolas"/>
+          <w:sz w:val="18"/>
+          <w:szCs w:val="18"/>
+        </w:rPr>
+        <w:t xml:space="preserve">print(conexion.execute(consulta).fetchall())</w:t>
+      </w:r>
+    </w:p>
+    <w:p>
+      <w:pPr>
+        <w:keepNext/>
+        <w:shd w:fill="F5F5F5" w:val="clear"/>
+        <w:spacing w:after="0" w:before="0" w:line="240"/>
+      </w:pPr>
+      <w:r>
+        <w:rPr>
+          <w:rFonts w:ascii="Consolas" w:cs="Consolas" w:eastAsia="Consolas" w:hAnsi="Consolas"/>
+          <w:sz w:val="18"/>
+          <w:szCs w:val="18"/>
+        </w:rPr>
+        <w:t xml:space="preserve"> </w:t>
+      </w:r>
+    </w:p>
+    <w:p>
+      <w:pPr>
+        <w:keepNext/>
+        <w:shd w:fill="F5F5F5" w:val="clear"/>
+        <w:spacing w:after="0" w:before="0" w:line="240"/>
+      </w:pPr>
+      <w:r>
+        <w:rPr>
+          <w:rFonts w:ascii="Consolas" w:cs="Consolas" w:eastAsia="Consolas" w:hAnsi="Consolas"/>
+          <w:sz w:val="18"/>
+          <w:szCs w:val="18"/>
+        </w:rPr>
+        <w:t xml:space="preserve">consulta = """SELECT MIN(monto) AS venta_minima</w:t>
+      </w:r>
+    </w:p>
+    <w:p>
+      <w:pPr>
+        <w:keepNext/>
+        <w:shd w:fill="F5F5F5" w:val="clear"/>
+        <w:spacing w:after="0" w:before="0" w:line="240"/>
+      </w:pPr>
+      <w:r>
+        <w:rPr>
+          <w:rFonts w:ascii="Consolas" w:cs="Consolas" w:eastAsia="Consolas" w:hAnsi="Consolas"/>
+          <w:sz w:val="18"/>
+          <w:szCs w:val="18"/>
+        </w:rPr>
+        <w:t xml:space="preserve">FROM ventas;"""</w:t>
+      </w:r>
+    </w:p>
+    <w:p>
+      <w:pPr>
         <w:keepNext w:val="false"/>
         <w:shd w:fill="F5F5F5" w:val="clear"/>
         <w:spacing w:after="120" w:before="0" w:line="240"/>
@@ -13070,7 +12870,7 @@
           <w:sz w:val="18"/>
           <w:szCs w:val="18"/>
         </w:rPr>
-        <w:t xml:space="preserve">conexion.execute(consulta).fetchall()</w:t>
+        <w:t xml:space="preserve">print(conexion.execute(consulta).fetchall())</w:t>
       </w:r>
     </w:p>
     <w:p>
@@ -13122,7 +12922,7 @@
           <w:bCs/>
           <w:color w:val="1F4D78"/>
         </w:rPr>
-        <w:t xml:space="preserve">Consulta 3 · 1 punto</w:t>
+        <w:t xml:space="preserve">Consulta 3 · función SUM · 1 punto</w:t>
       </w:r>
     </w:p>
     <w:p>
@@ -13139,7 +12939,7 @@
         <w:t xml:space="preserve">Pregunta del analista:</w:t>
       </w:r>
       <w:r>
-        <w:t xml:space="preserve"> ¿Qué ventas registraron las sedes de Lima o de Juliaca?</w:t>
+        <w:t xml:space="preserve"> ¿Qué ventas registraron las sedes de Lima o de Juliaca y cuánto suman en total?</w:t>
       </w:r>
     </w:p>
     <w:p>
@@ -13155,7 +12955,7 @@
           <w:sz w:val="18"/>
           <w:szCs w:val="18"/>
         </w:rPr>
-        <w:t xml:space="preserve">Celda 8 de 9</w:t>
+        <w:t xml:space="preserve">Celda 6 de 7</w:t>
       </w:r>
     </w:p>
     <w:p>
@@ -13205,6 +13005,81 @@
     </w:p>
     <w:p>
       <w:pPr>
+        <w:keepNext/>
+        <w:shd w:fill="F5F5F5" w:val="clear"/>
+        <w:spacing w:after="0" w:before="0" w:line="240"/>
+      </w:pPr>
+      <w:r>
+        <w:rPr>
+          <w:rFonts w:ascii="Consolas" w:cs="Consolas" w:eastAsia="Consolas" w:hAnsi="Consolas"/>
+          <w:sz w:val="18"/>
+          <w:szCs w:val="18"/>
+        </w:rPr>
+        <w:t xml:space="preserve">print(conexion.execute(consulta).fetchall())</w:t>
+      </w:r>
+    </w:p>
+    <w:p>
+      <w:pPr>
+        <w:keepNext/>
+        <w:shd w:fill="F5F5F5" w:val="clear"/>
+        <w:spacing w:after="0" w:before="0" w:line="240"/>
+      </w:pPr>
+      <w:r>
+        <w:rPr>
+          <w:rFonts w:ascii="Consolas" w:cs="Consolas" w:eastAsia="Consolas" w:hAnsi="Consolas"/>
+          <w:sz w:val="18"/>
+          <w:szCs w:val="18"/>
+        </w:rPr>
+        <w:t xml:space="preserve"> </w:t>
+      </w:r>
+    </w:p>
+    <w:p>
+      <w:pPr>
+        <w:keepNext/>
+        <w:shd w:fill="F5F5F5" w:val="clear"/>
+        <w:spacing w:after="0" w:before="0" w:line="240"/>
+      </w:pPr>
+      <w:r>
+        <w:rPr>
+          <w:rFonts w:ascii="Consolas" w:cs="Consolas" w:eastAsia="Consolas" w:hAnsi="Consolas"/>
+          <w:sz w:val="18"/>
+          <w:szCs w:val="18"/>
+        </w:rPr>
+        <w:t xml:space="preserve">consulta = """SELECT SUM(monto) AS total_lima_juliaca</w:t>
+      </w:r>
+    </w:p>
+    <w:p>
+      <w:pPr>
+        <w:keepNext/>
+        <w:shd w:fill="F5F5F5" w:val="clear"/>
+        <w:spacing w:after="0" w:before="0" w:line="240"/>
+      </w:pPr>
+      <w:r>
+        <w:rPr>
+          <w:rFonts w:ascii="Consolas" w:cs="Consolas" w:eastAsia="Consolas" w:hAnsi="Consolas"/>
+          <w:sz w:val="18"/>
+          <w:szCs w:val="18"/>
+        </w:rPr>
+        <w:t xml:space="preserve">FROM ventas</w:t>
+      </w:r>
+    </w:p>
+    <w:p>
+      <w:pPr>
+        <w:keepNext/>
+        <w:shd w:fill="F5F5F5" w:val="clear"/>
+        <w:spacing w:after="0" w:before="0" w:line="240"/>
+      </w:pPr>
+      <w:r>
+        <w:rPr>
+          <w:rFonts w:ascii="Consolas" w:cs="Consolas" w:eastAsia="Consolas" w:hAnsi="Consolas"/>
+          <w:sz w:val="18"/>
+          <w:szCs w:val="18"/>
+        </w:rPr>
+        <w:t xml:space="preserve">WHERE ciudad = 'Lima' OR ciudad = 'Juliaca';"""</w:t>
+      </w:r>
+    </w:p>
+    <w:p>
+      <w:pPr>
         <w:keepNext w:val="false"/>
         <w:shd w:fill="F5F5F5" w:val="clear"/>
         <w:spacing w:after="120" w:before="0" w:line="240"/>
@@ -13215,7 +13090,7 @@
           <w:sz w:val="18"/>
           <w:szCs w:val="18"/>
         </w:rPr>
-        <w:t xml:space="preserve">conexion.execute(consulta).fetchall()</w:t>
+        <w:t xml:space="preserve">print(conexion.execute(consulta).fetchall())</w:t>
       </w:r>
     </w:p>
     <w:p>
@@ -13267,7 +13142,7 @@
           <w:bCs/>
           <w:color w:val="1F4D78"/>
         </w:rPr>
-        <w:t xml:space="preserve">Consulta 4 · 1 punto</w:t>
+        <w:t xml:space="preserve">Consulta 4 · función AVG · 1 punto</w:t>
       </w:r>
     </w:p>
     <w:p>
@@ -13284,7 +13159,7 @@
         <w:t xml:space="preserve">Pregunta del analista:</w:t>
       </w:r>
       <w:r>
-        <w:t xml:space="preserve"> ¿Cuáles sedes son propias de El Buen Sabor? (Un 1 en es_propia significa que sí.)</w:t>
+        <w:t xml:space="preserve"> ¿Qué productos son platos y cuál es su precio promedio?</w:t>
       </w:r>
     </w:p>
     <w:p>
@@ -13300,7 +13175,7 @@
           <w:sz w:val="18"/>
           <w:szCs w:val="18"/>
         </w:rPr>
-        <w:t xml:space="preserve">Celda 9 de 9</w:t>
+        <w:t xml:space="preserve">Celda 7 de 7</w:t>
       </w:r>
     </w:p>
     <w:p>
@@ -13315,7 +13190,7 @@
           <w:sz w:val="18"/>
           <w:szCs w:val="18"/>
         </w:rPr>
-        <w:t xml:space="preserve">consulta = """SELECT ciudad</w:t>
+        <w:t xml:space="preserve">consulta = """SELECT nombre, precio_lista</w:t>
       </w:r>
     </w:p>
     <w:p>
@@ -13330,7 +13205,7 @@
           <w:sz w:val="18"/>
           <w:szCs w:val="18"/>
         </w:rPr>
-        <w:t xml:space="preserve">FROM sedes</w:t>
+        <w:t xml:space="preserve">FROM productos</w:t>
       </w:r>
     </w:p>
     <w:p>
@@ -13345,7 +13220,82 @@
           <w:sz w:val="18"/>
           <w:szCs w:val="18"/>
         </w:rPr>
-        <w:t xml:space="preserve">WHERE es_propia = 1;"""</w:t>
+        <w:t xml:space="preserve">WHERE categoria = 'Plato';"""</w:t>
+      </w:r>
+    </w:p>
+    <w:p>
+      <w:pPr>
+        <w:keepNext/>
+        <w:shd w:fill="F5F5F5" w:val="clear"/>
+        <w:spacing w:after="0" w:before="0" w:line="240"/>
+      </w:pPr>
+      <w:r>
+        <w:rPr>
+          <w:rFonts w:ascii="Consolas" w:cs="Consolas" w:eastAsia="Consolas" w:hAnsi="Consolas"/>
+          <w:sz w:val="18"/>
+          <w:szCs w:val="18"/>
+        </w:rPr>
+        <w:t xml:space="preserve">print(conexion.execute(consulta).fetchall())</w:t>
+      </w:r>
+    </w:p>
+    <w:p>
+      <w:pPr>
+        <w:keepNext/>
+        <w:shd w:fill="F5F5F5" w:val="clear"/>
+        <w:spacing w:after="0" w:before="0" w:line="240"/>
+      </w:pPr>
+      <w:r>
+        <w:rPr>
+          <w:rFonts w:ascii="Consolas" w:cs="Consolas" w:eastAsia="Consolas" w:hAnsi="Consolas"/>
+          <w:sz w:val="18"/>
+          <w:szCs w:val="18"/>
+        </w:rPr>
+        <w:t xml:space="preserve"> </w:t>
+      </w:r>
+    </w:p>
+    <w:p>
+      <w:pPr>
+        <w:keepNext/>
+        <w:shd w:fill="F5F5F5" w:val="clear"/>
+        <w:spacing w:after="0" w:before="0" w:line="240"/>
+      </w:pPr>
+      <w:r>
+        <w:rPr>
+          <w:rFonts w:ascii="Consolas" w:cs="Consolas" w:eastAsia="Consolas" w:hAnsi="Consolas"/>
+          <w:sz w:val="18"/>
+          <w:szCs w:val="18"/>
+        </w:rPr>
+        <w:t xml:space="preserve">consulta = """SELECT AVG(precio_lista) AS precio_promedio_plato</w:t>
+      </w:r>
+    </w:p>
+    <w:p>
+      <w:pPr>
+        <w:keepNext/>
+        <w:shd w:fill="F5F5F5" w:val="clear"/>
+        <w:spacing w:after="0" w:before="0" w:line="240"/>
+      </w:pPr>
+      <w:r>
+        <w:rPr>
+          <w:rFonts w:ascii="Consolas" w:cs="Consolas" w:eastAsia="Consolas" w:hAnsi="Consolas"/>
+          <w:sz w:val="18"/>
+          <w:szCs w:val="18"/>
+        </w:rPr>
+        <w:t xml:space="preserve">FROM productos</w:t>
+      </w:r>
+    </w:p>
+    <w:p>
+      <w:pPr>
+        <w:keepNext/>
+        <w:shd w:fill="F5F5F5" w:val="clear"/>
+        <w:spacing w:after="0" w:before="0" w:line="240"/>
+      </w:pPr>
+      <w:r>
+        <w:rPr>
+          <w:rFonts w:ascii="Consolas" w:cs="Consolas" w:eastAsia="Consolas" w:hAnsi="Consolas"/>
+          <w:sz w:val="18"/>
+          <w:szCs w:val="18"/>
+        </w:rPr>
+        <w:t xml:space="preserve">WHERE categoria = 'Plato';"""</w:t>
       </w:r>
     </w:p>
     <w:p>
@@ -13360,7 +13310,7 @@
           <w:sz w:val="18"/>
           <w:szCs w:val="18"/>
         </w:rPr>
-        <w:t xml:space="preserve">conexion.execute(consulta).fetchall()</w:t>
+        <w:t xml:space="preserve">print(conexion.execute(consulta).fetchall())</w:t>
       </w:r>
     </w:p>
     <w:p>
@@ -13412,7 +13362,7 @@
           <w:sz w:val="26"/>
           <w:szCs w:val="26"/>
         </w:rPr>
-        <w:t xml:space="preserve">Actividad 7 — Informe del analista y conclusiones</w:t>
+        <w:t xml:space="preserve">Actividad 6 — Informe del analista y conclusiones</w:t>
       </w:r>
     </w:p>
     <w:p>
@@ -14555,7 +14505,7 @@
         <w:spacing w:after="100"/>
       </w:pPr>
       <w:r>
-        <w:t xml:space="preserve">Laboratorio Dirigido 1: clasificación, metadatos y calidad de los datos.</w:t>
+        <w:t xml:space="preserve">Laboratorio Dirigido 1: exploración de un dataset público y tipos de columnas.</w:t>
       </w:r>
     </w:p>
     <w:p>
@@ -14632,7 +14582,7 @@
         <w:t xml:space="preserve">Elemento de la capacidad:</w:t>
       </w:r>
       <w:r>
-        <w:t xml:space="preserve"> clasifica y documenta datos, evalúa su calidad, interpreta la estructura de una base de datos SQLite y lee consultas SQLite para sustentar una recomendación.</w:t>
+        <w:t xml:space="preserve"> clasifica datos, evalúa su calidad, interpreta la estructura de una base de datos SQLite y lee consultas SQLite con funciones de resumen para sustentar una recomendación.</w:t>
       </w:r>
     </w:p>
     <w:tbl>
@@ -15538,7 +15488,7 @@
                 <w:sz w:val="22"/>
                 <w:szCs w:val="22"/>
               </w:rPr>
-              <w:t xml:space="preserve"> (2 pt)</w:t>
+              <w:t xml:space="preserve"> (3 pt)</w:t>
             </w:r>
           </w:p>
         </w:tc>
@@ -15569,7 +15519,7 @@
                 <w:sz w:val="22"/>
                 <w:szCs w:val="22"/>
               </w:rPr>
-              <w:t xml:space="preserve">Clasifica correctamente las 11 variables como cuantitativa continua o discreta, categórica nominal u ordinal, y justifica cada decisión con el ejemplo observado.</w:t>
+              <w:t xml:space="preserve">Clasifica correctamente las 11 variables como cuantitativa continua o discreta, categórica nominal u ordinal, y justifica cada decisión con lo observado en los tres autos.</w:t>
             </w:r>
           </w:p>
         </w:tc>
@@ -15600,7 +15550,7 @@
                 <w:sz w:val="22"/>
                 <w:szCs w:val="22"/>
               </w:rPr>
-              <w:t xml:space="preserve">Clasifica correctamente al menos 8 variables y justifica la mayoría con el ejemplo observado.</w:t>
+              <w:t xml:space="preserve">Clasifica correctamente al menos 8 variables y justifica la mayoría con lo observado.</w:t>
             </w:r>
           </w:p>
         </w:tc>
@@ -15693,7 +15643,7 @@
                 <w:sz w:val="22"/>
                 <w:szCs w:val="22"/>
               </w:rPr>
-              <w:t xml:space="preserve">___ / 2</w:t>
+              <w:t xml:space="preserve">___ / 3</w:t>
             </w:r>
           </w:p>
         </w:tc>
@@ -15732,14 +15682,14 @@
                 <w:sz w:val="22"/>
                 <w:szCs w:val="22"/>
               </w:rPr>
-              <w:t xml:space="preserve">Metadatos del dataset (Actividad 2)</w:t>
-            </w:r>
-            <w:r>
-              <w:rPr>
-                <w:sz w:val="22"/>
-                <w:szCs w:val="22"/>
-              </w:rPr>
-              <w:t xml:space="preserve"> (2 pt)</w:t>
+              <w:t xml:space="preserve">Calidad del dato con IA (Actividad 2)</w:t>
+            </w:r>
+            <w:r>
+              <w:rPr>
+                <w:sz w:val="22"/>
+                <w:szCs w:val="22"/>
+              </w:rPr>
+              <w:t xml:space="preserve"> (3 pt)</w:t>
             </w:r>
           </w:p>
         </w:tc>
@@ -15770,7 +15720,7 @@
                 <w:sz w:val="22"/>
                 <w:szCs w:val="22"/>
               </w:rPr>
-              <w:t xml:space="preserve">Completa la ficha con datos correctos tomados de la salida de la Celda 2 y de la página de la fuente: nombre, fuente, formato, filas, columnas, memoria, significado de una fila y columna con faltantes.</w:t>
+              <w:t xml:space="preserve">Completa las cinco dimensiones con la evidencia que entrega la IA, contrasta cada veredicto con su propia lectura, detecta al menos una imprecisión de la IA y concluye si el dataset sirve para decidir hoy.</w:t>
             </w:r>
           </w:p>
         </w:tc>
@@ -15801,7 +15751,7 @@
                 <w:sz w:val="22"/>
                 <w:szCs w:val="22"/>
               </w:rPr>
-              <w:t xml:space="preserve">Completa la ficha con uno o dos datos incorrectos o incompletos.</w:t>
+              <w:t xml:space="preserve">Completa las cinco dimensiones, pero el contraste con la IA es parcial.</w:t>
             </w:r>
           </w:p>
         </w:tc>
@@ -15832,7 +15782,7 @@
                 <w:sz w:val="22"/>
                 <w:szCs w:val="22"/>
               </w:rPr>
-              <w:t xml:space="preserve">Completa menos de la mitad de la ficha o copia cifras que no coinciden con la salida.</w:t>
+              <w:t xml:space="preserve">Completa solo algunas dimensiones o acepta la respuesta de la IA sin contrastarla.</w:t>
             </w:r>
           </w:p>
         </w:tc>
@@ -15863,7 +15813,7 @@
                 <w:sz w:val="22"/>
                 <w:szCs w:val="22"/>
               </w:rPr>
-              <w:t xml:space="preserve">No completa la ficha ni extrae los metadatos.</w:t>
+              <w:t xml:space="preserve">No usa la IA ni completa la evaluación de calidad.</w:t>
             </w:r>
           </w:p>
         </w:tc>
@@ -15894,7 +15844,7 @@
                 <w:sz w:val="22"/>
                 <w:szCs w:val="22"/>
               </w:rPr>
-              <w:t xml:space="preserve">___ / 2</w:t>
+              <w:t xml:space="preserve">___ / 3</w:t>
             </w:r>
           </w:p>
         </w:tc>
@@ -15933,14 +15883,14 @@
                 <w:sz w:val="22"/>
                 <w:szCs w:val="22"/>
               </w:rPr>
-              <w:t xml:space="preserve">Calidad del dato con IA (Actividad 3)</w:t>
-            </w:r>
-            <w:r>
-              <w:rPr>
-                <w:sz w:val="22"/>
-                <w:szCs w:val="22"/>
-              </w:rPr>
-              <w:t xml:space="preserve"> (2 pt)</w:t>
+              <w:t xml:space="preserve">Datos estructurados y no estructurados (Actividad 3)</w:t>
+            </w:r>
+            <w:r>
+              <w:rPr>
+                <w:sz w:val="22"/>
+                <w:szCs w:val="22"/>
+              </w:rPr>
+              <w:t xml:space="preserve"> (1 pt)</w:t>
             </w:r>
           </w:p>
         </w:tc>
@@ -15971,7 +15921,7 @@
                 <w:sz w:val="22"/>
                 <w:szCs w:val="22"/>
               </w:rPr>
-              <w:t xml:space="preserve">Completa las cinco dimensiones con la evidencia que entrega la IA, contrasta cada veredicto con su propia lectura, detecta al menos una imprecisión de la IA y concluye si el dataset sirve para decidir hoy.</w:t>
+              <w:t xml:space="preserve">Clasifica correctamente las diez fuentes y justifica con el criterio de organización del dato.</w:t>
             </w:r>
           </w:p>
         </w:tc>
@@ -16002,7 +15952,7 @@
                 <w:sz w:val="22"/>
                 <w:szCs w:val="22"/>
               </w:rPr>
-              <w:t xml:space="preserve">Completa las cinco dimensiones, pero el contraste con la IA es parcial.</w:t>
+              <w:t xml:space="preserve">Clasifica correctamente al menos siete fuentes con justificación breve.</w:t>
             </w:r>
           </w:p>
         </w:tc>
@@ -16033,7 +15983,7 @@
                 <w:sz w:val="22"/>
                 <w:szCs w:val="22"/>
               </w:rPr>
-              <w:t xml:space="preserve">Completa solo algunas dimensiones o acepta la respuesta de la IA sin contrastarla.</w:t>
+              <w:t xml:space="preserve">Clasifica correctamente entre cuatro y seis fuentes o no distingue lo semiestructurado.</w:t>
             </w:r>
           </w:p>
         </w:tc>
@@ -16064,7 +16014,7 @@
                 <w:sz w:val="22"/>
                 <w:szCs w:val="22"/>
               </w:rPr>
-              <w:t xml:space="preserve">No usa la IA ni completa la evaluación de calidad.</w:t>
+              <w:t xml:space="preserve">Clasifica menos de cuatro fuentes o no justifica.</w:t>
             </w:r>
           </w:p>
         </w:tc>
@@ -16095,7 +16045,7 @@
                 <w:sz w:val="22"/>
                 <w:szCs w:val="22"/>
               </w:rPr>
-              <w:t xml:space="preserve">___ / 2</w:t>
+              <w:t xml:space="preserve">___ / 1</w:t>
             </w:r>
           </w:p>
         </w:tc>
@@ -16134,14 +16084,14 @@
                 <w:sz w:val="22"/>
                 <w:szCs w:val="22"/>
               </w:rPr>
-              <w:t xml:space="preserve">Datos estructurados y no estructurados (Actividad 4)</w:t>
-            </w:r>
-            <w:r>
-              <w:rPr>
-                <w:sz w:val="22"/>
-                <w:szCs w:val="22"/>
-              </w:rPr>
-              <w:t xml:space="preserve"> (1 pt)</w:t>
+              <w:t xml:space="preserve">Estructura de la base de datos (Actividad 4)</w:t>
+            </w:r>
+            <w:r>
+              <w:rPr>
+                <w:sz w:val="22"/>
+                <w:szCs w:val="22"/>
+              </w:rPr>
+              <w:t xml:space="preserve"> (3 pt)</w:t>
             </w:r>
           </w:p>
         </w:tc>
@@ -16172,7 +16122,7 @@
                 <w:sz w:val="22"/>
                 <w:szCs w:val="22"/>
               </w:rPr>
-              <w:t xml:space="preserve">Clasifica correctamente las diez fuentes y justifica con el criterio de organización del dato.</w:t>
+              <w:t xml:space="preserve">Identifica correctamente la clave primaria, el tipo de dato SQLite, la columna booleana y el tipo de variable de las tres tablas, y explica con sus palabras qué representa una fila y qué significa un valor vacío (None).</w:t>
             </w:r>
           </w:p>
         </w:tc>
@@ -16203,7 +16153,7 @@
                 <w:sz w:val="22"/>
                 <w:szCs w:val="22"/>
               </w:rPr>
-              <w:t xml:space="preserve">Clasifica correctamente al menos siete fuentes con justificación breve.</w:t>
+              <w:t xml:space="preserve">Identifica la mayoría de claves, tipos y booleanos con pocos errores; explica parcialmente las preguntas de lectura.</w:t>
             </w:r>
           </w:p>
         </w:tc>
@@ -16234,7 +16184,7 @@
                 <w:sz w:val="22"/>
                 <w:szCs w:val="22"/>
               </w:rPr>
-              <w:t xml:space="preserve">Clasifica correctamente entre cuatro y seis fuentes o no distingue lo semiestructurado.</w:t>
+              <w:t xml:space="preserve">Identifica solo las claves primarias o confunde tipo de dato con tipo de variable; respuestas incompletas.</w:t>
             </w:r>
           </w:p>
         </w:tc>
@@ -16265,7 +16215,7 @@
                 <w:sz w:val="22"/>
                 <w:szCs w:val="22"/>
               </w:rPr>
-              <w:t xml:space="preserve">Clasifica menos de cuatro fuentes o no justifica.</w:t>
+              <w:t xml:space="preserve">No identifica la estructura de las tablas.</w:t>
             </w:r>
           </w:p>
         </w:tc>
@@ -16296,7 +16246,7 @@
                 <w:sz w:val="22"/>
                 <w:szCs w:val="22"/>
               </w:rPr>
-              <w:t xml:space="preserve">___ / 1</w:t>
+              <w:t xml:space="preserve">___ / 3</w:t>
             </w:r>
           </w:p>
         </w:tc>
@@ -16335,14 +16285,14 @@
                 <w:sz w:val="22"/>
                 <w:szCs w:val="22"/>
               </w:rPr>
-              <w:t xml:space="preserve">Estructura de la base de datos (Actividad 5)</w:t>
-            </w:r>
-            <w:r>
-              <w:rPr>
-                <w:sz w:val="22"/>
-                <w:szCs w:val="22"/>
-              </w:rPr>
-              <w:t xml:space="preserve"> (3 pt)</w:t>
+              <w:t xml:space="preserve">Lectura de consultas SQLite (Actividad 5)</w:t>
+            </w:r>
+            <w:r>
+              <w:rPr>
+                <w:sz w:val="22"/>
+                <w:szCs w:val="22"/>
+              </w:rPr>
+              <w:t xml:space="preserve"> (4 pt)</w:t>
             </w:r>
           </w:p>
         </w:tc>
@@ -16373,7 +16323,7 @@
                 <w:sz w:val="22"/>
                 <w:szCs w:val="22"/>
               </w:rPr>
-              <w:t xml:space="preserve">Identifica correctamente la clave primaria, el tipo de dato SQLite, la columna booleana y el tipo de variable de las tres tablas, y explica con sus palabras qué representa una fila y qué significa un valor vacío (None).</w:t>
+              <w:t xml:space="preserve">Explica cada cláusula (SELECT, WHERE, OR, ORDER BY, LIMIT) y cada función de resumen (COUNT, MIN, SUM, AVG), e interpreta las cuatro salidas con cifras sin presentarlas como tendencia.</w:t>
             </w:r>
           </w:p>
         </w:tc>
@@ -16404,7 +16354,7 @@
                 <w:sz w:val="22"/>
                 <w:szCs w:val="22"/>
               </w:rPr>
-              <w:t xml:space="preserve">Identifica la mayoría de claves, tipos y booleanos con pocos errores; explica parcialmente las preguntas de lectura.</w:t>
+              <w:t xml:space="preserve">Interpreta correctamente las cuatro salidas, pero la explicación de alguna cláusula o función es parcial.</w:t>
             </w:r>
           </w:p>
         </w:tc>
@@ -16435,7 +16385,7 @@
                 <w:sz w:val="22"/>
                 <w:szCs w:val="22"/>
               </w:rPr>
-              <w:t xml:space="preserve">Identifica solo las claves primarias o confunde tipo de dato con tipo de variable; respuestas incompletas.</w:t>
+              <w:t xml:space="preserve">Interpreta solo una o dos salidas, o describe el resultado sin explicar la cláusula o función que lo produce.</w:t>
             </w:r>
           </w:p>
         </w:tc>
@@ -16466,7 +16416,7 @@
                 <w:sz w:val="22"/>
                 <w:szCs w:val="22"/>
               </w:rPr>
-              <w:t xml:space="preserve">No identifica la estructura de las tablas.</w:t>
+              <w:t xml:space="preserve">No ejecuta las consultas ni interpreta las salidas.</w:t>
             </w:r>
           </w:p>
         </w:tc>
@@ -16497,7 +16447,7 @@
                 <w:sz w:val="22"/>
                 <w:szCs w:val="22"/>
               </w:rPr>
-              <w:t xml:space="preserve">___ / 3</w:t>
+              <w:t xml:space="preserve">___ / 4</w:t>
             </w:r>
           </w:p>
         </w:tc>
@@ -16536,14 +16486,14 @@
                 <w:sz w:val="22"/>
                 <w:szCs w:val="22"/>
               </w:rPr>
-              <w:t xml:space="preserve">Lectura de consultas SQLite (Actividad 6)</w:t>
-            </w:r>
-            <w:r>
-              <w:rPr>
-                <w:sz w:val="22"/>
-                <w:szCs w:val="22"/>
-              </w:rPr>
-              <w:t xml:space="preserve"> (4 pt)</w:t>
+              <w:t xml:space="preserve">Informe del analista y conclusiones (Actividad 6)</w:t>
+            </w:r>
+            <w:r>
+              <w:rPr>
+                <w:sz w:val="22"/>
+                <w:szCs w:val="22"/>
+              </w:rPr>
+              <w:t xml:space="preserve"> (2 pt)</w:t>
             </w:r>
           </w:p>
         </w:tc>
@@ -16574,7 +16524,7 @@
                 <w:sz w:val="22"/>
                 <w:szCs w:val="22"/>
               </w:rPr>
-              <w:t xml:space="preserve">Explica cada cláusula (SELECT, WHERE, AND, OR, ORDER BY, LIMIT), interpreta las cuatro salidas con cifras y evita presentarlas como tendencia.</w:t>
+              <w:t xml:space="preserve">Formula hallazgos con al menos dos cifras, una limitación del dato y una recomendación prudente; las tres conclusiones del equipo se sustentan en las salidas.</w:t>
             </w:r>
           </w:p>
         </w:tc>
@@ -16605,7 +16555,7 @@
                 <w:sz w:val="22"/>
                 <w:szCs w:val="22"/>
               </w:rPr>
-              <w:t xml:space="preserve">Interpreta correctamente las cuatro salidas, pero la explicación de alguna cláusula es parcial.</w:t>
+              <w:t xml:space="preserve">Formula hallazgos y recomendación con una cifra y una limitación; conclusiones mayormente sustentadas.</w:t>
             </w:r>
           </w:p>
         </w:tc>
@@ -16636,7 +16586,7 @@
                 <w:sz w:val="22"/>
                 <w:szCs w:val="22"/>
               </w:rPr>
-              <w:t xml:space="preserve">Interpreta solo una o dos salidas, o describe el resultado sin explicar la cláusula que lo produce.</w:t>
+              <w:t xml:space="preserve">Presenta recomendaciones generales sin cifras o conclusiones superficiales.</w:t>
             </w:r>
           </w:p>
         </w:tc>
@@ -16667,7 +16617,7 @@
                 <w:sz w:val="22"/>
                 <w:szCs w:val="22"/>
               </w:rPr>
-              <w:t xml:space="preserve">No ejecuta las consultas ni interpreta las salidas.</w:t>
+              <w:t xml:space="preserve">No presenta informe ni conclusiones.</w:t>
             </w:r>
           </w:p>
         </w:tc>
@@ -16698,7 +16648,7 @@
                 <w:sz w:val="22"/>
                 <w:szCs w:val="22"/>
               </w:rPr>
-              <w:t xml:space="preserve">___ / 4</w:t>
+              <w:t xml:space="preserve">___ / 2</w:t>
             </w:r>
           </w:p>
         </w:tc>
@@ -16737,14 +16687,7 @@
                 <w:sz w:val="22"/>
                 <w:szCs w:val="22"/>
               </w:rPr>
-              <w:t xml:space="preserve">Informe del analista y conclusiones (Actividad 7)</w:t>
-            </w:r>
-            <w:r>
-              <w:rPr>
-                <w:sz w:val="22"/>
-                <w:szCs w:val="22"/>
-              </w:rPr>
-              <w:t xml:space="preserve"> (2 pt)</w:t>
+              <w:t xml:space="preserve">Total</w:t>
             </w:r>
           </w:p>
         </w:tc>
@@ -16775,7 +16718,7 @@
                 <w:sz w:val="22"/>
                 <w:szCs w:val="22"/>
               </w:rPr>
-              <w:t xml:space="preserve">Formula hallazgos con al menos dos cifras, una limitación del dato y una recomendación prudente; las tres conclusiones del equipo se sustentan en las salidas.</w:t>
+              <w:t xml:space="preserve"> </w:t>
             </w:r>
           </w:p>
         </w:tc>
@@ -16806,7 +16749,7 @@
                 <w:sz w:val="22"/>
                 <w:szCs w:val="22"/>
               </w:rPr>
-              <w:t xml:space="preserve">Formula hallazgos y recomendación con una cifra y una limitación; conclusiones mayormente sustentadas.</w:t>
+              <w:t xml:space="preserve"> </w:t>
             </w:r>
           </w:p>
         </w:tc>
@@ -16837,7 +16780,7 @@
                 <w:sz w:val="22"/>
                 <w:szCs w:val="22"/>
               </w:rPr>
-              <w:t xml:space="preserve">Presenta recomendaciones generales sin cifras o conclusiones superficiales.</w:t>
+              <w:t xml:space="preserve"> </w:t>
             </w:r>
           </w:p>
         </w:tc>
@@ -16868,7 +16811,7 @@
                 <w:sz w:val="22"/>
                 <w:szCs w:val="22"/>
               </w:rPr>
-              <w:t xml:space="preserve">No presenta informe ni conclusiones.</w:t>
+              <w:t xml:space="preserve"> </w:t>
             </w:r>
           </w:p>
         </w:tc>
@@ -16882,200 +16825,6 @@
               <w:right w:val="single" w:color="auto" w:sz="4"/>
             </w:tcBorders>
             <w:shd w:fill="F7F9FB" w:color="auto" w:val="clear"/>
-            <w:tcMar>
-              <w:top w:type="dxa" w:w="80"/>
-              <w:left w:type="dxa" w:w="90"/>
-              <w:bottom w:type="dxa" w:w="80"/>
-              <w:right w:type="dxa" w:w="90"/>
-            </w:tcMar>
-            <w:vAlign w:val="top"/>
-          </w:tcPr>
-          <w:p>
-            <w:pPr>
-              <w:spacing w:after="0" w:line="240"/>
-            </w:pPr>
-            <w:r>
-              <w:rPr>
-                <w:sz w:val="22"/>
-                <w:szCs w:val="22"/>
-              </w:rPr>
-              <w:t xml:space="preserve">___ / 2</w:t>
-            </w:r>
-          </w:p>
-        </w:tc>
-      </w:tr>
-      <w:tr>
-        <w:trPr>
-          <w:cantSplit/>
-          <w:trHeight w:val="560" w:hRule="atLeast"/>
-        </w:trPr>
-        <w:tc>
-          <w:tcPr>
-            <w:tcW w:type="dxa" w:w="1738"/>
-            <w:tcBorders>
-              <w:top w:val="single" w:color="auto" w:sz="4"/>
-              <w:left w:val="single" w:color="auto" w:sz="4"/>
-              <w:bottom w:val="single" w:color="auto" w:sz="4"/>
-              <w:right w:val="single" w:color="auto" w:sz="4"/>
-            </w:tcBorders>
-            <w:shd w:fill="FFFFFF" w:color="auto" w:val="clear"/>
-            <w:tcMar>
-              <w:top w:type="dxa" w:w="80"/>
-              <w:left w:type="dxa" w:w="90"/>
-              <w:bottom w:type="dxa" w:w="80"/>
-              <w:right w:type="dxa" w:w="90"/>
-            </w:tcMar>
-            <w:vAlign w:val="top"/>
-          </w:tcPr>
-          <w:p>
-            <w:pPr>
-              <w:spacing w:after="0" w:line="240"/>
-            </w:pPr>
-            <w:r>
-              <w:rPr>
-                <w:b/>
-                <w:bCs/>
-                <w:sz w:val="22"/>
-                <w:szCs w:val="22"/>
-              </w:rPr>
-              <w:t xml:space="preserve">Total</w:t>
-            </w:r>
-          </w:p>
-        </w:tc>
-        <w:tc>
-          <w:tcPr>
-            <w:tcW w:type="dxa" w:w="1860"/>
-            <w:tcBorders>
-              <w:top w:val="single" w:color="auto" w:sz="4"/>
-              <w:left w:val="single" w:color="auto" w:sz="4"/>
-              <w:bottom w:val="single" w:color="auto" w:sz="4"/>
-              <w:right w:val="single" w:color="auto" w:sz="4"/>
-            </w:tcBorders>
-            <w:shd w:fill="FFFFFF" w:color="auto" w:val="clear"/>
-            <w:tcMar>
-              <w:top w:type="dxa" w:w="80"/>
-              <w:left w:type="dxa" w:w="90"/>
-              <w:bottom w:type="dxa" w:w="80"/>
-              <w:right w:type="dxa" w:w="90"/>
-            </w:tcMar>
-            <w:vAlign w:val="top"/>
-          </w:tcPr>
-          <w:p>
-            <w:pPr>
-              <w:spacing w:after="0" w:line="240"/>
-            </w:pPr>
-            <w:r>
-              <w:rPr>
-                <w:sz w:val="22"/>
-                <w:szCs w:val="22"/>
-              </w:rPr>
-              <w:t xml:space="preserve"> </w:t>
-            </w:r>
-          </w:p>
-        </w:tc>
-        <w:tc>
-          <w:tcPr>
-            <w:tcW w:type="dxa" w:w="1640"/>
-            <w:tcBorders>
-              <w:top w:val="single" w:color="auto" w:sz="4"/>
-              <w:left w:val="single" w:color="auto" w:sz="4"/>
-              <w:bottom w:val="single" w:color="auto" w:sz="4"/>
-              <w:right w:val="single" w:color="auto" w:sz="4"/>
-            </w:tcBorders>
-            <w:shd w:fill="FFFFFF" w:color="auto" w:val="clear"/>
-            <w:tcMar>
-              <w:top w:type="dxa" w:w="80"/>
-              <w:left w:type="dxa" w:w="90"/>
-              <w:bottom w:type="dxa" w:w="80"/>
-              <w:right w:type="dxa" w:w="90"/>
-            </w:tcMar>
-            <w:vAlign w:val="top"/>
-          </w:tcPr>
-          <w:p>
-            <w:pPr>
-              <w:spacing w:after="0" w:line="240"/>
-            </w:pPr>
-            <w:r>
-              <w:rPr>
-                <w:sz w:val="22"/>
-                <w:szCs w:val="22"/>
-              </w:rPr>
-              <w:t xml:space="preserve"> </w:t>
-            </w:r>
-          </w:p>
-        </w:tc>
-        <w:tc>
-          <w:tcPr>
-            <w:tcW w:type="dxa" w:w="1640"/>
-            <w:tcBorders>
-              <w:top w:val="single" w:color="auto" w:sz="4"/>
-              <w:left w:val="single" w:color="auto" w:sz="4"/>
-              <w:bottom w:val="single" w:color="auto" w:sz="4"/>
-              <w:right w:val="single" w:color="auto" w:sz="4"/>
-            </w:tcBorders>
-            <w:shd w:fill="FFFFFF" w:color="auto" w:val="clear"/>
-            <w:tcMar>
-              <w:top w:type="dxa" w:w="80"/>
-              <w:left w:type="dxa" w:w="90"/>
-              <w:bottom w:type="dxa" w:w="80"/>
-              <w:right w:type="dxa" w:w="90"/>
-            </w:tcMar>
-            <w:vAlign w:val="top"/>
-          </w:tcPr>
-          <w:p>
-            <w:pPr>
-              <w:spacing w:after="0" w:line="240"/>
-            </w:pPr>
-            <w:r>
-              <w:rPr>
-                <w:sz w:val="22"/>
-                <w:szCs w:val="22"/>
-              </w:rPr>
-              <w:t xml:space="preserve"> </w:t>
-            </w:r>
-          </w:p>
-        </w:tc>
-        <w:tc>
-          <w:tcPr>
-            <w:tcW w:type="dxa" w:w="1560"/>
-            <w:tcBorders>
-              <w:top w:val="single" w:color="auto" w:sz="4"/>
-              <w:left w:val="single" w:color="auto" w:sz="4"/>
-              <w:bottom w:val="single" w:color="auto" w:sz="4"/>
-              <w:right w:val="single" w:color="auto" w:sz="4"/>
-            </w:tcBorders>
-            <w:shd w:fill="FFFFFF" w:color="auto" w:val="clear"/>
-            <w:tcMar>
-              <w:top w:type="dxa" w:w="80"/>
-              <w:left w:type="dxa" w:w="90"/>
-              <w:bottom w:type="dxa" w:w="80"/>
-              <w:right w:type="dxa" w:w="90"/>
-            </w:tcMar>
-            <w:vAlign w:val="top"/>
-          </w:tcPr>
-          <w:p>
-            <w:pPr>
-              <w:spacing w:after="0" w:line="240"/>
-            </w:pPr>
-            <w:r>
-              <w:rPr>
-                <w:sz w:val="22"/>
-                <w:szCs w:val="22"/>
-              </w:rPr>
-              <w:t xml:space="preserve"> </w:t>
-            </w:r>
-          </w:p>
-        </w:tc>
-        <w:tc>
-          <w:tcPr>
-            <w:tcW w:type="dxa" w:w="1200"/>
-            <w:tcBorders>
-              <w:top w:val="single" w:color="auto" w:sz="4"/>
-              <w:left w:val="single" w:color="auto" w:sz="4"/>
-              <w:bottom w:val="single" w:color="auto" w:sz="4"/>
-              <w:right w:val="single" w:color="auto" w:sz="4"/>
-            </w:tcBorders>
-            <w:shd w:fill="FFFFFF" w:color="auto" w:val="clear"/>
             <w:tcMar>
               <w:top w:type="dxa" w:w="80"/>
               <w:left w:type="dxa" w:w="90"/>
